--- a/APLOS/POPResources/Templates/JWGRNReceiptReport20202.docx
+++ b/APLOS/POPResources/Templates/JWGRNReceiptReport20202.docx
@@ -1,6 +1,6 @@
 
 <file path=word/document.xml><?xml version="1.0" encoding="utf-8"?>
-<w:document xmlns:wpc="http://schemas.microsoft.com/office/word/2010/wordprocessingCanvas" xmlns:mc="http://schemas.openxmlformats.org/markup-compatibility/2006" xmlns:o="urn:schemas-microsoft-com:office:office" xmlns:r="http://schemas.openxmlformats.org/officeDocument/2006/relationships" xmlns:m="http://schemas.openxmlformats.org/officeDocument/2006/math" xmlns:v="urn:schemas-microsoft-com:vml" xmlns:wp14="http://schemas.microsoft.com/office/word/2010/wordprocessingDrawing" xmlns:wp="http://schemas.openxmlformats.org/drawingml/2006/wordprocessingDrawing" xmlns:w10="urn:schemas-microsoft-com:office:word" xmlns:w="http://schemas.openxmlformats.org/wordprocessingml/2006/main" xmlns:w14="http://schemas.microsoft.com/office/word/2010/wordml" xmlns:w15="http://schemas.microsoft.com/office/word/2012/wordml" xmlns:wpg="http://schemas.microsoft.com/office/word/2010/wordprocessingGroup" xmlns:wpi="http://schemas.microsoft.com/office/word/2010/wordprocessingInk" xmlns:wne="http://schemas.microsoft.com/office/word/2006/wordml" xmlns:wps="http://schemas.microsoft.com/office/word/2010/wordprocessingShape" mc:Ignorable="w14 w15 wp14">
+<w:document xmlns:wpc="http://schemas.microsoft.com/office/word/2010/wordprocessingCanvas" xmlns:cx="http://schemas.microsoft.com/office/drawing/2014/chartex" xmlns:cx1="http://schemas.microsoft.com/office/drawing/2015/9/8/chartex" xmlns:cx2="http://schemas.microsoft.com/office/drawing/2015/10/21/chartex" xmlns:cx3="http://schemas.microsoft.com/office/drawing/2016/5/9/chartex" xmlns:cx4="http://schemas.microsoft.com/office/drawing/2016/5/10/chartex" xmlns:cx5="http://schemas.microsoft.com/office/drawing/2016/5/11/chartex" xmlns:cx6="http://schemas.microsoft.com/office/drawing/2016/5/12/chartex" xmlns:cx7="http://schemas.microsoft.com/office/drawing/2016/5/13/chartex" xmlns:cx8="http://schemas.microsoft.com/office/drawing/2016/5/14/chartex" xmlns:mc="http://schemas.openxmlformats.org/markup-compatibility/2006" xmlns:aink="http://schemas.microsoft.com/office/drawing/2016/ink" xmlns:am3d="http://schemas.microsoft.com/office/drawing/2017/model3d" xmlns:o="urn:schemas-microsoft-com:office:office" xmlns:r="http://schemas.openxmlformats.org/officeDocument/2006/relationships" xmlns:m="http://schemas.openxmlformats.org/officeDocument/2006/math" xmlns:v="urn:schemas-microsoft-com:vml" xmlns:wp14="http://schemas.microsoft.com/office/word/2010/wordprocessingDrawing" xmlns:wp="http://schemas.openxmlformats.org/drawingml/2006/wordprocessingDrawing" xmlns:w10="urn:schemas-microsoft-com:office:word" xmlns:w="http://schemas.openxmlformats.org/wordprocessingml/2006/main" xmlns:w14="http://schemas.microsoft.com/office/word/2010/wordml" xmlns:w15="http://schemas.microsoft.com/office/word/2012/wordml" xmlns:w16cex="http://schemas.microsoft.com/office/word/2018/wordml/cex" xmlns:w16cid="http://schemas.microsoft.com/office/word/2016/wordml/cid" xmlns:w16="http://schemas.microsoft.com/office/word/2018/wordml" xmlns:w16sdtdh="http://schemas.microsoft.com/office/word/2020/wordml/sdtdatahash" xmlns:w16se="http://schemas.microsoft.com/office/word/2015/wordml/symex" xmlns:wpg="http://schemas.microsoft.com/office/word/2010/wordprocessingGroup" xmlns:wpi="http://schemas.microsoft.com/office/word/2010/wordprocessingInk" xmlns:wne="http://schemas.microsoft.com/office/word/2006/wordml" xmlns:wps="http://schemas.microsoft.com/office/word/2010/wordprocessingShape" mc:Ignorable="w14 w15 w16se w16cid w16 w16cex w16sdtdh wp14">
   <w:body>
     <w:p>
       <w:pPr>
@@ -90,7 +90,18 @@
                                 <w:szCs w:val="20"/>
                                 <w:u w:val="thick"/>
                               </w:rPr>
-                              <w:t>INVENTORY RECEIVE</w:t>
+                              <w:t>TRANSFORMATION</w:t>
+                            </w:r>
+                            <w:r>
+                              <w:rPr>
+                                <w:rFonts w:ascii="Tahoma" w:hAnsi="Tahoma" w:cs="Tahoma"/>
+                                <w:b/>
+                                <w:bCs/>
+                                <w:sz w:val="20"/>
+                                <w:szCs w:val="20"/>
+                                <w:u w:val="thick"/>
+                              </w:rPr>
+                              <w:t xml:space="preserve"> RECEIVE</w:t>
                             </w:r>
                           </w:p>
                         </w:txbxContent>
@@ -137,7 +148,18 @@
                           <w:szCs w:val="20"/>
                           <w:u w:val="thick"/>
                         </w:rPr>
-                        <w:t>INVENTORY RECEIVE</w:t>
+                        <w:t>TRANSFORMATION</w:t>
+                      </w:r>
+                      <w:r>
+                        <w:rPr>
+                          <w:rFonts w:ascii="Tahoma" w:hAnsi="Tahoma" w:cs="Tahoma"/>
+                          <w:b/>
+                          <w:bCs/>
+                          <w:sz w:val="20"/>
+                          <w:szCs w:val="20"/>
+                          <w:u w:val="thick"/>
+                        </w:rPr>
+                        <w:t xml:space="preserve"> RECEIVE</w:t>
                       </w:r>
                     </w:p>
                   </w:txbxContent>
@@ -187,7 +209,18 @@
                 <w:sz w:val="16"/>
                 <w:szCs w:val="16"/>
               </w:rPr>
-              <w:t>GRN NO:</w:t>
+              <w:t xml:space="preserve">GRN </w:t>
+            </w:r>
+            <w:proofErr w:type="gramStart"/>
+            <w:r>
+              <w:rPr>
+                <w:rFonts w:ascii="Tahoma" w:eastAsia="Arial" w:hAnsi="Tahoma" w:cs="Tahoma"/>
+                <w:b/>
+                <w:bCs/>
+                <w:sz w:val="16"/>
+                <w:szCs w:val="16"/>
+              </w:rPr>
+              <w:t>NO:</w:t>
             </w:r>
             <w:r>
               <w:rPr>
@@ -198,6 +231,8 @@
               </w:rPr>
               <w:t>{</w:t>
             </w:r>
+            <w:proofErr w:type="spellStart"/>
+            <w:proofErr w:type="gramEnd"/>
             <w:r>
               <w:rPr>
                 <w:rFonts w:ascii="Tahoma" w:hAnsi="Tahoma" w:cs="Tahoma"/>
@@ -208,6 +243,7 @@
               </w:rPr>
               <w:t>GRNNumber</w:t>
             </w:r>
+            <w:proofErr w:type="spellEnd"/>
             <w:r>
               <w:rPr>
                 <w:rFonts w:ascii="Tahoma" w:eastAsia="Arial" w:hAnsi="Tahoma" w:cs="Tahoma"/>
@@ -235,7 +271,18 @@
                 <w:sz w:val="16"/>
                 <w:szCs w:val="16"/>
               </w:rPr>
-              <w:t xml:space="preserve">Dated:  </w:t>
+              <w:t>Dated</w:t>
+            </w:r>
+            <w:proofErr w:type="gramStart"/>
+            <w:r>
+              <w:rPr>
+                <w:rFonts w:ascii="Tahoma" w:eastAsia="Arial" w:hAnsi="Tahoma" w:cs="Tahoma"/>
+                <w:b/>
+                <w:bCs/>
+                <w:sz w:val="16"/>
+                <w:szCs w:val="16"/>
+              </w:rPr>
+              <w:t xml:space="preserve">:  </w:t>
             </w:r>
             <w:r>
               <w:rPr>
@@ -244,7 +291,28 @@
                 <w:sz w:val="16"/>
                 <w:szCs w:val="16"/>
               </w:rPr>
-              <w:t>{GRNDate}</w:t>
+              <w:t>{</w:t>
+            </w:r>
+            <w:proofErr w:type="spellStart"/>
+            <w:proofErr w:type="gramEnd"/>
+            <w:r>
+              <w:rPr>
+                <w:rFonts w:ascii="Tahoma" w:eastAsia="Times New Roman" w:hAnsi="Tahoma" w:cs="Tahoma"/>
+                <w:color w:val="000000"/>
+                <w:sz w:val="16"/>
+                <w:szCs w:val="16"/>
+              </w:rPr>
+              <w:t>GRNDate</w:t>
+            </w:r>
+            <w:proofErr w:type="spellEnd"/>
+            <w:r>
+              <w:rPr>
+                <w:rFonts w:ascii="Tahoma" w:eastAsia="Times New Roman" w:hAnsi="Tahoma" w:cs="Tahoma"/>
+                <w:color w:val="000000"/>
+                <w:sz w:val="16"/>
+                <w:szCs w:val="16"/>
+              </w:rPr>
+              <w:t>}</w:t>
             </w:r>
           </w:p>
           <w:p>
@@ -265,8 +333,21 @@
                 <w:sz w:val="16"/>
                 <w:szCs w:val="16"/>
               </w:rPr>
-              <w:t>Employee Name:{</w:t>
-            </w:r>
+              <w:t xml:space="preserve">Employee </w:t>
+            </w:r>
+            <w:proofErr w:type="gramStart"/>
+            <w:r>
+              <w:rPr>
+                <w:rFonts w:ascii="Tahoma" w:eastAsia="Arial" w:hAnsi="Tahoma" w:cs="Tahoma"/>
+                <w:b/>
+                <w:bCs/>
+                <w:sz w:val="16"/>
+                <w:szCs w:val="16"/>
+              </w:rPr>
+              <w:t>Name:{</w:t>
+            </w:r>
+            <w:proofErr w:type="spellStart"/>
+            <w:proofErr w:type="gramEnd"/>
             <w:r>
               <w:rPr>
                 <w:rFonts w:ascii="Tahoma" w:eastAsia="Arial" w:hAnsi="Tahoma" w:cs="Tahoma"/>
@@ -276,6 +357,7 @@
               </w:rPr>
               <w:t>EmployeeName</w:t>
             </w:r>
+            <w:proofErr w:type="spellEnd"/>
             <w:r>
               <w:rPr>
                 <w:rFonts w:ascii="Tahoma" w:eastAsia="Arial" w:hAnsi="Tahoma" w:cs="Tahoma"/>
@@ -319,7 +401,27 @@
                 <w:sz w:val="16"/>
                 <w:szCs w:val="16"/>
               </w:rPr>
-              <w:t>{PONumber}</w:t>
+              <w:t>{</w:t>
+            </w:r>
+            <w:proofErr w:type="spellStart"/>
+            <w:r>
+              <w:rPr>
+                <w:rFonts w:ascii="Tahoma" w:eastAsia="Times New Roman" w:hAnsi="Tahoma" w:cs="Tahoma"/>
+                <w:color w:val="000000"/>
+                <w:sz w:val="16"/>
+                <w:szCs w:val="16"/>
+              </w:rPr>
+              <w:t>PONumber</w:t>
+            </w:r>
+            <w:proofErr w:type="spellEnd"/>
+            <w:r>
+              <w:rPr>
+                <w:rFonts w:ascii="Tahoma" w:eastAsia="Times New Roman" w:hAnsi="Tahoma" w:cs="Tahoma"/>
+                <w:color w:val="000000"/>
+                <w:sz w:val="16"/>
+                <w:szCs w:val="16"/>
+              </w:rPr>
+              <w:t>}</w:t>
             </w:r>
           </w:p>
           <w:p>
@@ -339,17 +441,30 @@
                 <w:sz w:val="16"/>
                 <w:szCs w:val="16"/>
               </w:rPr>
-              <w:t>Gate Entry NO :</w:t>
-            </w:r>
+              <w:t xml:space="preserve">Gate Entry </w:t>
+            </w:r>
+            <w:proofErr w:type="gramStart"/>
             <w:r>
               <w:rPr>
                 <w:rFonts w:ascii="Tahoma" w:eastAsia="Times New Roman" w:hAnsi="Tahoma" w:cs="Tahoma"/>
+                <w:b/>
+                <w:bCs/>
+                <w:sz w:val="16"/>
+                <w:szCs w:val="16"/>
+              </w:rPr>
+              <w:t>NO :</w:t>
+            </w:r>
+            <w:proofErr w:type="gramEnd"/>
+            <w:r>
+              <w:rPr>
+                <w:rFonts w:ascii="Tahoma" w:eastAsia="Times New Roman" w:hAnsi="Tahoma" w:cs="Tahoma"/>
                 <w:bCs/>
                 <w:sz w:val="16"/>
                 <w:szCs w:val="16"/>
               </w:rPr>
               <w:t>{</w:t>
             </w:r>
+            <w:proofErr w:type="spellStart"/>
             <w:r>
               <w:rPr>
                 <w:rFonts w:ascii="Tahoma" w:eastAsia="Times New Roman" w:hAnsi="Tahoma" w:cs="Tahoma"/>
@@ -360,6 +475,7 @@
               </w:rPr>
               <w:t>GateEntryNo</w:t>
             </w:r>
+            <w:proofErr w:type="spellEnd"/>
             <w:r>
               <w:rPr>
                 <w:rFonts w:ascii="Tahoma" w:eastAsia="Times New Roman" w:hAnsi="Tahoma" w:cs="Tahoma"/>
@@ -388,7 +504,18 @@
                 <w:sz w:val="16"/>
                 <w:szCs w:val="16"/>
               </w:rPr>
-              <w:t xml:space="preserve">Dated:  </w:t>
+              <w:t>Dated</w:t>
+            </w:r>
+            <w:proofErr w:type="gramStart"/>
+            <w:r>
+              <w:rPr>
+                <w:rFonts w:ascii="Tahoma" w:eastAsia="Times New Roman" w:hAnsi="Tahoma" w:cs="Tahoma"/>
+                <w:b/>
+                <w:bCs/>
+                <w:sz w:val="16"/>
+                <w:szCs w:val="16"/>
+              </w:rPr>
+              <w:t xml:space="preserve">:  </w:t>
             </w:r>
             <w:r>
               <w:rPr>
@@ -399,6 +526,8 @@
               </w:rPr>
               <w:t>{</w:t>
             </w:r>
+            <w:proofErr w:type="spellStart"/>
+            <w:proofErr w:type="gramEnd"/>
             <w:r>
               <w:rPr>
                 <w:rFonts w:ascii="Tahoma" w:eastAsia="Times New Roman" w:hAnsi="Tahoma" w:cs="Tahoma"/>
@@ -418,6 +547,7 @@
               </w:rPr>
               <w:t>EntryDate</w:t>
             </w:r>
+            <w:proofErr w:type="spellEnd"/>
             <w:r>
               <w:rPr>
                 <w:rFonts w:ascii="Tahoma" w:eastAsia="Times New Roman" w:hAnsi="Tahoma" w:cs="Tahoma"/>
@@ -442,14 +572,25 @@
                 <w:szCs w:val="16"/>
               </w:rPr>
             </w:pPr>
-            <w:r>
-              <w:rPr>
-                <w:rFonts w:ascii="Tahoma" w:hAnsi="Tahoma" w:cs="Tahoma"/>
-                <w:b/>
-                <w:sz w:val="16"/>
-                <w:szCs w:val="16"/>
-              </w:rPr>
-              <w:t>Checked  Status:</w:t>
+            <w:proofErr w:type="gramStart"/>
+            <w:r>
+              <w:rPr>
+                <w:rFonts w:ascii="Tahoma" w:hAnsi="Tahoma" w:cs="Tahoma"/>
+                <w:b/>
+                <w:sz w:val="16"/>
+                <w:szCs w:val="16"/>
+              </w:rPr>
+              <w:t>Checked  Status</w:t>
+            </w:r>
+            <w:proofErr w:type="gramEnd"/>
+            <w:r>
+              <w:rPr>
+                <w:rFonts w:ascii="Tahoma" w:hAnsi="Tahoma" w:cs="Tahoma"/>
+                <w:b/>
+                <w:sz w:val="16"/>
+                <w:szCs w:val="16"/>
+              </w:rPr>
+              <w:t>:</w:t>
             </w:r>
             <w:r>
               <w:rPr>
@@ -459,6 +600,7 @@
               </w:rPr>
               <w:t>{</w:t>
             </w:r>
+            <w:proofErr w:type="spellStart"/>
             <w:r>
               <w:rPr>
                 <w:rFonts w:ascii="Tahoma" w:hAnsi="Tahoma" w:cs="Tahoma"/>
@@ -469,6 +611,7 @@
               </w:rPr>
               <w:t>CheckStatus</w:t>
             </w:r>
+            <w:proofErr w:type="spellEnd"/>
             <w:r>
               <w:rPr>
                 <w:rFonts w:ascii="Tahoma" w:hAnsi="Tahoma" w:cs="Tahoma"/>
@@ -502,7 +645,17 @@
                 <w:sz w:val="16"/>
                 <w:szCs w:val="16"/>
               </w:rPr>
-              <w:t>Approved Status:</w:t>
+              <w:t xml:space="preserve">Approved </w:t>
+            </w:r>
+            <w:proofErr w:type="gramStart"/>
+            <w:r>
+              <w:rPr>
+                <w:rFonts w:ascii="Tahoma" w:hAnsi="Tahoma" w:cs="Tahoma"/>
+                <w:b/>
+                <w:sz w:val="16"/>
+                <w:szCs w:val="16"/>
+              </w:rPr>
+              <w:t>Status:</w:t>
             </w:r>
             <w:r>
               <w:rPr>
@@ -512,6 +665,8 @@
               </w:rPr>
               <w:t>{</w:t>
             </w:r>
+            <w:proofErr w:type="spellStart"/>
+            <w:proofErr w:type="gramEnd"/>
             <w:r>
               <w:rPr>
                 <w:rFonts w:ascii="Tahoma" w:hAnsi="Tahoma" w:cs="Tahoma"/>
@@ -522,6 +677,7 @@
               </w:rPr>
               <w:t>ApproveStatus</w:t>
             </w:r>
+            <w:proofErr w:type="spellEnd"/>
             <w:r>
               <w:rPr>
                 <w:rFonts w:ascii="Tahoma" w:hAnsi="Tahoma" w:cs="Tahoma"/>
@@ -539,22 +695,43 @@
                 <w:szCs w:val="16"/>
               </w:rPr>
             </w:pPr>
-            <w:r>
-              <w:rPr>
-                <w:rFonts w:ascii="Tahoma" w:hAnsi="Tahoma" w:cs="Tahoma"/>
-                <w:b/>
-                <w:sz w:val="16"/>
-                <w:szCs w:val="16"/>
-              </w:rPr>
-              <w:t>Creditable  Status :{</w:t>
-            </w:r>
-            <w:r>
-              <w:rPr>
-                <w:rFonts w:ascii="Tahoma" w:hAnsi="Tahoma" w:cs="Tahoma"/>
-                <w:sz w:val="16"/>
-                <w:szCs w:val="16"/>
-              </w:rPr>
-              <w:t xml:space="preserve">CredtibleStatus}      </w:t>
+            <w:proofErr w:type="gramStart"/>
+            <w:r>
+              <w:rPr>
+                <w:rFonts w:ascii="Tahoma" w:hAnsi="Tahoma" w:cs="Tahoma"/>
+                <w:b/>
+                <w:sz w:val="16"/>
+                <w:szCs w:val="16"/>
+              </w:rPr>
+              <w:t>Creditable  Status</w:t>
+            </w:r>
+            <w:proofErr w:type="gramEnd"/>
+            <w:r>
+              <w:rPr>
+                <w:rFonts w:ascii="Tahoma" w:hAnsi="Tahoma" w:cs="Tahoma"/>
+                <w:b/>
+                <w:sz w:val="16"/>
+                <w:szCs w:val="16"/>
+              </w:rPr>
+              <w:t xml:space="preserve"> :{</w:t>
+            </w:r>
+            <w:proofErr w:type="spellStart"/>
+            <w:r>
+              <w:rPr>
+                <w:rFonts w:ascii="Tahoma" w:hAnsi="Tahoma" w:cs="Tahoma"/>
+                <w:sz w:val="16"/>
+                <w:szCs w:val="16"/>
+              </w:rPr>
+              <w:t>CredtibleStatus</w:t>
+            </w:r>
+            <w:proofErr w:type="spellEnd"/>
+            <w:r>
+              <w:rPr>
+                <w:rFonts w:ascii="Tahoma" w:hAnsi="Tahoma" w:cs="Tahoma"/>
+                <w:sz w:val="16"/>
+                <w:szCs w:val="16"/>
+              </w:rPr>
+              <w:t xml:space="preserve">}      </w:t>
             </w:r>
           </w:p>
         </w:tc>
@@ -591,6 +768,7 @@
               </w:rPr>
               <w:t>{</w:t>
             </w:r>
+            <w:proofErr w:type="spellStart"/>
             <w:r>
               <w:rPr>
                 <w:rFonts w:ascii="Tahoma" w:hAnsi="Tahoma" w:cs="Tahoma"/>
@@ -601,6 +779,7 @@
               </w:rPr>
               <w:t>LCNumber</w:t>
             </w:r>
+            <w:proofErr w:type="spellEnd"/>
             <w:r>
               <w:rPr>
                 <w:rFonts w:ascii="Tahoma" w:eastAsia="Arial" w:hAnsi="Tahoma" w:cs="Tahoma"/>
@@ -621,15 +800,27 @@
                 <w:szCs w:val="16"/>
               </w:rPr>
             </w:pPr>
-            <w:r>
-              <w:rPr>
-                <w:rFonts w:ascii="Tahoma" w:eastAsia="Arial" w:hAnsi="Tahoma" w:cs="Tahoma"/>
-                <w:b/>
-                <w:bCs/>
-                <w:sz w:val="16"/>
-                <w:szCs w:val="16"/>
-              </w:rPr>
-              <w:t xml:space="preserve">Opn. </w:t>
+            <w:proofErr w:type="spellStart"/>
+            <w:r>
+              <w:rPr>
+                <w:rFonts w:ascii="Tahoma" w:eastAsia="Arial" w:hAnsi="Tahoma" w:cs="Tahoma"/>
+                <w:b/>
+                <w:bCs/>
+                <w:sz w:val="16"/>
+                <w:szCs w:val="16"/>
+              </w:rPr>
+              <w:t>Opn</w:t>
+            </w:r>
+            <w:proofErr w:type="spellEnd"/>
+            <w:r>
+              <w:rPr>
+                <w:rFonts w:ascii="Tahoma" w:eastAsia="Arial" w:hAnsi="Tahoma" w:cs="Tahoma"/>
+                <w:b/>
+                <w:bCs/>
+                <w:sz w:val="16"/>
+                <w:szCs w:val="16"/>
+              </w:rPr>
+              <w:t xml:space="preserve">. </w:t>
             </w:r>
             <w:r>
               <w:rPr>
@@ -648,7 +839,27 @@
                 <w:sz w:val="16"/>
                 <w:szCs w:val="16"/>
               </w:rPr>
-              <w:t>{LCODate}</w:t>
+              <w:t>{</w:t>
+            </w:r>
+            <w:proofErr w:type="spellStart"/>
+            <w:r>
+              <w:rPr>
+                <w:rFonts w:ascii="Tahoma" w:eastAsia="Times New Roman" w:hAnsi="Tahoma" w:cs="Tahoma"/>
+                <w:color w:val="000000"/>
+                <w:sz w:val="16"/>
+                <w:szCs w:val="16"/>
+              </w:rPr>
+              <w:t>LCODate</w:t>
+            </w:r>
+            <w:proofErr w:type="spellEnd"/>
+            <w:r>
+              <w:rPr>
+                <w:rFonts w:ascii="Tahoma" w:eastAsia="Times New Roman" w:hAnsi="Tahoma" w:cs="Tahoma"/>
+                <w:color w:val="000000"/>
+                <w:sz w:val="16"/>
+                <w:szCs w:val="16"/>
+              </w:rPr>
+              <w:t>}</w:t>
             </w:r>
           </w:p>
           <w:p>
@@ -661,15 +872,27 @@
                 <w:szCs w:val="16"/>
               </w:rPr>
             </w:pPr>
-            <w:r>
-              <w:rPr>
-                <w:rFonts w:ascii="Tahoma" w:eastAsia="Arial" w:hAnsi="Tahoma" w:cs="Tahoma"/>
-                <w:b/>
-                <w:bCs/>
-                <w:sz w:val="16"/>
-                <w:szCs w:val="16"/>
-              </w:rPr>
-              <w:t xml:space="preserve">Opn. </w:t>
+            <w:proofErr w:type="spellStart"/>
+            <w:r>
+              <w:rPr>
+                <w:rFonts w:ascii="Tahoma" w:eastAsia="Arial" w:hAnsi="Tahoma" w:cs="Tahoma"/>
+                <w:b/>
+                <w:bCs/>
+                <w:sz w:val="16"/>
+                <w:szCs w:val="16"/>
+              </w:rPr>
+              <w:t>Opn</w:t>
+            </w:r>
+            <w:proofErr w:type="spellEnd"/>
+            <w:r>
+              <w:rPr>
+                <w:rFonts w:ascii="Tahoma" w:eastAsia="Arial" w:hAnsi="Tahoma" w:cs="Tahoma"/>
+                <w:b/>
+                <w:bCs/>
+                <w:sz w:val="16"/>
+                <w:szCs w:val="16"/>
+              </w:rPr>
+              <w:t xml:space="preserve">. </w:t>
             </w:r>
             <w:r>
               <w:rPr>
@@ -688,7 +911,27 @@
                 <w:sz w:val="16"/>
                 <w:szCs w:val="16"/>
               </w:rPr>
-              <w:t xml:space="preserve">{OpeningBank}        </w:t>
+              <w:t>{</w:t>
+            </w:r>
+            <w:proofErr w:type="spellStart"/>
+            <w:r>
+              <w:rPr>
+                <w:rFonts w:ascii="Tahoma" w:eastAsia="Arial" w:hAnsi="Tahoma" w:cs="Tahoma"/>
+                <w:bCs/>
+                <w:sz w:val="16"/>
+                <w:szCs w:val="16"/>
+              </w:rPr>
+              <w:t>OpeningBank</w:t>
+            </w:r>
+            <w:proofErr w:type="spellEnd"/>
+            <w:r>
+              <w:rPr>
+                <w:rFonts w:ascii="Tahoma" w:eastAsia="Arial" w:hAnsi="Tahoma" w:cs="Tahoma"/>
+                <w:bCs/>
+                <w:sz w:val="16"/>
+                <w:szCs w:val="16"/>
+              </w:rPr>
+              <w:t xml:space="preserve">}        </w:t>
             </w:r>
           </w:p>
           <w:p>
@@ -699,15 +942,27 @@
                 <w:szCs w:val="16"/>
               </w:rPr>
             </w:pPr>
-            <w:r>
-              <w:rPr>
-                <w:rFonts w:ascii="Tahoma" w:eastAsia="Arial" w:hAnsi="Tahoma" w:cs="Tahoma"/>
-                <w:b/>
-                <w:bCs/>
-                <w:sz w:val="16"/>
-                <w:szCs w:val="16"/>
-              </w:rPr>
-              <w:t>Benf.</w:t>
+            <w:proofErr w:type="spellStart"/>
+            <w:r>
+              <w:rPr>
+                <w:rFonts w:ascii="Tahoma" w:eastAsia="Arial" w:hAnsi="Tahoma" w:cs="Tahoma"/>
+                <w:b/>
+                <w:bCs/>
+                <w:sz w:val="16"/>
+                <w:szCs w:val="16"/>
+              </w:rPr>
+              <w:t>Benf</w:t>
+            </w:r>
+            <w:proofErr w:type="spellEnd"/>
+            <w:r>
+              <w:rPr>
+                <w:rFonts w:ascii="Tahoma" w:eastAsia="Arial" w:hAnsi="Tahoma" w:cs="Tahoma"/>
+                <w:b/>
+                <w:bCs/>
+                <w:sz w:val="16"/>
+                <w:szCs w:val="16"/>
+              </w:rPr>
+              <w:t>.</w:t>
             </w:r>
             <w:r>
               <w:rPr>
@@ -728,6 +983,7 @@
               </w:rPr>
               <w:t>{</w:t>
             </w:r>
+            <w:proofErr w:type="spellStart"/>
             <w:r>
               <w:rPr>
                 <w:rFonts w:ascii="Tahoma" w:eastAsia="Arial" w:hAnsi="Tahoma" w:cs="Tahoma"/>
@@ -737,6 +993,7 @@
               </w:rPr>
               <w:t>BeneficiaryBank</w:t>
             </w:r>
+            <w:proofErr w:type="spellEnd"/>
             <w:r>
               <w:rPr>
                 <w:rFonts w:ascii="Tahoma" w:eastAsia="Times New Roman" w:hAnsi="Tahoma" w:cs="Tahoma"/>
@@ -783,15 +1040,27 @@
                 <w:szCs w:val="16"/>
               </w:rPr>
             </w:pPr>
-            <w:r>
-              <w:rPr>
-                <w:rFonts w:ascii="Tahoma" w:hAnsi="Tahoma" w:cs="Tahoma"/>
-                <w:b/>
-                <w:bCs/>
-                <w:sz w:val="16"/>
-                <w:szCs w:val="16"/>
-              </w:rPr>
-              <w:t>Accpt.</w:t>
+            <w:proofErr w:type="spellStart"/>
+            <w:r>
+              <w:rPr>
+                <w:rFonts w:ascii="Tahoma" w:hAnsi="Tahoma" w:cs="Tahoma"/>
+                <w:b/>
+                <w:bCs/>
+                <w:sz w:val="16"/>
+                <w:szCs w:val="16"/>
+              </w:rPr>
+              <w:t>Accpt</w:t>
+            </w:r>
+            <w:proofErr w:type="spellEnd"/>
+            <w:r>
+              <w:rPr>
+                <w:rFonts w:ascii="Tahoma" w:hAnsi="Tahoma" w:cs="Tahoma"/>
+                <w:b/>
+                <w:bCs/>
+                <w:sz w:val="16"/>
+                <w:szCs w:val="16"/>
+              </w:rPr>
+              <w:t>.</w:t>
             </w:r>
             <w:r>
               <w:rPr>
@@ -810,7 +1079,17 @@
                 <w:sz w:val="16"/>
                 <w:szCs w:val="16"/>
               </w:rPr>
-              <w:t>{Acceptance</w:t>
+              <w:t>{</w:t>
+            </w:r>
+            <w:proofErr w:type="spellStart"/>
+            <w:r>
+              <w:rPr>
+                <w:rFonts w:ascii="Tahoma" w:hAnsi="Tahoma" w:cs="Tahoma"/>
+                <w:bCs/>
+                <w:sz w:val="16"/>
+                <w:szCs w:val="16"/>
+              </w:rPr>
+              <w:t>Acceptance</w:t>
             </w:r>
             <w:r>
               <w:rPr>
@@ -822,6 +1101,7 @@
               </w:rPr>
               <w:t>No</w:t>
             </w:r>
+            <w:proofErr w:type="spellEnd"/>
             <w:r>
               <w:rPr>
                 <w:rFonts w:ascii="Tahoma" w:hAnsi="Tahoma" w:cs="Tahoma"/>
@@ -841,16 +1121,29 @@
                 <w:szCs w:val="16"/>
               </w:rPr>
             </w:pPr>
-            <w:r>
-              <w:rPr>
-                <w:rFonts w:ascii="Tahoma" w:hAnsi="Tahoma" w:cs="Tahoma"/>
-                <w:b/>
-                <w:bCs/>
-                <w:sz w:val="16"/>
-                <w:szCs w:val="16"/>
-              </w:rPr>
-              <w:t xml:space="preserve">Accpt. </w:t>
-            </w:r>
+            <w:proofErr w:type="spellStart"/>
+            <w:r>
+              <w:rPr>
+                <w:rFonts w:ascii="Tahoma" w:hAnsi="Tahoma" w:cs="Tahoma"/>
+                <w:b/>
+                <w:bCs/>
+                <w:sz w:val="16"/>
+                <w:szCs w:val="16"/>
+              </w:rPr>
+              <w:t>Accpt</w:t>
+            </w:r>
+            <w:proofErr w:type="spellEnd"/>
+            <w:r>
+              <w:rPr>
+                <w:rFonts w:ascii="Tahoma" w:hAnsi="Tahoma" w:cs="Tahoma"/>
+                <w:b/>
+                <w:bCs/>
+                <w:sz w:val="16"/>
+                <w:szCs w:val="16"/>
+              </w:rPr>
+              <w:t xml:space="preserve">. </w:t>
+            </w:r>
+            <w:proofErr w:type="gramStart"/>
             <w:r>
               <w:rPr>
                 <w:rFonts w:ascii="Tahoma" w:hAnsi="Tahoma" w:cs="Tahoma"/>
@@ -868,7 +1161,18 @@
                 <w:sz w:val="16"/>
                 <w:szCs w:val="16"/>
               </w:rPr>
-              <w:t>{Acceptance</w:t>
+              <w:t>{</w:t>
+            </w:r>
+            <w:proofErr w:type="spellStart"/>
+            <w:proofErr w:type="gramEnd"/>
+            <w:r>
+              <w:rPr>
+                <w:rFonts w:ascii="Tahoma" w:hAnsi="Tahoma" w:cs="Tahoma"/>
+                <w:bCs/>
+                <w:sz w:val="16"/>
+                <w:szCs w:val="16"/>
+              </w:rPr>
+              <w:t>Acceptance</w:t>
             </w:r>
             <w:r>
               <w:rPr>
@@ -880,6 +1184,7 @@
               </w:rPr>
               <w:t>Date</w:t>
             </w:r>
+            <w:proofErr w:type="spellEnd"/>
             <w:r>
               <w:rPr>
                 <w:rFonts w:ascii="Tahoma" w:hAnsi="Tahoma" w:cs="Tahoma"/>
@@ -917,6 +1222,7 @@
               </w:rPr>
               <w:t xml:space="preserve"> </w:t>
             </w:r>
+            <w:proofErr w:type="gramStart"/>
             <w:r>
               <w:rPr>
                 <w:rFonts w:ascii="Tahoma" w:hAnsi="Tahoma" w:cs="Tahoma"/>
@@ -934,7 +1240,37 @@
                 <w:sz w:val="16"/>
                 <w:szCs w:val="16"/>
               </w:rPr>
-              <w:t xml:space="preserve"> :{ContractNO}</w:t>
+              <w:t xml:space="preserve"> :</w:t>
+            </w:r>
+            <w:proofErr w:type="gramEnd"/>
+            <w:r>
+              <w:rPr>
+                <w:rFonts w:ascii="Tahoma" w:hAnsi="Tahoma" w:cs="Tahoma"/>
+                <w:bCs/>
+                <w:sz w:val="16"/>
+                <w:szCs w:val="16"/>
+              </w:rPr>
+              <w:t>{</w:t>
+            </w:r>
+            <w:proofErr w:type="spellStart"/>
+            <w:r>
+              <w:rPr>
+                <w:rFonts w:ascii="Tahoma" w:hAnsi="Tahoma" w:cs="Tahoma"/>
+                <w:bCs/>
+                <w:sz w:val="16"/>
+                <w:szCs w:val="16"/>
+              </w:rPr>
+              <w:t>ContractNO</w:t>
+            </w:r>
+            <w:proofErr w:type="spellEnd"/>
+            <w:r>
+              <w:rPr>
+                <w:rFonts w:ascii="Tahoma" w:hAnsi="Tahoma" w:cs="Tahoma"/>
+                <w:bCs/>
+                <w:sz w:val="16"/>
+                <w:szCs w:val="16"/>
+              </w:rPr>
+              <w:t>}</w:t>
             </w:r>
             <w:r>
               <w:rPr>
@@ -1001,7 +1337,31 @@
                 <w:sz w:val="16"/>
                 <w:szCs w:val="16"/>
               </w:rPr>
-              <w:t>{VendorName}</w:t>
+              <w:t>{</w:t>
+            </w:r>
+            <w:proofErr w:type="spellStart"/>
+            <w:r>
+              <w:rPr>
+                <w:rFonts w:ascii="Tahoma" w:eastAsia="Times New Roman" w:hAnsi="Tahoma" w:cs="Tahoma"/>
+                <w:b/>
+                <w:bCs/>
+                <w:color w:val="000000"/>
+                <w:sz w:val="16"/>
+                <w:szCs w:val="16"/>
+              </w:rPr>
+              <w:t>VendorName</w:t>
+            </w:r>
+            <w:proofErr w:type="spellEnd"/>
+            <w:r>
+              <w:rPr>
+                <w:rFonts w:ascii="Tahoma" w:eastAsia="Times New Roman" w:hAnsi="Tahoma" w:cs="Tahoma"/>
+                <w:b/>
+                <w:bCs/>
+                <w:color w:val="000000"/>
+                <w:sz w:val="16"/>
+                <w:szCs w:val="16"/>
+              </w:rPr>
+              <w:t>}</w:t>
             </w:r>
           </w:p>
           <w:p>
@@ -1030,7 +1390,27 @@
                 <w:sz w:val="16"/>
                 <w:szCs w:val="16"/>
               </w:rPr>
-              <w:t>{VendorAddress}</w:t>
+              <w:t>{</w:t>
+            </w:r>
+            <w:proofErr w:type="spellStart"/>
+            <w:r>
+              <w:rPr>
+                <w:rFonts w:ascii="Tahoma" w:eastAsia="Times New Roman" w:hAnsi="Tahoma" w:cs="Tahoma"/>
+                <w:color w:val="000000"/>
+                <w:sz w:val="16"/>
+                <w:szCs w:val="16"/>
+              </w:rPr>
+              <w:t>VendorAddress</w:t>
+            </w:r>
+            <w:proofErr w:type="spellEnd"/>
+            <w:r>
+              <w:rPr>
+                <w:rFonts w:ascii="Tahoma" w:eastAsia="Times New Roman" w:hAnsi="Tahoma" w:cs="Tahoma"/>
+                <w:color w:val="000000"/>
+                <w:sz w:val="16"/>
+                <w:szCs w:val="16"/>
+              </w:rPr>
+              <w:t>}</w:t>
             </w:r>
           </w:p>
           <w:p>
@@ -1077,6 +1457,7 @@
               </w:rPr>
               <w:t>{</w:t>
             </w:r>
+            <w:proofErr w:type="spellStart"/>
             <w:r>
               <w:rPr>
                 <w:rFonts w:ascii="Tahoma" w:eastAsia="Times New Roman" w:hAnsi="Tahoma" w:cs="Tahoma"/>
@@ -1087,6 +1468,7 @@
               </w:rPr>
               <w:t>InvoicingPartyName</w:t>
             </w:r>
+            <w:proofErr w:type="spellEnd"/>
             <w:r>
               <w:rPr>
                 <w:rFonts w:ascii="Tahoma" w:eastAsia="Times New Roman" w:hAnsi="Tahoma" w:cs="Tahoma"/>
@@ -1125,7 +1507,27 @@
                 <w:sz w:val="16"/>
                 <w:szCs w:val="16"/>
               </w:rPr>
-              <w:t>{InvoicingPartyAddress}</w:t>
+              <w:t>{</w:t>
+            </w:r>
+            <w:proofErr w:type="spellStart"/>
+            <w:r>
+              <w:rPr>
+                <w:rFonts w:ascii="Tahoma" w:eastAsia="Times New Roman" w:hAnsi="Tahoma" w:cs="Tahoma"/>
+                <w:color w:val="000000"/>
+                <w:sz w:val="16"/>
+                <w:szCs w:val="16"/>
+              </w:rPr>
+              <w:t>InvoicingPartyAddress</w:t>
+            </w:r>
+            <w:proofErr w:type="spellEnd"/>
+            <w:r>
+              <w:rPr>
+                <w:rFonts w:ascii="Tahoma" w:eastAsia="Times New Roman" w:hAnsi="Tahoma" w:cs="Tahoma"/>
+                <w:color w:val="000000"/>
+                <w:sz w:val="16"/>
+                <w:szCs w:val="16"/>
+              </w:rPr>
+              <w:t>}</w:t>
             </w:r>
           </w:p>
         </w:tc>
@@ -1242,7 +1644,29 @@
                 <w:sz w:val="16"/>
                 <w:szCs w:val="16"/>
               </w:rPr>
-              <w:t>{materialItems}</w:t>
+              <w:t>{</w:t>
+            </w:r>
+            <w:proofErr w:type="spellStart"/>
+            <w:r>
+              <w:rPr>
+                <w:rFonts w:ascii="Tahoma" w:eastAsia="Arial" w:hAnsi="Tahoma" w:cs="Tahoma"/>
+                <w:b/>
+                <w:bCs/>
+                <w:sz w:val="16"/>
+                <w:szCs w:val="16"/>
+              </w:rPr>
+              <w:t>materialItems</w:t>
+            </w:r>
+            <w:proofErr w:type="spellEnd"/>
+            <w:r>
+              <w:rPr>
+                <w:rFonts w:ascii="Tahoma" w:eastAsia="Arial" w:hAnsi="Tahoma" w:cs="Tahoma"/>
+                <w:b/>
+                <w:bCs/>
+                <w:sz w:val="16"/>
+                <w:szCs w:val="16"/>
+              </w:rPr>
+              <w:t>}</w:t>
             </w:r>
           </w:p>
           <w:p>
@@ -1263,7 +1687,29 @@
                 <w:sz w:val="16"/>
                 <w:szCs w:val="16"/>
               </w:rPr>
-              <w:t>{ServiceItems}</w:t>
+              <w:t>{</w:t>
+            </w:r>
+            <w:proofErr w:type="spellStart"/>
+            <w:r>
+              <w:rPr>
+                <w:rFonts w:ascii="Tahoma" w:eastAsia="Arial" w:hAnsi="Tahoma" w:cs="Tahoma"/>
+                <w:b/>
+                <w:bCs/>
+                <w:sz w:val="16"/>
+                <w:szCs w:val="16"/>
+              </w:rPr>
+              <w:t>ServiceItems</w:t>
+            </w:r>
+            <w:proofErr w:type="spellEnd"/>
+            <w:r>
+              <w:rPr>
+                <w:rFonts w:ascii="Tahoma" w:eastAsia="Arial" w:hAnsi="Tahoma" w:cs="Tahoma"/>
+                <w:b/>
+                <w:bCs/>
+                <w:sz w:val="16"/>
+                <w:szCs w:val="16"/>
+              </w:rPr>
+              <w:t>}</w:t>
             </w:r>
           </w:p>
           <w:p>
@@ -1295,7 +1741,29 @@
                 <w:sz w:val="16"/>
                 <w:szCs w:val="16"/>
               </w:rPr>
-              <w:t>Total Amount: {GrandTotal}</w:t>
+              <w:t>Total Amount: {</w:t>
+            </w:r>
+            <w:proofErr w:type="spellStart"/>
+            <w:r>
+              <w:rPr>
+                <w:rFonts w:ascii="Tahoma" w:eastAsia="Arial" w:hAnsi="Tahoma" w:cs="Tahoma"/>
+                <w:b/>
+                <w:bCs/>
+                <w:sz w:val="16"/>
+                <w:szCs w:val="16"/>
+              </w:rPr>
+              <w:t>GrandTotal</w:t>
+            </w:r>
+            <w:proofErr w:type="spellEnd"/>
+            <w:r>
+              <w:rPr>
+                <w:rFonts w:ascii="Tahoma" w:eastAsia="Arial" w:hAnsi="Tahoma" w:cs="Tahoma"/>
+                <w:b/>
+                <w:bCs/>
+                <w:sz w:val="16"/>
+                <w:szCs w:val="16"/>
+              </w:rPr>
+              <w:t>}</w:t>
             </w:r>
             <w:r>
               <w:rPr>
@@ -1306,7 +1774,29 @@
                 <w:szCs w:val="16"/>
               </w:rPr>
               <w:cr/>
-              <w:t>In Words: {TotalInWords}</w:t>
+              <w:t>In Words: {</w:t>
+            </w:r>
+            <w:proofErr w:type="spellStart"/>
+            <w:r>
+              <w:rPr>
+                <w:rFonts w:ascii="Tahoma" w:eastAsia="Arial" w:hAnsi="Tahoma" w:cs="Tahoma"/>
+                <w:b/>
+                <w:bCs/>
+                <w:sz w:val="16"/>
+                <w:szCs w:val="16"/>
+              </w:rPr>
+              <w:t>TotalInWords</w:t>
+            </w:r>
+            <w:proofErr w:type="spellEnd"/>
+            <w:r>
+              <w:rPr>
+                <w:rFonts w:ascii="Tahoma" w:eastAsia="Arial" w:hAnsi="Tahoma" w:cs="Tahoma"/>
+                <w:b/>
+                <w:bCs/>
+                <w:sz w:val="16"/>
+                <w:szCs w:val="16"/>
+              </w:rPr>
+              <w:t>}</w:t>
             </w:r>
           </w:p>
           <w:p>
@@ -1590,45 +2080,35 @@
                   <w:pPr>
                     <w:jc w:val="center"/>
                     <w:rPr>
+                      <w:rFonts w:ascii="Tahoma" w:eastAsia="Arial" w:hAnsi="Tahoma" w:cs="Tahoma"/>
+                      <w:b/>
+                      <w:bCs/>
+                      <w:sz w:val="16"/>
+                      <w:szCs w:val="16"/>
+                    </w:rPr>
+                  </w:pPr>
+                  <w:proofErr w:type="spellStart"/>
+                  <w:r>
+                    <w:rPr>
                       <w:rFonts w:ascii="Tahoma" w:hAnsi="Tahoma" w:cs="Tahoma"/>
                       <w:b/>
-                      <w:color w:val="000000" w:themeColor="text1"/>
-                      <w:sz w:val="16"/>
-                      <w:szCs w:val="16"/>
-                    </w:rPr>
-                  </w:pPr>
-                  <w:r>
-                    <w:rPr>
-                      <w:rFonts w:ascii="Tahoma" w:eastAsia="Arial" w:hAnsi="Tahoma" w:cs="Tahoma"/>
-                      <w:b/>
-                      <w:bCs/>
-                      <w:sz w:val="16"/>
-                      <w:szCs w:val="16"/>
-                    </w:rPr>
-                    <w:t xml:space="preserve">For </w:t>
+                      <w:bCs/>
+                      <w:sz w:val="16"/>
+                      <w:szCs w:val="16"/>
+                    </w:rPr>
+                    <w:t>Mouchak</w:t>
                   </w:r>
+                  <w:proofErr w:type="spellEnd"/>
                   <w:r>
                     <w:rPr>
                       <w:rFonts w:ascii="Tahoma" w:hAnsi="Tahoma" w:cs="Tahoma"/>
                       <w:b/>
-                      <w:color w:val="000000" w:themeColor="text1"/>
-                      <w:sz w:val="16"/>
-                      <w:szCs w:val="16"/>
-                    </w:rPr>
-                    <w:t xml:space="preserve"> Odyssey Craft (Pvt.) Ltd.</w:t>
+                      <w:bCs/>
+                      <w:sz w:val="16"/>
+                      <w:szCs w:val="16"/>
+                    </w:rPr>
+                    <w:t xml:space="preserve"> Knit Composite Ltd.</w:t>
                   </w:r>
-                </w:p>
-                <w:p>
-                  <w:pPr>
-                    <w:jc w:val="center"/>
-                    <w:rPr>
-                      <w:rFonts w:ascii="Tahoma" w:eastAsia="Arial" w:hAnsi="Tahoma" w:cs="Tahoma"/>
-                      <w:b/>
-                      <w:bCs/>
-                      <w:sz w:val="16"/>
-                      <w:szCs w:val="16"/>
-                    </w:rPr>
-                  </w:pPr>
                 </w:p>
                 <w:p>
                   <w:pPr>
@@ -1735,7 +2215,29 @@
                       <w:sz w:val="16"/>
                       <w:szCs w:val="16"/>
                     </w:rPr>
-                    <w:t>For {VendorName}</w:t>
+                    <w:t>For {</w:t>
+                  </w:r>
+                  <w:proofErr w:type="spellStart"/>
+                  <w:r>
+                    <w:rPr>
+                      <w:rFonts w:ascii="Tahoma" w:eastAsia="Arial" w:hAnsi="Tahoma" w:cs="Tahoma"/>
+                      <w:b/>
+                      <w:bCs/>
+                      <w:sz w:val="16"/>
+                      <w:szCs w:val="16"/>
+                    </w:rPr>
+                    <w:t>VendorName</w:t>
+                  </w:r>
+                  <w:proofErr w:type="spellEnd"/>
+                  <w:r>
+                    <w:rPr>
+                      <w:rFonts w:ascii="Tahoma" w:eastAsia="Arial" w:hAnsi="Tahoma" w:cs="Tahoma"/>
+                      <w:b/>
+                      <w:bCs/>
+                      <w:sz w:val="16"/>
+                      <w:szCs w:val="16"/>
+                    </w:rPr>
+                    <w:t>}</w:t>
                   </w:r>
                 </w:p>
                 <w:p>
@@ -1942,7 +2444,7 @@
                       </mc:Choice>
                       <mc:Fallback>
                         <w:pict>
-                          <v:line w14:anchorId="3B9A3A03" id="Straight Connector 3" o:spid="_x0000_s1026" style="position:absolute;flip:x;z-index:251652608;visibility:visible;mso-wrap-style:square;mso-width-percent:0;mso-height-percent:0;mso-wrap-distance-left:9pt;mso-wrap-distance-top:0;mso-wrap-distance-right:9pt;mso-wrap-distance-bottom:0;mso-position-horizontal:absolute;mso-position-horizontal-relative:text;mso-position-vertical:absolute;mso-position-vertical-relative:text;mso-width-percent:0;mso-height-percent:0;mso-width-relative:margin;mso-height-relative:margin" from="30.2pt,9.8pt" to="139.75pt,9.8pt" o:gfxdata="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" strokecolor="windowText" strokeweight=".5pt">
+                          <v:line w14:anchorId="15176DF7" id="Straight Connector 3" o:spid="_x0000_s1026" style="position:absolute;flip:x;z-index:251652608;visibility:visible;mso-wrap-style:square;mso-width-percent:0;mso-height-percent:0;mso-wrap-distance-left:9pt;mso-wrap-distance-top:0;mso-wrap-distance-right:9pt;mso-wrap-distance-bottom:0;mso-position-horizontal:absolute;mso-position-horizontal-relative:text;mso-position-vertical:absolute;mso-position-vertical-relative:text;mso-width-percent:0;mso-height-percent:0;mso-width-relative:margin;mso-height-relative:margin" from="30.2pt,9.8pt" to="139.75pt,9.8pt" o:gfxdata="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" strokecolor="windowText" strokeweight=".5pt">
                             <v:stroke joinstyle="miter"/>
                           </v:line>
                         </w:pict>
@@ -1976,6 +2478,7 @@
                     </w:rPr>
                     <w:t>{</w:t>
                   </w:r>
+                  <w:proofErr w:type="spellStart"/>
                   <w:r>
                     <w:rPr>
                       <w:rFonts w:ascii="Tahoma" w:hAnsi="Tahoma" w:cs="Tahoma"/>
@@ -1986,6 +2489,7 @@
                     </w:rPr>
                     <w:t>AddedBy</w:t>
                   </w:r>
+                  <w:proofErr w:type="spellEnd"/>
                   <w:r>
                     <w:rPr>
                       <w:rFonts w:ascii="Tahoma" w:eastAsia="Arial" w:hAnsi="Tahoma" w:cs="Tahoma"/>
@@ -2028,6 +2532,7 @@
                     </w:rPr>
                     <w:t xml:space="preserve"> {</w:t>
                   </w:r>
+                  <w:proofErr w:type="spellStart"/>
                   <w:r>
                     <w:rPr>
                       <w:rFonts w:ascii="Tahoma" w:hAnsi="Tahoma" w:cs="Tahoma"/>
@@ -2038,6 +2543,7 @@
                     </w:rPr>
                     <w:t>CheckedBy</w:t>
                   </w:r>
+                  <w:proofErr w:type="spellEnd"/>
                   <w:r>
                     <w:rPr>
                       <w:rFonts w:ascii="Tahoma" w:eastAsia="Arial" w:hAnsi="Tahoma" w:cs="Tahoma"/>
@@ -2118,7 +2624,7 @@
                       </mc:Choice>
                       <mc:Fallback>
                         <w:pict>
-                          <v:line w14:anchorId="3EAE69EB" id="Straight Connector 2" o:spid="_x0000_s1026" style="position:absolute;z-index:251662848;visibility:visible;mso-wrap-style:square;mso-wrap-distance-left:9pt;mso-wrap-distance-top:0;mso-wrap-distance-right:9pt;mso-wrap-distance-bottom:0;mso-position-horizontal:absolute;mso-position-horizontal-relative:text;mso-position-vertical:absolute;mso-position-vertical-relative:text" from="31.15pt,9.8pt" to="143.2pt,9.8pt" o:gfxdata="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" strokecolor="windowText" strokeweight=".5pt">
+                          <v:line w14:anchorId="2FCA7E83" id="Straight Connector 2" o:spid="_x0000_s1026" style="position:absolute;z-index:251662848;visibility:visible;mso-wrap-style:square;mso-wrap-distance-left:9pt;mso-wrap-distance-top:0;mso-wrap-distance-right:9pt;mso-wrap-distance-bottom:0;mso-position-horizontal:absolute;mso-position-horizontal-relative:text;mso-position-vertical:absolute;mso-position-vertical-relative:text" from="31.15pt,9.8pt" to="143.2pt,9.8pt" o:gfxdata="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" strokecolor="windowText" strokeweight=".5pt">
                             <v:stroke joinstyle="miter"/>
                           </v:line>
                         </w:pict>
@@ -2143,6 +2649,7 @@
                     </w:rPr>
                     <w:t xml:space="preserve">  {</w:t>
                   </w:r>
+                  <w:proofErr w:type="spellStart"/>
                   <w:r>
                     <w:rPr>
                       <w:rFonts w:ascii="Tahoma" w:hAnsi="Tahoma" w:cs="Tahoma"/>
@@ -2153,6 +2660,7 @@
                     </w:rPr>
                     <w:t>AuthorizedBy</w:t>
                   </w:r>
+                  <w:proofErr w:type="spellEnd"/>
                   <w:r>
                     <w:rPr>
                       <w:rFonts w:ascii="Tahoma" w:eastAsia="Arial" w:hAnsi="Tahoma" w:cs="Tahoma"/>
@@ -2290,7 +2798,7 @@
                       </mc:Choice>
                       <mc:Fallback>
                         <w:pict>
-                          <v:line w14:anchorId="42E0AD22" id="Straight Connector 1" o:spid="_x0000_s1026" style="position:absolute;z-index:251656704;visibility:visible;mso-wrap-style:square;mso-width-percent:0;mso-wrap-distance-left:9pt;mso-wrap-distance-top:0;mso-wrap-distance-right:9pt;mso-wrap-distance-bottom:0;mso-position-horizontal:absolute;mso-position-horizontal-relative:text;mso-position-vertical:absolute;mso-position-vertical-relative:text;mso-width-percent:0;mso-width-relative:margin" from="23.45pt,.65pt" to="143.65pt,.65pt" o:gfxdata="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" strokecolor="windowText" strokeweight=".5pt">
+                          <v:line w14:anchorId="3016EA6F" id="Straight Connector 1" o:spid="_x0000_s1026" style="position:absolute;z-index:251656704;visibility:visible;mso-wrap-style:square;mso-width-percent:0;mso-wrap-distance-left:9pt;mso-wrap-distance-top:0;mso-wrap-distance-right:9pt;mso-wrap-distance-bottom:0;mso-position-horizontal:absolute;mso-position-horizontal-relative:text;mso-position-vertical:absolute;mso-position-vertical-relative:text;mso-width-percent:0;mso-width-relative:margin" from="23.45pt,.65pt" to="143.65pt,.65pt" o:gfxdata="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" strokecolor="windowText" strokeweight=".5pt">
                             <v:stroke joinstyle="miter"/>
                           </v:line>
                         </w:pict>
@@ -2441,7 +2949,7 @@
 </file>
 
 <file path=word/endnotes.xml><?xml version="1.0" encoding="utf-8"?>
-<w:endnotes xmlns:wpc="http://schemas.microsoft.com/office/word/2010/wordprocessingCanvas" xmlns:mc="http://schemas.openxmlformats.org/markup-compatibility/2006" xmlns:o="urn:schemas-microsoft-com:office:office" xmlns:r="http://schemas.openxmlformats.org/officeDocument/2006/relationships" xmlns:m="http://schemas.openxmlformats.org/officeDocument/2006/math" xmlns:v="urn:schemas-microsoft-com:vml" xmlns:wp14="http://schemas.microsoft.com/office/word/2010/wordprocessingDrawing" xmlns:wp="http://schemas.openxmlformats.org/drawingml/2006/wordprocessingDrawing" xmlns:w10="urn:schemas-microsoft-com:office:word" xmlns:w="http://schemas.openxmlformats.org/wordprocessingml/2006/main" xmlns:w14="http://schemas.microsoft.com/office/word/2010/wordml" xmlns:w15="http://schemas.microsoft.com/office/word/2012/wordml" xmlns:wpg="http://schemas.microsoft.com/office/word/2010/wordprocessingGroup" xmlns:wpi="http://schemas.microsoft.com/office/word/2010/wordprocessingInk" xmlns:wne="http://schemas.microsoft.com/office/word/2006/wordml" xmlns:wps="http://schemas.microsoft.com/office/word/2010/wordprocessingShape" mc:Ignorable="w14 w15 wp14">
+<w:endnotes xmlns:wpc="http://schemas.microsoft.com/office/word/2010/wordprocessingCanvas" xmlns:cx="http://schemas.microsoft.com/office/drawing/2014/chartex" xmlns:cx1="http://schemas.microsoft.com/office/drawing/2015/9/8/chartex" xmlns:cx2="http://schemas.microsoft.com/office/drawing/2015/10/21/chartex" xmlns:cx3="http://schemas.microsoft.com/office/drawing/2016/5/9/chartex" xmlns:cx4="http://schemas.microsoft.com/office/drawing/2016/5/10/chartex" xmlns:cx5="http://schemas.microsoft.com/office/drawing/2016/5/11/chartex" xmlns:cx6="http://schemas.microsoft.com/office/drawing/2016/5/12/chartex" xmlns:cx7="http://schemas.microsoft.com/office/drawing/2016/5/13/chartex" xmlns:cx8="http://schemas.microsoft.com/office/drawing/2016/5/14/chartex" xmlns:mc="http://schemas.openxmlformats.org/markup-compatibility/2006" xmlns:aink="http://schemas.microsoft.com/office/drawing/2016/ink" xmlns:am3d="http://schemas.microsoft.com/office/drawing/2017/model3d" xmlns:o="urn:schemas-microsoft-com:office:office" xmlns:r="http://schemas.openxmlformats.org/officeDocument/2006/relationships" xmlns:m="http://schemas.openxmlformats.org/officeDocument/2006/math" xmlns:v="urn:schemas-microsoft-com:vml" xmlns:wp14="http://schemas.microsoft.com/office/word/2010/wordprocessingDrawing" xmlns:wp="http://schemas.openxmlformats.org/drawingml/2006/wordprocessingDrawing" xmlns:w10="urn:schemas-microsoft-com:office:word" xmlns:w="http://schemas.openxmlformats.org/wordprocessingml/2006/main" xmlns:w14="http://schemas.microsoft.com/office/word/2010/wordml" xmlns:w15="http://schemas.microsoft.com/office/word/2012/wordml" xmlns:w16cex="http://schemas.microsoft.com/office/word/2018/wordml/cex" xmlns:w16cid="http://schemas.microsoft.com/office/word/2016/wordml/cid" xmlns:w16="http://schemas.microsoft.com/office/word/2018/wordml" xmlns:w16sdtdh="http://schemas.microsoft.com/office/word/2020/wordml/sdtdatahash" xmlns:w16se="http://schemas.microsoft.com/office/word/2015/wordml/symex" xmlns:wpg="http://schemas.microsoft.com/office/word/2010/wordprocessingGroup" xmlns:wpi="http://schemas.microsoft.com/office/word/2010/wordprocessingInk" xmlns:wne="http://schemas.microsoft.com/office/word/2006/wordml" xmlns:wps="http://schemas.microsoft.com/office/word/2010/wordprocessingShape" mc:Ignorable="w14 w15 w16se w16cid w16 w16cex w16sdtdh wp14">
   <w:endnote w:type="separator" w:id="-1">
     <w:p>
       <w:r>
@@ -2460,7 +2968,7 @@
 </file>
 
 <file path=word/footer1.xml><?xml version="1.0" encoding="utf-8"?>
-<w:ftr xmlns:wpc="http://schemas.microsoft.com/office/word/2010/wordprocessingCanvas" xmlns:mc="http://schemas.openxmlformats.org/markup-compatibility/2006" xmlns:o="urn:schemas-microsoft-com:office:office" xmlns:r="http://schemas.openxmlformats.org/officeDocument/2006/relationships" xmlns:m="http://schemas.openxmlformats.org/officeDocument/2006/math" xmlns:v="urn:schemas-microsoft-com:vml" xmlns:wp14="http://schemas.microsoft.com/office/word/2010/wordprocessingDrawing" xmlns:wp="http://schemas.openxmlformats.org/drawingml/2006/wordprocessingDrawing" xmlns:w10="urn:schemas-microsoft-com:office:word" xmlns:w="http://schemas.openxmlformats.org/wordprocessingml/2006/main" xmlns:w14="http://schemas.microsoft.com/office/word/2010/wordml" xmlns:w15="http://schemas.microsoft.com/office/word/2012/wordml" xmlns:wpg="http://schemas.microsoft.com/office/word/2010/wordprocessingGroup" xmlns:wpi="http://schemas.microsoft.com/office/word/2010/wordprocessingInk" xmlns:wne="http://schemas.microsoft.com/office/word/2006/wordml" xmlns:wps="http://schemas.microsoft.com/office/word/2010/wordprocessingShape" mc:Ignorable="w14 w15 wp14">
+<w:ftr xmlns:wpc="http://schemas.microsoft.com/office/word/2010/wordprocessingCanvas" xmlns:cx="http://schemas.microsoft.com/office/drawing/2014/chartex" xmlns:cx1="http://schemas.microsoft.com/office/drawing/2015/9/8/chartex" xmlns:cx2="http://schemas.microsoft.com/office/drawing/2015/10/21/chartex" xmlns:cx3="http://schemas.microsoft.com/office/drawing/2016/5/9/chartex" xmlns:cx4="http://schemas.microsoft.com/office/drawing/2016/5/10/chartex" xmlns:cx5="http://schemas.microsoft.com/office/drawing/2016/5/11/chartex" xmlns:cx6="http://schemas.microsoft.com/office/drawing/2016/5/12/chartex" xmlns:cx7="http://schemas.microsoft.com/office/drawing/2016/5/13/chartex" xmlns:cx8="http://schemas.microsoft.com/office/drawing/2016/5/14/chartex" xmlns:mc="http://schemas.openxmlformats.org/markup-compatibility/2006" xmlns:aink="http://schemas.microsoft.com/office/drawing/2016/ink" xmlns:am3d="http://schemas.microsoft.com/office/drawing/2017/model3d" xmlns:o="urn:schemas-microsoft-com:office:office" xmlns:r="http://schemas.openxmlformats.org/officeDocument/2006/relationships" xmlns:m="http://schemas.openxmlformats.org/officeDocument/2006/math" xmlns:v="urn:schemas-microsoft-com:vml" xmlns:wp14="http://schemas.microsoft.com/office/word/2010/wordprocessingDrawing" xmlns:wp="http://schemas.openxmlformats.org/drawingml/2006/wordprocessingDrawing" xmlns:w10="urn:schemas-microsoft-com:office:word" xmlns:w="http://schemas.openxmlformats.org/wordprocessingml/2006/main" xmlns:w14="http://schemas.microsoft.com/office/word/2010/wordml" xmlns:w15="http://schemas.microsoft.com/office/word/2012/wordml" xmlns:w16cex="http://schemas.microsoft.com/office/word/2018/wordml/cex" xmlns:w16cid="http://schemas.microsoft.com/office/word/2016/wordml/cid" xmlns:w16="http://schemas.microsoft.com/office/word/2018/wordml" xmlns:w16sdtdh="http://schemas.microsoft.com/office/word/2020/wordml/sdtdatahash" xmlns:w16se="http://schemas.microsoft.com/office/word/2015/wordml/symex" xmlns:wpg="http://schemas.microsoft.com/office/word/2010/wordprocessingGroup" xmlns:wpi="http://schemas.microsoft.com/office/word/2010/wordprocessingInk" xmlns:wne="http://schemas.microsoft.com/office/word/2006/wordml" xmlns:wps="http://schemas.microsoft.com/office/word/2010/wordprocessingShape" mc:Ignorable="w14 w15 w16se w16cid w16 w16cex w16sdtdh wp14">
   <w:p>
     <w:pPr>
       <w:pStyle w:val="Footer"/>
@@ -2470,7 +2978,7 @@
 </file>
 
 <file path=word/footer2.xml><?xml version="1.0" encoding="utf-8"?>
-<w:ftr xmlns:wpc="http://schemas.microsoft.com/office/word/2010/wordprocessingCanvas" xmlns:mc="http://schemas.openxmlformats.org/markup-compatibility/2006" xmlns:o="urn:schemas-microsoft-com:office:office" xmlns:r="http://schemas.openxmlformats.org/officeDocument/2006/relationships" xmlns:m="http://schemas.openxmlformats.org/officeDocument/2006/math" xmlns:v="urn:schemas-microsoft-com:vml" xmlns:wp14="http://schemas.microsoft.com/office/word/2010/wordprocessingDrawing" xmlns:wp="http://schemas.openxmlformats.org/drawingml/2006/wordprocessingDrawing" xmlns:w10="urn:schemas-microsoft-com:office:word" xmlns:w="http://schemas.openxmlformats.org/wordprocessingml/2006/main" xmlns:w14="http://schemas.microsoft.com/office/word/2010/wordml" xmlns:w15="http://schemas.microsoft.com/office/word/2012/wordml" xmlns:wpg="http://schemas.microsoft.com/office/word/2010/wordprocessingGroup" xmlns:wpi="http://schemas.microsoft.com/office/word/2010/wordprocessingInk" xmlns:wne="http://schemas.microsoft.com/office/word/2006/wordml" xmlns:wps="http://schemas.microsoft.com/office/word/2010/wordprocessingShape" mc:Ignorable="w14 w15 wp14">
+<w:ftr xmlns:wpc="http://schemas.microsoft.com/office/word/2010/wordprocessingCanvas" xmlns:cx="http://schemas.microsoft.com/office/drawing/2014/chartex" xmlns:cx1="http://schemas.microsoft.com/office/drawing/2015/9/8/chartex" xmlns:cx2="http://schemas.microsoft.com/office/drawing/2015/10/21/chartex" xmlns:cx3="http://schemas.microsoft.com/office/drawing/2016/5/9/chartex" xmlns:cx4="http://schemas.microsoft.com/office/drawing/2016/5/10/chartex" xmlns:cx5="http://schemas.microsoft.com/office/drawing/2016/5/11/chartex" xmlns:cx6="http://schemas.microsoft.com/office/drawing/2016/5/12/chartex" xmlns:cx7="http://schemas.microsoft.com/office/drawing/2016/5/13/chartex" xmlns:cx8="http://schemas.microsoft.com/office/drawing/2016/5/14/chartex" xmlns:mc="http://schemas.openxmlformats.org/markup-compatibility/2006" xmlns:aink="http://schemas.microsoft.com/office/drawing/2016/ink" xmlns:am3d="http://schemas.microsoft.com/office/drawing/2017/model3d" xmlns:o="urn:schemas-microsoft-com:office:office" xmlns:r="http://schemas.openxmlformats.org/officeDocument/2006/relationships" xmlns:m="http://schemas.openxmlformats.org/officeDocument/2006/math" xmlns:v="urn:schemas-microsoft-com:vml" xmlns:wp14="http://schemas.microsoft.com/office/word/2010/wordprocessingDrawing" xmlns:wp="http://schemas.openxmlformats.org/drawingml/2006/wordprocessingDrawing" xmlns:w10="urn:schemas-microsoft-com:office:word" xmlns:w="http://schemas.openxmlformats.org/wordprocessingml/2006/main" xmlns:w14="http://schemas.microsoft.com/office/word/2010/wordml" xmlns:w15="http://schemas.microsoft.com/office/word/2012/wordml" xmlns:w16cex="http://schemas.microsoft.com/office/word/2018/wordml/cex" xmlns:w16cid="http://schemas.microsoft.com/office/word/2016/wordml/cid" xmlns:w16="http://schemas.microsoft.com/office/word/2018/wordml" xmlns:w16sdtdh="http://schemas.microsoft.com/office/word/2020/wordml/sdtdatahash" xmlns:w16se="http://schemas.microsoft.com/office/word/2015/wordml/symex" xmlns:wpg="http://schemas.microsoft.com/office/word/2010/wordprocessingGroup" xmlns:wpi="http://schemas.microsoft.com/office/word/2010/wordprocessingInk" xmlns:wne="http://schemas.microsoft.com/office/word/2006/wordml" xmlns:wps="http://schemas.microsoft.com/office/word/2010/wordprocessingShape" mc:Ignorable="w14 w15 w16se w16cid w16 w16cex w16sdtdh wp14">
   <w:sdt>
     <w:sdtPr>
       <w:id w:val="-901824678"/>
@@ -2529,14 +3037,122 @@
         <w:sz w:val="16"/>
         <w:szCs w:val="16"/>
       </w:rPr>
-      <w:t>Mouza: Depashai, U.P: Sombag, Kalampur, P.S: Dhamrai District: Dhaka, Bangladesh.Web: www.ocl-bd.com Phone: +8809612223355</w:t>
+      <w:t xml:space="preserve">Mouza: </w:t>
+    </w:r>
+    <w:proofErr w:type="spellStart"/>
+    <w:r>
+      <w:rPr>
+        <w:rFonts w:ascii="Tahoma" w:hAnsi="Tahoma" w:cs="Tahoma"/>
+        <w:sz w:val="16"/>
+        <w:szCs w:val="16"/>
+      </w:rPr>
+      <w:t>Depashai</w:t>
+    </w:r>
+    <w:proofErr w:type="spellEnd"/>
+    <w:r>
+      <w:rPr>
+        <w:rFonts w:ascii="Tahoma" w:hAnsi="Tahoma" w:cs="Tahoma"/>
+        <w:sz w:val="16"/>
+        <w:szCs w:val="16"/>
+      </w:rPr>
+      <w:t xml:space="preserve">, </w:t>
+    </w:r>
+    <w:proofErr w:type="gramStart"/>
+    <w:r>
+      <w:rPr>
+        <w:rFonts w:ascii="Tahoma" w:hAnsi="Tahoma" w:cs="Tahoma"/>
+        <w:sz w:val="16"/>
+        <w:szCs w:val="16"/>
+      </w:rPr>
+      <w:t>U.P</w:t>
+    </w:r>
+    <w:proofErr w:type="gramEnd"/>
+    <w:r>
+      <w:rPr>
+        <w:rFonts w:ascii="Tahoma" w:hAnsi="Tahoma" w:cs="Tahoma"/>
+        <w:sz w:val="16"/>
+        <w:szCs w:val="16"/>
+      </w:rPr>
+      <w:t xml:space="preserve">: </w:t>
+    </w:r>
+    <w:proofErr w:type="spellStart"/>
+    <w:r>
+      <w:rPr>
+        <w:rFonts w:ascii="Tahoma" w:hAnsi="Tahoma" w:cs="Tahoma"/>
+        <w:sz w:val="16"/>
+        <w:szCs w:val="16"/>
+      </w:rPr>
+      <w:t>Sombag</w:t>
+    </w:r>
+    <w:proofErr w:type="spellEnd"/>
+    <w:r>
+      <w:rPr>
+        <w:rFonts w:ascii="Tahoma" w:hAnsi="Tahoma" w:cs="Tahoma"/>
+        <w:sz w:val="16"/>
+        <w:szCs w:val="16"/>
+      </w:rPr>
+      <w:t xml:space="preserve">, </w:t>
+    </w:r>
+    <w:proofErr w:type="spellStart"/>
+    <w:r>
+      <w:rPr>
+        <w:rFonts w:ascii="Tahoma" w:hAnsi="Tahoma" w:cs="Tahoma"/>
+        <w:sz w:val="16"/>
+        <w:szCs w:val="16"/>
+      </w:rPr>
+      <w:t>Kalampur</w:t>
+    </w:r>
+    <w:proofErr w:type="spellEnd"/>
+    <w:r>
+      <w:rPr>
+        <w:rFonts w:ascii="Tahoma" w:hAnsi="Tahoma" w:cs="Tahoma"/>
+        <w:sz w:val="16"/>
+        <w:szCs w:val="16"/>
+      </w:rPr>
+      <w:t xml:space="preserve">, P.S: </w:t>
+    </w:r>
+    <w:proofErr w:type="spellStart"/>
+    <w:r>
+      <w:rPr>
+        <w:rFonts w:ascii="Tahoma" w:hAnsi="Tahoma" w:cs="Tahoma"/>
+        <w:sz w:val="16"/>
+        <w:szCs w:val="16"/>
+      </w:rPr>
+      <w:t>Dhamrai</w:t>
+    </w:r>
+    <w:proofErr w:type="spellEnd"/>
+    <w:r>
+      <w:rPr>
+        <w:rFonts w:ascii="Tahoma" w:hAnsi="Tahoma" w:cs="Tahoma"/>
+        <w:sz w:val="16"/>
+        <w:szCs w:val="16"/>
+      </w:rPr>
+      <w:t xml:space="preserve"> District: Dhaka, </w:t>
+    </w:r>
+    <w:proofErr w:type="spellStart"/>
+    <w:r>
+      <w:rPr>
+        <w:rFonts w:ascii="Tahoma" w:hAnsi="Tahoma" w:cs="Tahoma"/>
+        <w:sz w:val="16"/>
+        <w:szCs w:val="16"/>
+      </w:rPr>
+      <w:t>Bangladesh.Web</w:t>
+    </w:r>
+    <w:proofErr w:type="spellEnd"/>
+    <w:r>
+      <w:rPr>
+        <w:rFonts w:ascii="Tahoma" w:hAnsi="Tahoma" w:cs="Tahoma"/>
+        <w:sz w:val="16"/>
+        <w:szCs w:val="16"/>
+      </w:rPr>
+      <w:t>: www.ocl-bd.com Phone: +8809612223355</w:t>
     </w:r>
   </w:p>
 </w:ftr>
 </file>
 
 <file path=word/footer3.xml><?xml version="1.0" encoding="utf-8"?>
-<w:ftr xmlns:wpc="http://schemas.microsoft.com/office/word/2010/wordprocessingCanvas" xmlns:mc="http://schemas.openxmlformats.org/markup-compatibility/2006" xmlns:o="urn:schemas-microsoft-com:office:office" xmlns:r="http://schemas.openxmlformats.org/officeDocument/2006/relationships" xmlns:m="http://schemas.openxmlformats.org/officeDocument/2006/math" xmlns:v="urn:schemas-microsoft-com:vml" xmlns:wp14="http://schemas.microsoft.com/office/word/2010/wordprocessingDrawing" xmlns:wp="http://schemas.openxmlformats.org/drawingml/2006/wordprocessingDrawing" xmlns:w10="urn:schemas-microsoft-com:office:word" xmlns:w="http://schemas.openxmlformats.org/wordprocessingml/2006/main" xmlns:w14="http://schemas.microsoft.com/office/word/2010/wordml" xmlns:w15="http://schemas.microsoft.com/office/word/2012/wordml" xmlns:wpg="http://schemas.microsoft.com/office/word/2010/wordprocessingGroup" xmlns:wpi="http://schemas.microsoft.com/office/word/2010/wordprocessingInk" xmlns:wne="http://schemas.microsoft.com/office/word/2006/wordml" xmlns:wps="http://schemas.microsoft.com/office/word/2010/wordprocessingShape" mc:Ignorable="w14 w15 wp14">
+<w:ftr xmlns:wpc="http://schemas.microsoft.com/office/word/2010/wordprocessingCanvas" xmlns:cx="http://schemas.microsoft.com/office/drawing/2014/chartex" xmlns:cx1="http://schemas.microsoft.com/office/drawing/2015/9/8/chartex" xmlns:cx2="http://schemas.microsoft.com/office/drawing/2015/10/21/chartex" xmlns:cx3="http://schemas.microsoft.com/office/drawing/2016/5/9/chartex" xmlns:cx4="http://schemas.microsoft.com/office/drawing/2016/5/10/chartex" xmlns:cx5="http://schemas.microsoft.com/office/drawing/2016/5/11/chartex" xmlns:cx6="http://schemas.microsoft.com/office/drawing/2016/5/12/chartex" xmlns:cx7="http://schemas.microsoft.com/office/drawing/2016/5/13/chartex" xmlns:cx8="http://schemas.microsoft.com/office/drawing/2016/5/14/chartex" xmlns:mc="http://schemas.openxmlformats.org/markup-compatibility/2006" xmlns:aink="http://schemas.microsoft.com/office/drawing/2016/ink" xmlns:am3d="http://schemas.microsoft.com/office/drawing/2017/model3d" xmlns:o="urn:schemas-microsoft-com:office:office" xmlns:r="http://schemas.openxmlformats.org/officeDocument/2006/relationships" xmlns:m="http://schemas.openxmlformats.org/officeDocument/2006/math" xmlns:v="urn:schemas-microsoft-com:vml" xmlns:wp14="http://schemas.microsoft.com/office/word/2010/wordprocessingDrawing" xmlns:wp="http://schemas.openxmlformats.org/drawingml/2006/wordprocessingDrawing" xmlns:w10="urn:schemas-microsoft-com:office:word" xmlns:w="http://schemas.openxmlformats.org/wordprocessingml/2006/main" xmlns:w14="http://schemas.microsoft.com/office/word/2010/wordml" xmlns:w15="http://schemas.microsoft.com/office/word/2012/wordml" xmlns:w16cex="http://schemas.microsoft.com/office/word/2018/wordml/cex" xmlns:w16cid="http://schemas.microsoft.com/office/word/2016/wordml/cid" xmlns:w16="http://schemas.microsoft.com/office/word/2018/wordml" xmlns:w16sdtdh="http://schemas.microsoft.com/office/word/2020/wordml/sdtdatahash" xmlns:w16se="http://schemas.microsoft.com/office/word/2015/wordml/symex" xmlns:wpg="http://schemas.microsoft.com/office/word/2010/wordprocessingGroup" xmlns:wpi="http://schemas.microsoft.com/office/word/2010/wordprocessingInk" xmlns:wne="http://schemas.microsoft.com/office/word/2006/wordml" xmlns:wps="http://schemas.microsoft.com/office/word/2010/wordprocessingShape" mc:Ignorable="w14 w15 w16se w16cid w16 w16cex w16sdtdh wp14">
   <w:p>
     <w:pPr>
       <w:pStyle w:val="Footer"/>
@@ -2546,7 +3162,7 @@
 </file>
 
 <file path=word/footnotes.xml><?xml version="1.0" encoding="utf-8"?>
-<w:footnotes xmlns:wpc="http://schemas.microsoft.com/office/word/2010/wordprocessingCanvas" xmlns:mc="http://schemas.openxmlformats.org/markup-compatibility/2006" xmlns:o="urn:schemas-microsoft-com:office:office" xmlns:r="http://schemas.openxmlformats.org/officeDocument/2006/relationships" xmlns:m="http://schemas.openxmlformats.org/officeDocument/2006/math" xmlns:v="urn:schemas-microsoft-com:vml" xmlns:wp14="http://schemas.microsoft.com/office/word/2010/wordprocessingDrawing" xmlns:wp="http://schemas.openxmlformats.org/drawingml/2006/wordprocessingDrawing" xmlns:w10="urn:schemas-microsoft-com:office:word" xmlns:w="http://schemas.openxmlformats.org/wordprocessingml/2006/main" xmlns:w14="http://schemas.microsoft.com/office/word/2010/wordml" xmlns:w15="http://schemas.microsoft.com/office/word/2012/wordml" xmlns:wpg="http://schemas.microsoft.com/office/word/2010/wordprocessingGroup" xmlns:wpi="http://schemas.microsoft.com/office/word/2010/wordprocessingInk" xmlns:wne="http://schemas.microsoft.com/office/word/2006/wordml" xmlns:wps="http://schemas.microsoft.com/office/word/2010/wordprocessingShape" mc:Ignorable="w14 w15 wp14">
+<w:footnotes xmlns:wpc="http://schemas.microsoft.com/office/word/2010/wordprocessingCanvas" xmlns:cx="http://schemas.microsoft.com/office/drawing/2014/chartex" xmlns:cx1="http://schemas.microsoft.com/office/drawing/2015/9/8/chartex" xmlns:cx2="http://schemas.microsoft.com/office/drawing/2015/10/21/chartex" xmlns:cx3="http://schemas.microsoft.com/office/drawing/2016/5/9/chartex" xmlns:cx4="http://schemas.microsoft.com/office/drawing/2016/5/10/chartex" xmlns:cx5="http://schemas.microsoft.com/office/drawing/2016/5/11/chartex" xmlns:cx6="http://schemas.microsoft.com/office/drawing/2016/5/12/chartex" xmlns:cx7="http://schemas.microsoft.com/office/drawing/2016/5/13/chartex" xmlns:cx8="http://schemas.microsoft.com/office/drawing/2016/5/14/chartex" xmlns:mc="http://schemas.openxmlformats.org/markup-compatibility/2006" xmlns:aink="http://schemas.microsoft.com/office/drawing/2016/ink" xmlns:am3d="http://schemas.microsoft.com/office/drawing/2017/model3d" xmlns:o="urn:schemas-microsoft-com:office:office" xmlns:r="http://schemas.openxmlformats.org/officeDocument/2006/relationships" xmlns:m="http://schemas.openxmlformats.org/officeDocument/2006/math" xmlns:v="urn:schemas-microsoft-com:vml" xmlns:wp14="http://schemas.microsoft.com/office/word/2010/wordprocessingDrawing" xmlns:wp="http://schemas.openxmlformats.org/drawingml/2006/wordprocessingDrawing" xmlns:w10="urn:schemas-microsoft-com:office:word" xmlns:w="http://schemas.openxmlformats.org/wordprocessingml/2006/main" xmlns:w14="http://schemas.microsoft.com/office/word/2010/wordml" xmlns:w15="http://schemas.microsoft.com/office/word/2012/wordml" xmlns:w16cex="http://schemas.microsoft.com/office/word/2018/wordml/cex" xmlns:w16cid="http://schemas.microsoft.com/office/word/2016/wordml/cid" xmlns:w16="http://schemas.microsoft.com/office/word/2018/wordml" xmlns:w16sdtdh="http://schemas.microsoft.com/office/word/2020/wordml/sdtdatahash" xmlns:w16se="http://schemas.microsoft.com/office/word/2015/wordml/symex" xmlns:wpg="http://schemas.microsoft.com/office/word/2010/wordprocessingGroup" xmlns:wpi="http://schemas.microsoft.com/office/word/2010/wordprocessingInk" xmlns:wne="http://schemas.microsoft.com/office/word/2006/wordml" xmlns:wps="http://schemas.microsoft.com/office/word/2010/wordprocessingShape" mc:Ignorable="w14 w15 w16se w16cid w16 w16cex w16sdtdh wp14">
   <w:footnote w:type="separator" w:id="-1">
     <w:p>
       <w:r>
@@ -2565,7 +3181,7 @@
 </file>
 
 <file path=word/header1.xml><?xml version="1.0" encoding="utf-8"?>
-<w:hdr xmlns:wpc="http://schemas.microsoft.com/office/word/2010/wordprocessingCanvas" xmlns:mc="http://schemas.openxmlformats.org/markup-compatibility/2006" xmlns:o="urn:schemas-microsoft-com:office:office" xmlns:r="http://schemas.openxmlformats.org/officeDocument/2006/relationships" xmlns:m="http://schemas.openxmlformats.org/officeDocument/2006/math" xmlns:v="urn:schemas-microsoft-com:vml" xmlns:wp14="http://schemas.microsoft.com/office/word/2010/wordprocessingDrawing" xmlns:wp="http://schemas.openxmlformats.org/drawingml/2006/wordprocessingDrawing" xmlns:w10="urn:schemas-microsoft-com:office:word" xmlns:w="http://schemas.openxmlformats.org/wordprocessingml/2006/main" xmlns:w14="http://schemas.microsoft.com/office/word/2010/wordml" xmlns:w15="http://schemas.microsoft.com/office/word/2012/wordml" xmlns:wpg="http://schemas.microsoft.com/office/word/2010/wordprocessingGroup" xmlns:wpi="http://schemas.microsoft.com/office/word/2010/wordprocessingInk" xmlns:wne="http://schemas.microsoft.com/office/word/2006/wordml" xmlns:wps="http://schemas.microsoft.com/office/word/2010/wordprocessingShape" mc:Ignorable="w14 w15 wp14">
+<w:hdr xmlns:wpc="http://schemas.microsoft.com/office/word/2010/wordprocessingCanvas" xmlns:cx="http://schemas.microsoft.com/office/drawing/2014/chartex" xmlns:cx1="http://schemas.microsoft.com/office/drawing/2015/9/8/chartex" xmlns:cx2="http://schemas.microsoft.com/office/drawing/2015/10/21/chartex" xmlns:cx3="http://schemas.microsoft.com/office/drawing/2016/5/9/chartex" xmlns:cx4="http://schemas.microsoft.com/office/drawing/2016/5/10/chartex" xmlns:cx5="http://schemas.microsoft.com/office/drawing/2016/5/11/chartex" xmlns:cx6="http://schemas.microsoft.com/office/drawing/2016/5/12/chartex" xmlns:cx7="http://schemas.microsoft.com/office/drawing/2016/5/13/chartex" xmlns:cx8="http://schemas.microsoft.com/office/drawing/2016/5/14/chartex" xmlns:mc="http://schemas.openxmlformats.org/markup-compatibility/2006" xmlns:aink="http://schemas.microsoft.com/office/drawing/2016/ink" xmlns:am3d="http://schemas.microsoft.com/office/drawing/2017/model3d" xmlns:o="urn:schemas-microsoft-com:office:office" xmlns:r="http://schemas.openxmlformats.org/officeDocument/2006/relationships" xmlns:m="http://schemas.openxmlformats.org/officeDocument/2006/math" xmlns:v="urn:schemas-microsoft-com:vml" xmlns:wp14="http://schemas.microsoft.com/office/word/2010/wordprocessingDrawing" xmlns:wp="http://schemas.openxmlformats.org/drawingml/2006/wordprocessingDrawing" xmlns:w10="urn:schemas-microsoft-com:office:word" xmlns:w="http://schemas.openxmlformats.org/wordprocessingml/2006/main" xmlns:w14="http://schemas.microsoft.com/office/word/2010/wordml" xmlns:w15="http://schemas.microsoft.com/office/word/2012/wordml" xmlns:w16cex="http://schemas.microsoft.com/office/word/2018/wordml/cex" xmlns:w16cid="http://schemas.microsoft.com/office/word/2016/wordml/cid" xmlns:w16="http://schemas.microsoft.com/office/word/2018/wordml" xmlns:w16sdtdh="http://schemas.microsoft.com/office/word/2020/wordml/sdtdatahash" xmlns:w16se="http://schemas.microsoft.com/office/word/2015/wordml/symex" xmlns:wpg="http://schemas.microsoft.com/office/word/2010/wordprocessingGroup" xmlns:wpi="http://schemas.microsoft.com/office/word/2010/wordprocessingInk" xmlns:wne="http://schemas.microsoft.com/office/word/2006/wordml" xmlns:wps="http://schemas.microsoft.com/office/word/2010/wordprocessingShape" mc:Ignorable="w14 w15 w16se w16cid w16 w16cex w16sdtdh wp14">
   <w:p>
     <w:pPr>
       <w:pStyle w:val="Header"/>
@@ -2575,7 +3191,7 @@
 </file>
 
 <file path=word/header2.xml><?xml version="1.0" encoding="utf-8"?>
-<w:hdr xmlns:wpc="http://schemas.microsoft.com/office/word/2010/wordprocessingCanvas" xmlns:mc="http://schemas.openxmlformats.org/markup-compatibility/2006" xmlns:o="urn:schemas-microsoft-com:office:office" xmlns:r="http://schemas.openxmlformats.org/officeDocument/2006/relationships" xmlns:m="http://schemas.openxmlformats.org/officeDocument/2006/math" xmlns:v="urn:schemas-microsoft-com:vml" xmlns:wp14="http://schemas.microsoft.com/office/word/2010/wordprocessingDrawing" xmlns:wp="http://schemas.openxmlformats.org/drawingml/2006/wordprocessingDrawing" xmlns:w10="urn:schemas-microsoft-com:office:word" xmlns:w="http://schemas.openxmlformats.org/wordprocessingml/2006/main" xmlns:w14="http://schemas.microsoft.com/office/word/2010/wordml" xmlns:w15="http://schemas.microsoft.com/office/word/2012/wordml" xmlns:wpg="http://schemas.microsoft.com/office/word/2010/wordprocessingGroup" xmlns:wpi="http://schemas.microsoft.com/office/word/2010/wordprocessingInk" xmlns:wne="http://schemas.microsoft.com/office/word/2006/wordml" xmlns:wps="http://schemas.microsoft.com/office/word/2010/wordprocessingShape" mc:Ignorable="w14 w15 wp14">
+<w:hdr xmlns:wpc="http://schemas.microsoft.com/office/word/2010/wordprocessingCanvas" xmlns:cx="http://schemas.microsoft.com/office/drawing/2014/chartex" xmlns:cx1="http://schemas.microsoft.com/office/drawing/2015/9/8/chartex" xmlns:cx2="http://schemas.microsoft.com/office/drawing/2015/10/21/chartex" xmlns:cx3="http://schemas.microsoft.com/office/drawing/2016/5/9/chartex" xmlns:cx4="http://schemas.microsoft.com/office/drawing/2016/5/10/chartex" xmlns:cx5="http://schemas.microsoft.com/office/drawing/2016/5/11/chartex" xmlns:cx6="http://schemas.microsoft.com/office/drawing/2016/5/12/chartex" xmlns:cx7="http://schemas.microsoft.com/office/drawing/2016/5/13/chartex" xmlns:cx8="http://schemas.microsoft.com/office/drawing/2016/5/14/chartex" xmlns:mc="http://schemas.openxmlformats.org/markup-compatibility/2006" xmlns:aink="http://schemas.microsoft.com/office/drawing/2016/ink" xmlns:am3d="http://schemas.microsoft.com/office/drawing/2017/model3d" xmlns:o="urn:schemas-microsoft-com:office:office" xmlns:r="http://schemas.openxmlformats.org/officeDocument/2006/relationships" xmlns:m="http://schemas.openxmlformats.org/officeDocument/2006/math" xmlns:v="urn:schemas-microsoft-com:vml" xmlns:wp14="http://schemas.microsoft.com/office/word/2010/wordprocessingDrawing" xmlns:wp="http://schemas.openxmlformats.org/drawingml/2006/wordprocessingDrawing" xmlns:w10="urn:schemas-microsoft-com:office:word" xmlns:w="http://schemas.openxmlformats.org/wordprocessingml/2006/main" xmlns:w14="http://schemas.microsoft.com/office/word/2010/wordml" xmlns:w15="http://schemas.microsoft.com/office/word/2012/wordml" xmlns:w16cex="http://schemas.microsoft.com/office/word/2018/wordml/cex" xmlns:w16cid="http://schemas.microsoft.com/office/word/2016/wordml/cid" xmlns:w16="http://schemas.microsoft.com/office/word/2018/wordml" xmlns:w16sdtdh="http://schemas.microsoft.com/office/word/2020/wordml/sdtdatahash" xmlns:w16se="http://schemas.microsoft.com/office/word/2015/wordml/symex" xmlns:wpg="http://schemas.microsoft.com/office/word/2010/wordprocessingGroup" xmlns:wpi="http://schemas.microsoft.com/office/word/2010/wordprocessingInk" xmlns:wne="http://schemas.microsoft.com/office/word/2006/wordml" xmlns:wps="http://schemas.microsoft.com/office/word/2010/wordprocessingShape" mc:Ignorable="w14 w15 w16se w16cid w16 w16cex w16sdtdh wp14">
   <w:p>
     <w:pPr>
       <w:pStyle w:val="Header"/>
@@ -2655,13 +3271,41 @@
                               <w:szCs w:val="16"/>
                             </w:rPr>
                           </w:pPr>
+                          <w:proofErr w:type="spellStart"/>
                           <w:r>
                             <w:rPr>
                               <w:rFonts w:ascii="Tahoma" w:hAnsi="Tahoma" w:cs="Tahoma"/>
                               <w:sz w:val="16"/>
                               <w:szCs w:val="16"/>
                             </w:rPr>
-                            <w:t>Mouchak Knit Composite Ltd., P.S: Kaliakair District: Gazipur-1751,</w:t>
+                            <w:t>Mouchak</w:t>
+                          </w:r>
+                          <w:proofErr w:type="spellEnd"/>
+                          <w:r>
+                            <w:rPr>
+                              <w:rFonts w:ascii="Tahoma" w:hAnsi="Tahoma" w:cs="Tahoma"/>
+                              <w:sz w:val="16"/>
+                              <w:szCs w:val="16"/>
+                            </w:rPr>
+                            <w:t xml:space="preserve"> Knit Composite Ltd., P.S: </w:t>
+                          </w:r>
+                          <w:proofErr w:type="spellStart"/>
+                          <w:r>
+                            <w:rPr>
+                              <w:rFonts w:ascii="Tahoma" w:hAnsi="Tahoma" w:cs="Tahoma"/>
+                              <w:sz w:val="16"/>
+                              <w:szCs w:val="16"/>
+                            </w:rPr>
+                            <w:t>Kaliakair</w:t>
+                          </w:r>
+                          <w:proofErr w:type="spellEnd"/>
+                          <w:r>
+                            <w:rPr>
+                              <w:rFonts w:ascii="Tahoma" w:hAnsi="Tahoma" w:cs="Tahoma"/>
+                              <w:sz w:val="16"/>
+                              <w:szCs w:val="16"/>
+                            </w:rPr>
+                            <w:t xml:space="preserve"> District: Gazipur-1751,</w:t>
                           </w:r>
                           <w:r>
                             <w:rPr>
@@ -2714,13 +3358,41 @@
                         <w:szCs w:val="16"/>
                       </w:rPr>
                     </w:pPr>
+                    <w:proofErr w:type="spellStart"/>
                     <w:r>
                       <w:rPr>
                         <w:rFonts w:ascii="Tahoma" w:hAnsi="Tahoma" w:cs="Tahoma"/>
                         <w:sz w:val="16"/>
                         <w:szCs w:val="16"/>
                       </w:rPr>
-                      <w:t>Mouchak Knit Composite Ltd., P.S: Kaliakair District: Gazipur-1751,</w:t>
+                      <w:t>Mouchak</w:t>
+                    </w:r>
+                    <w:proofErr w:type="spellEnd"/>
+                    <w:r>
+                      <w:rPr>
+                        <w:rFonts w:ascii="Tahoma" w:hAnsi="Tahoma" w:cs="Tahoma"/>
+                        <w:sz w:val="16"/>
+                        <w:szCs w:val="16"/>
+                      </w:rPr>
+                      <w:t xml:space="preserve"> Knit Composite Ltd., P.S: </w:t>
+                    </w:r>
+                    <w:proofErr w:type="spellStart"/>
+                    <w:r>
+                      <w:rPr>
+                        <w:rFonts w:ascii="Tahoma" w:hAnsi="Tahoma" w:cs="Tahoma"/>
+                        <w:sz w:val="16"/>
+                        <w:szCs w:val="16"/>
+                      </w:rPr>
+                      <w:t>Kaliakair</w:t>
+                    </w:r>
+                    <w:proofErr w:type="spellEnd"/>
+                    <w:r>
+                      <w:rPr>
+                        <w:rFonts w:ascii="Tahoma" w:hAnsi="Tahoma" w:cs="Tahoma"/>
+                        <w:sz w:val="16"/>
+                        <w:szCs w:val="16"/>
+                      </w:rPr>
+                      <w:t xml:space="preserve"> District: Gazipur-1751,</w:t>
                     </w:r>
                     <w:r>
                       <w:rPr>
@@ -2815,6 +3487,7 @@
                               <w:szCs w:val="16"/>
                             </w:rPr>
                           </w:pPr>
+                          <w:proofErr w:type="spellStart"/>
                           <w:r>
                             <w:rPr>
                               <w:rFonts w:ascii="Tahoma" w:hAnsi="Tahoma" w:cs="Tahoma"/>
@@ -2823,7 +3496,18 @@
                               <w:sz w:val="16"/>
                               <w:szCs w:val="16"/>
                             </w:rPr>
-                            <w:t>Mouchak Knit Composite Ltd.</w:t>
+                            <w:t>Mouchak</w:t>
+                          </w:r>
+                          <w:proofErr w:type="spellEnd"/>
+                          <w:r>
+                            <w:rPr>
+                              <w:rFonts w:ascii="Tahoma" w:hAnsi="Tahoma" w:cs="Tahoma"/>
+                              <w:b/>
+                              <w:color w:val="000000" w:themeColor="text1"/>
+                              <w:sz w:val="16"/>
+                              <w:szCs w:val="16"/>
+                            </w:rPr>
+                            <w:t xml:space="preserve"> Knit Composite Ltd.</w:t>
                           </w:r>
                         </w:p>
                       </w:txbxContent>
@@ -2861,6 +3545,7 @@
                         <w:szCs w:val="16"/>
                       </w:rPr>
                     </w:pPr>
+                    <w:proofErr w:type="spellStart"/>
                     <w:r>
                       <w:rPr>
                         <w:rFonts w:ascii="Tahoma" w:hAnsi="Tahoma" w:cs="Tahoma"/>
@@ -2869,7 +3554,18 @@
                         <w:sz w:val="16"/>
                         <w:szCs w:val="16"/>
                       </w:rPr>
-                      <w:t>Mouchak Knit Composite Ltd.</w:t>
+                      <w:t>Mouchak</w:t>
+                    </w:r>
+                    <w:proofErr w:type="spellEnd"/>
+                    <w:r>
+                      <w:rPr>
+                        <w:rFonts w:ascii="Tahoma" w:hAnsi="Tahoma" w:cs="Tahoma"/>
+                        <w:b/>
+                        <w:color w:val="000000" w:themeColor="text1"/>
+                        <w:sz w:val="16"/>
+                        <w:szCs w:val="16"/>
+                      </w:rPr>
+                      <w:t xml:space="preserve"> Knit Composite Ltd.</w:t>
                     </w:r>
                   </w:p>
                 </w:txbxContent>
@@ -2957,8 +3653,6 @@
     <w:r>
       <w:tab/>
     </w:r>
-    <w:bookmarkStart w:id="0" w:name="_GoBack"/>
-    <w:bookmarkEnd w:id="0"/>
   </w:p>
   <w:p>
     <w:pPr>
@@ -2969,7 +3663,7 @@
 </file>
 
 <file path=word/header3.xml><?xml version="1.0" encoding="utf-8"?>
-<w:hdr xmlns:wpc="http://schemas.microsoft.com/office/word/2010/wordprocessingCanvas" xmlns:mc="http://schemas.openxmlformats.org/markup-compatibility/2006" xmlns:o="urn:schemas-microsoft-com:office:office" xmlns:r="http://schemas.openxmlformats.org/officeDocument/2006/relationships" xmlns:m="http://schemas.openxmlformats.org/officeDocument/2006/math" xmlns:v="urn:schemas-microsoft-com:vml" xmlns:wp14="http://schemas.microsoft.com/office/word/2010/wordprocessingDrawing" xmlns:wp="http://schemas.openxmlformats.org/drawingml/2006/wordprocessingDrawing" xmlns:w10="urn:schemas-microsoft-com:office:word" xmlns:w="http://schemas.openxmlformats.org/wordprocessingml/2006/main" xmlns:w14="http://schemas.microsoft.com/office/word/2010/wordml" xmlns:w15="http://schemas.microsoft.com/office/word/2012/wordml" xmlns:wpg="http://schemas.microsoft.com/office/word/2010/wordprocessingGroup" xmlns:wpi="http://schemas.microsoft.com/office/word/2010/wordprocessingInk" xmlns:wne="http://schemas.microsoft.com/office/word/2006/wordml" xmlns:wps="http://schemas.microsoft.com/office/word/2010/wordprocessingShape" mc:Ignorable="w14 w15 wp14">
+<w:hdr xmlns:wpc="http://schemas.microsoft.com/office/word/2010/wordprocessingCanvas" xmlns:cx="http://schemas.microsoft.com/office/drawing/2014/chartex" xmlns:cx1="http://schemas.microsoft.com/office/drawing/2015/9/8/chartex" xmlns:cx2="http://schemas.microsoft.com/office/drawing/2015/10/21/chartex" xmlns:cx3="http://schemas.microsoft.com/office/drawing/2016/5/9/chartex" xmlns:cx4="http://schemas.microsoft.com/office/drawing/2016/5/10/chartex" xmlns:cx5="http://schemas.microsoft.com/office/drawing/2016/5/11/chartex" xmlns:cx6="http://schemas.microsoft.com/office/drawing/2016/5/12/chartex" xmlns:cx7="http://schemas.microsoft.com/office/drawing/2016/5/13/chartex" xmlns:cx8="http://schemas.microsoft.com/office/drawing/2016/5/14/chartex" xmlns:mc="http://schemas.openxmlformats.org/markup-compatibility/2006" xmlns:aink="http://schemas.microsoft.com/office/drawing/2016/ink" xmlns:am3d="http://schemas.microsoft.com/office/drawing/2017/model3d" xmlns:o="urn:schemas-microsoft-com:office:office" xmlns:r="http://schemas.openxmlformats.org/officeDocument/2006/relationships" xmlns:m="http://schemas.openxmlformats.org/officeDocument/2006/math" xmlns:v="urn:schemas-microsoft-com:vml" xmlns:wp14="http://schemas.microsoft.com/office/word/2010/wordprocessingDrawing" xmlns:wp="http://schemas.openxmlformats.org/drawingml/2006/wordprocessingDrawing" xmlns:w10="urn:schemas-microsoft-com:office:word" xmlns:w="http://schemas.openxmlformats.org/wordprocessingml/2006/main" xmlns:w14="http://schemas.microsoft.com/office/word/2010/wordml" xmlns:w15="http://schemas.microsoft.com/office/word/2012/wordml" xmlns:w16cex="http://schemas.microsoft.com/office/word/2018/wordml/cex" xmlns:w16cid="http://schemas.microsoft.com/office/word/2016/wordml/cid" xmlns:w16="http://schemas.microsoft.com/office/word/2018/wordml" xmlns:w16sdtdh="http://schemas.microsoft.com/office/word/2020/wordml/sdtdatahash" xmlns:w16se="http://schemas.microsoft.com/office/word/2015/wordml/symex" xmlns:wpg="http://schemas.microsoft.com/office/word/2010/wordprocessingGroup" xmlns:wpi="http://schemas.microsoft.com/office/word/2010/wordprocessingInk" xmlns:wne="http://schemas.microsoft.com/office/word/2006/wordml" xmlns:wps="http://schemas.microsoft.com/office/word/2010/wordprocessingShape" mc:Ignorable="w14 w15 w16se w16cid w16 w16cex w16sdtdh wp14">
   <w:p>
     <w:pPr>
       <w:pStyle w:val="Header"/>
@@ -2979,8 +3673,8 @@
 </file>
 
 <file path=word/numbering.xml><?xml version="1.0" encoding="utf-8"?>
-<w:numbering xmlns:wpc="http://schemas.microsoft.com/office/word/2010/wordprocessingCanvas" xmlns:mc="http://schemas.openxmlformats.org/markup-compatibility/2006" xmlns:o="urn:schemas-microsoft-com:office:office" xmlns:r="http://schemas.openxmlformats.org/officeDocument/2006/relationships" xmlns:m="http://schemas.openxmlformats.org/officeDocument/2006/math" xmlns:v="urn:schemas-microsoft-com:vml" xmlns:wp14="http://schemas.microsoft.com/office/word/2010/wordprocessingDrawing" xmlns:wp="http://schemas.openxmlformats.org/drawingml/2006/wordprocessingDrawing" xmlns:w10="urn:schemas-microsoft-com:office:word" xmlns:w="http://schemas.openxmlformats.org/wordprocessingml/2006/main" xmlns:w14="http://schemas.microsoft.com/office/word/2010/wordml" xmlns:w15="http://schemas.microsoft.com/office/word/2012/wordml" xmlns:wpg="http://schemas.microsoft.com/office/word/2010/wordprocessingGroup" xmlns:wpi="http://schemas.microsoft.com/office/word/2010/wordprocessingInk" xmlns:wne="http://schemas.microsoft.com/office/word/2006/wordml" xmlns:wps="http://schemas.microsoft.com/office/word/2010/wordprocessingShape" mc:Ignorable="w14 w15 wp14">
-  <w:abstractNum w:abstractNumId="0">
+<w:numbering xmlns:wpc="http://schemas.microsoft.com/office/word/2010/wordprocessingCanvas" xmlns:cx="http://schemas.microsoft.com/office/drawing/2014/chartex" xmlns:cx1="http://schemas.microsoft.com/office/drawing/2015/9/8/chartex" xmlns:cx2="http://schemas.microsoft.com/office/drawing/2015/10/21/chartex" xmlns:cx3="http://schemas.microsoft.com/office/drawing/2016/5/9/chartex" xmlns:cx4="http://schemas.microsoft.com/office/drawing/2016/5/10/chartex" xmlns:cx5="http://schemas.microsoft.com/office/drawing/2016/5/11/chartex" xmlns:cx6="http://schemas.microsoft.com/office/drawing/2016/5/12/chartex" xmlns:cx7="http://schemas.microsoft.com/office/drawing/2016/5/13/chartex" xmlns:cx8="http://schemas.microsoft.com/office/drawing/2016/5/14/chartex" xmlns:mc="http://schemas.openxmlformats.org/markup-compatibility/2006" xmlns:aink="http://schemas.microsoft.com/office/drawing/2016/ink" xmlns:am3d="http://schemas.microsoft.com/office/drawing/2017/model3d" xmlns:o="urn:schemas-microsoft-com:office:office" xmlns:r="http://schemas.openxmlformats.org/officeDocument/2006/relationships" xmlns:m="http://schemas.openxmlformats.org/officeDocument/2006/math" xmlns:v="urn:schemas-microsoft-com:vml" xmlns:wp14="http://schemas.microsoft.com/office/word/2010/wordprocessingDrawing" xmlns:wp="http://schemas.openxmlformats.org/drawingml/2006/wordprocessingDrawing" xmlns:w10="urn:schemas-microsoft-com:office:word" xmlns:w="http://schemas.openxmlformats.org/wordprocessingml/2006/main" xmlns:w14="http://schemas.microsoft.com/office/word/2010/wordml" xmlns:w15="http://schemas.microsoft.com/office/word/2012/wordml" xmlns:w16cex="http://schemas.microsoft.com/office/word/2018/wordml/cex" xmlns:w16cid="http://schemas.microsoft.com/office/word/2016/wordml/cid" xmlns:w16="http://schemas.microsoft.com/office/word/2018/wordml" xmlns:w16sdtdh="http://schemas.microsoft.com/office/word/2020/wordml/sdtdatahash" xmlns:w16se="http://schemas.microsoft.com/office/word/2015/wordml/symex" xmlns:wpg="http://schemas.microsoft.com/office/word/2010/wordprocessingGroup" xmlns:wpi="http://schemas.microsoft.com/office/word/2010/wordprocessingInk" xmlns:wne="http://schemas.microsoft.com/office/word/2006/wordml" xmlns:wps="http://schemas.microsoft.com/office/word/2010/wordprocessingShape" mc:Ignorable="w14 w15 w16se w16cid w16 w16cex w16sdtdh wp14">
+  <w:abstractNum w:abstractNumId="0" w15:restartNumberingAfterBreak="0">
     <w:nsid w:val="19365752"/>
     <w:multiLevelType w:val="hybridMultilevel"/>
     <w:tmpl w:val="DFA0A576"/>
@@ -3069,7 +3763,7 @@
       </w:pPr>
     </w:lvl>
   </w:abstractNum>
-  <w:abstractNum w:abstractNumId="1">
+  <w:abstractNum w:abstractNumId="1" w15:restartNumberingAfterBreak="0">
     <w:nsid w:val="19495CFF"/>
     <w:multiLevelType w:val="hybridMultilevel"/>
     <w:tmpl w:val="79CC075A"/>
@@ -3120,7 +3814,7 @@
       <w:lvlJc w:val="left"/>
     </w:lvl>
   </w:abstractNum>
-  <w:abstractNum w:abstractNumId="2">
+  <w:abstractNum w:abstractNumId="2" w15:restartNumberingAfterBreak="0">
     <w:nsid w:val="66334873"/>
     <w:multiLevelType w:val="hybridMultilevel"/>
     <w:tmpl w:val="71B6F7D8"/>
@@ -3171,7 +3865,7 @@
       <w:lvlJc w:val="left"/>
     </w:lvl>
   </w:abstractNum>
-  <w:abstractNum w:abstractNumId="3">
+  <w:abstractNum w:abstractNumId="3" w15:restartNumberingAfterBreak="0">
     <w:nsid w:val="74B0DC51"/>
     <w:multiLevelType w:val="hybridMultilevel"/>
     <w:tmpl w:val="22FA3D1C"/>
@@ -3238,7 +3932,7 @@
 </file>
 
 <file path=word/styles.xml><?xml version="1.0" encoding="utf-8"?>
-<w:styles xmlns:mc="http://schemas.openxmlformats.org/markup-compatibility/2006" xmlns:r="http://schemas.openxmlformats.org/officeDocument/2006/relationships" xmlns:w="http://schemas.openxmlformats.org/wordprocessingml/2006/main" xmlns:w14="http://schemas.microsoft.com/office/word/2010/wordml" xmlns:w15="http://schemas.microsoft.com/office/word/2012/wordml" mc:Ignorable="w14 w15">
+<w:styles xmlns:mc="http://schemas.openxmlformats.org/markup-compatibility/2006" xmlns:r="http://schemas.openxmlformats.org/officeDocument/2006/relationships" xmlns:w="http://schemas.openxmlformats.org/wordprocessingml/2006/main" xmlns:w14="http://schemas.microsoft.com/office/word/2010/wordml" xmlns:w15="http://schemas.microsoft.com/office/word/2012/wordml" xmlns:w16cex="http://schemas.microsoft.com/office/word/2018/wordml/cex" xmlns:w16cid="http://schemas.microsoft.com/office/word/2016/wordml/cid" xmlns:w16="http://schemas.microsoft.com/office/word/2018/wordml" xmlns:w16sdtdh="http://schemas.microsoft.com/office/word/2020/wordml/sdtdatahash" xmlns:w16se="http://schemas.microsoft.com/office/word/2015/wordml/symex" mc:Ignorable="w14 w15 w16se w16cid w16 w16cex w16sdtdh">
   <w:docDefaults>
     <w:rPrDefault>
       <w:rPr>
@@ -3250,7 +3944,7 @@
     </w:rPrDefault>
     <w:pPrDefault/>
   </w:docDefaults>
-  <w:latentStyles w:defLockedState="0" w:defUIPriority="99" w:defSemiHidden="0" w:defUnhideWhenUsed="0" w:defQFormat="0" w:count="371">
+  <w:latentStyles w:defLockedState="0" w:defUIPriority="99" w:defSemiHidden="0" w:defUnhideWhenUsed="0" w:defQFormat="0" w:count="376">
     <w:lsdException w:name="Normal" w:uiPriority="0" w:qFormat="1"/>
     <w:lsdException w:name="heading 1" w:uiPriority="9" w:qFormat="1"/>
     <w:lsdException w:name="heading 2" w:semiHidden="1" w:uiPriority="9" w:unhideWhenUsed="1" w:qFormat="1"/>
@@ -3356,7 +4050,6 @@
     <w:lsdException w:name="HTML Sample" w:semiHidden="1" w:unhideWhenUsed="1"/>
     <w:lsdException w:name="HTML Typewriter" w:semiHidden="1" w:unhideWhenUsed="1"/>
     <w:lsdException w:name="HTML Variable" w:semiHidden="1" w:unhideWhenUsed="1"/>
-    <w:lsdException w:name="Normal Table" w:semiHidden="1" w:unhideWhenUsed="1"/>
     <w:lsdException w:name="annotation subject" w:semiHidden="1" w:unhideWhenUsed="1"/>
     <w:lsdException w:name="No List" w:semiHidden="1" w:unhideWhenUsed="1"/>
     <w:lsdException w:name="Outline List 1" w:semiHidden="1" w:unhideWhenUsed="1"/>
@@ -3399,11 +4092,8 @@
     <w:lsdException w:name="Table Contemporary" w:semiHidden="1" w:unhideWhenUsed="1"/>
     <w:lsdException w:name="Table Elegant" w:semiHidden="1" w:unhideWhenUsed="1"/>
     <w:lsdException w:name="Table Professional" w:semiHidden="1" w:unhideWhenUsed="1"/>
-    <w:lsdException w:name="Table Subtle 1" w:semiHidden="1" w:unhideWhenUsed="1"/>
     <w:lsdException w:name="Table Subtle 2" w:semiHidden="1" w:unhideWhenUsed="1"/>
     <w:lsdException w:name="Table Web 1" w:semiHidden="1" w:unhideWhenUsed="1"/>
-    <w:lsdException w:name="Table Web 2" w:semiHidden="1" w:unhideWhenUsed="1"/>
-    <w:lsdException w:name="Table Web 3" w:semiHidden="1" w:unhideWhenUsed="1"/>
     <w:lsdException w:name="Balloon Text" w:semiHidden="1" w:unhideWhenUsed="1"/>
     <w:lsdException w:name="Table Grid" w:uiPriority="39"/>
     <w:lsdException w:name="Table Theme" w:semiHidden="1" w:unhideWhenUsed="1"/>
@@ -3622,6 +4312,11 @@
     <w:lsdException w:name="List Table 5 Dark Accent 6" w:uiPriority="50"/>
     <w:lsdException w:name="List Table 6 Colorful Accent 6" w:uiPriority="51"/>
     <w:lsdException w:name="List Table 7 Colorful Accent 6" w:uiPriority="52"/>
+    <w:lsdException w:name="Mention" w:semiHidden="1" w:unhideWhenUsed="1"/>
+    <w:lsdException w:name="Smart Hyperlink" w:semiHidden="1" w:unhideWhenUsed="1"/>
+    <w:lsdException w:name="Hashtag" w:semiHidden="1" w:unhideWhenUsed="1"/>
+    <w:lsdException w:name="Unresolved Mention" w:semiHidden="1" w:unhideWhenUsed="1"/>
+    <w:lsdException w:name="Smart Link" w:semiHidden="1" w:unhideWhenUsed="1"/>
   </w:latentStyles>
   <w:style w:type="paragraph" w:default="1" w:styleId="Normal">
     <w:name w:val="Normal"/>
@@ -3660,7 +4355,6 @@
     <w:uiPriority w:val="39"/>
     <w:rsid w:val="00E11788"/>
     <w:tblPr>
-      <w:tblInd w:w="0" w:type="dxa"/>
       <w:tblBorders>
         <w:top w:val="single" w:sz="4" w:space="0" w:color="auto"/>
         <w:left w:val="single" w:sz="4" w:space="0" w:color="auto"/>
@@ -3669,12 +4363,6 @@
         <w:insideH w:val="single" w:sz="4" w:space="0" w:color="auto"/>
         <w:insideV w:val="single" w:sz="4" w:space="0" w:color="auto"/>
       </w:tblBorders>
-      <w:tblCellMar>
-        <w:top w:w="0" w:type="dxa"/>
-        <w:left w:w="108" w:type="dxa"/>
-        <w:bottom w:w="0" w:type="dxa"/>
-        <w:right w:w="108" w:type="dxa"/>
-      </w:tblCellMar>
     </w:tblPr>
   </w:style>
   <w:style w:type="paragraph" w:styleId="Header">

--- a/APLOS/POPResources/Templates/JWGRNReceiptReport20202.docx
+++ b/APLOS/POPResources/Templates/JWGRNReceiptReport20202.docx
@@ -1,6 +1,6 @@
 
 <file path=word/document.xml><?xml version="1.0" encoding="utf-8"?>
-<w:document xmlns:wpc="http://schemas.microsoft.com/office/word/2010/wordprocessingCanvas" xmlns:cx="http://schemas.microsoft.com/office/drawing/2014/chartex" xmlns:cx1="http://schemas.microsoft.com/office/drawing/2015/9/8/chartex" xmlns:cx2="http://schemas.microsoft.com/office/drawing/2015/10/21/chartex" xmlns:cx3="http://schemas.microsoft.com/office/drawing/2016/5/9/chartex" xmlns:cx4="http://schemas.microsoft.com/office/drawing/2016/5/10/chartex" xmlns:cx5="http://schemas.microsoft.com/office/drawing/2016/5/11/chartex" xmlns:cx6="http://schemas.microsoft.com/office/drawing/2016/5/12/chartex" xmlns:cx7="http://schemas.microsoft.com/office/drawing/2016/5/13/chartex" xmlns:cx8="http://schemas.microsoft.com/office/drawing/2016/5/14/chartex" xmlns:mc="http://schemas.openxmlformats.org/markup-compatibility/2006" xmlns:aink="http://schemas.microsoft.com/office/drawing/2016/ink" xmlns:am3d="http://schemas.microsoft.com/office/drawing/2017/model3d" xmlns:o="urn:schemas-microsoft-com:office:office" xmlns:r="http://schemas.openxmlformats.org/officeDocument/2006/relationships" xmlns:m="http://schemas.openxmlformats.org/officeDocument/2006/math" xmlns:v="urn:schemas-microsoft-com:vml" xmlns:wp14="http://schemas.microsoft.com/office/word/2010/wordprocessingDrawing" xmlns:wp="http://schemas.openxmlformats.org/drawingml/2006/wordprocessingDrawing" xmlns:w10="urn:schemas-microsoft-com:office:word" xmlns:w="http://schemas.openxmlformats.org/wordprocessingml/2006/main" xmlns:w14="http://schemas.microsoft.com/office/word/2010/wordml" xmlns:w15="http://schemas.microsoft.com/office/word/2012/wordml" xmlns:w16cex="http://schemas.microsoft.com/office/word/2018/wordml/cex" xmlns:w16cid="http://schemas.microsoft.com/office/word/2016/wordml/cid" xmlns:w16="http://schemas.microsoft.com/office/word/2018/wordml" xmlns:w16sdtdh="http://schemas.microsoft.com/office/word/2020/wordml/sdtdatahash" xmlns:w16se="http://schemas.microsoft.com/office/word/2015/wordml/symex" xmlns:wpg="http://schemas.microsoft.com/office/word/2010/wordprocessingGroup" xmlns:wpi="http://schemas.microsoft.com/office/word/2010/wordprocessingInk" xmlns:wne="http://schemas.microsoft.com/office/word/2006/wordml" xmlns:wps="http://schemas.microsoft.com/office/word/2010/wordprocessingShape" mc:Ignorable="w14 w15 w16se w16cid w16 w16cex w16sdtdh wp14">
+<w:document xmlns:wpc="http://schemas.microsoft.com/office/word/2010/wordprocessingCanvas" xmlns:mc="http://schemas.openxmlformats.org/markup-compatibility/2006" xmlns:o="urn:schemas-microsoft-com:office:office" xmlns:r="http://schemas.openxmlformats.org/officeDocument/2006/relationships" xmlns:m="http://schemas.openxmlformats.org/officeDocument/2006/math" xmlns:v="urn:schemas-microsoft-com:vml" xmlns:wp14="http://schemas.microsoft.com/office/word/2010/wordprocessingDrawing" xmlns:wp="http://schemas.openxmlformats.org/drawingml/2006/wordprocessingDrawing" xmlns:w10="urn:schemas-microsoft-com:office:word" xmlns:w="http://schemas.openxmlformats.org/wordprocessingml/2006/main" xmlns:w14="http://schemas.microsoft.com/office/word/2010/wordml" xmlns:w15="http://schemas.microsoft.com/office/word/2012/wordml" xmlns:wpg="http://schemas.microsoft.com/office/word/2010/wordprocessingGroup" xmlns:wpi="http://schemas.microsoft.com/office/word/2010/wordprocessingInk" xmlns:wne="http://schemas.microsoft.com/office/word/2006/wordml" xmlns:wps="http://schemas.microsoft.com/office/word/2010/wordprocessingShape" mc:Ignorable="w14 w15 wp14">
   <w:body>
     <w:p>
       <w:pPr>
@@ -90,18 +90,7 @@
                                 <w:szCs w:val="20"/>
                                 <w:u w:val="thick"/>
                               </w:rPr>
-                              <w:t>TRANSFORMATION</w:t>
-                            </w:r>
-                            <w:r>
-                              <w:rPr>
-                                <w:rFonts w:ascii="Tahoma" w:hAnsi="Tahoma" w:cs="Tahoma"/>
-                                <w:b/>
-                                <w:bCs/>
-                                <w:sz w:val="20"/>
-                                <w:szCs w:val="20"/>
-                                <w:u w:val="thick"/>
-                              </w:rPr>
-                              <w:t xml:space="preserve"> RECEIVE</w:t>
+                              <w:t>INVENTORY RECEIVE</w:t>
                             </w:r>
                           </w:p>
                         </w:txbxContent>
@@ -148,18 +137,7 @@
                           <w:szCs w:val="20"/>
                           <w:u w:val="thick"/>
                         </w:rPr>
-                        <w:t>TRANSFORMATION</w:t>
-                      </w:r>
-                      <w:r>
-                        <w:rPr>
-                          <w:rFonts w:ascii="Tahoma" w:hAnsi="Tahoma" w:cs="Tahoma"/>
-                          <w:b/>
-                          <w:bCs/>
-                          <w:sz w:val="20"/>
-                          <w:szCs w:val="20"/>
-                          <w:u w:val="thick"/>
-                        </w:rPr>
-                        <w:t xml:space="preserve"> RECEIVE</w:t>
+                        <w:t>INVENTORY RECEIVE</w:t>
                       </w:r>
                     </w:p>
                   </w:txbxContent>
@@ -209,18 +187,7 @@
                 <w:sz w:val="16"/>
                 <w:szCs w:val="16"/>
               </w:rPr>
-              <w:t xml:space="preserve">GRN </w:t>
-            </w:r>
-            <w:proofErr w:type="gramStart"/>
-            <w:r>
-              <w:rPr>
-                <w:rFonts w:ascii="Tahoma" w:eastAsia="Arial" w:hAnsi="Tahoma" w:cs="Tahoma"/>
-                <w:b/>
-                <w:bCs/>
-                <w:sz w:val="16"/>
-                <w:szCs w:val="16"/>
-              </w:rPr>
-              <w:t>NO:</w:t>
+              <w:t>GRN NO:</w:t>
             </w:r>
             <w:r>
               <w:rPr>
@@ -231,8 +198,6 @@
               </w:rPr>
               <w:t>{</w:t>
             </w:r>
-            <w:proofErr w:type="spellStart"/>
-            <w:proofErr w:type="gramEnd"/>
             <w:r>
               <w:rPr>
                 <w:rFonts w:ascii="Tahoma" w:hAnsi="Tahoma" w:cs="Tahoma"/>
@@ -243,7 +208,6 @@
               </w:rPr>
               <w:t>GRNNumber</w:t>
             </w:r>
-            <w:proofErr w:type="spellEnd"/>
             <w:r>
               <w:rPr>
                 <w:rFonts w:ascii="Tahoma" w:eastAsia="Arial" w:hAnsi="Tahoma" w:cs="Tahoma"/>
@@ -271,18 +235,7 @@
                 <w:sz w:val="16"/>
                 <w:szCs w:val="16"/>
               </w:rPr>
-              <w:t>Dated</w:t>
-            </w:r>
-            <w:proofErr w:type="gramStart"/>
-            <w:r>
-              <w:rPr>
-                <w:rFonts w:ascii="Tahoma" w:eastAsia="Arial" w:hAnsi="Tahoma" w:cs="Tahoma"/>
-                <w:b/>
-                <w:bCs/>
-                <w:sz w:val="16"/>
-                <w:szCs w:val="16"/>
-              </w:rPr>
-              <w:t xml:space="preserve">:  </w:t>
+              <w:t xml:space="preserve">Dated:  </w:t>
             </w:r>
             <w:r>
               <w:rPr>
@@ -291,28 +244,7 @@
                 <w:sz w:val="16"/>
                 <w:szCs w:val="16"/>
               </w:rPr>
-              <w:t>{</w:t>
-            </w:r>
-            <w:proofErr w:type="spellStart"/>
-            <w:proofErr w:type="gramEnd"/>
-            <w:r>
-              <w:rPr>
-                <w:rFonts w:ascii="Tahoma" w:eastAsia="Times New Roman" w:hAnsi="Tahoma" w:cs="Tahoma"/>
-                <w:color w:val="000000"/>
-                <w:sz w:val="16"/>
-                <w:szCs w:val="16"/>
-              </w:rPr>
-              <w:t>GRNDate</w:t>
-            </w:r>
-            <w:proofErr w:type="spellEnd"/>
-            <w:r>
-              <w:rPr>
-                <w:rFonts w:ascii="Tahoma" w:eastAsia="Times New Roman" w:hAnsi="Tahoma" w:cs="Tahoma"/>
-                <w:color w:val="000000"/>
-                <w:sz w:val="16"/>
-                <w:szCs w:val="16"/>
-              </w:rPr>
-              <w:t>}</w:t>
+              <w:t>{GRNDate}</w:t>
             </w:r>
           </w:p>
           <w:p>
@@ -333,21 +265,8 @@
                 <w:sz w:val="16"/>
                 <w:szCs w:val="16"/>
               </w:rPr>
-              <w:t xml:space="preserve">Employee </w:t>
-            </w:r>
-            <w:proofErr w:type="gramStart"/>
-            <w:r>
-              <w:rPr>
-                <w:rFonts w:ascii="Tahoma" w:eastAsia="Arial" w:hAnsi="Tahoma" w:cs="Tahoma"/>
-                <w:b/>
-                <w:bCs/>
-                <w:sz w:val="16"/>
-                <w:szCs w:val="16"/>
-              </w:rPr>
-              <w:t>Name:{</w:t>
-            </w:r>
-            <w:proofErr w:type="spellStart"/>
-            <w:proofErr w:type="gramEnd"/>
+              <w:t>Employee Name:{</w:t>
+            </w:r>
             <w:r>
               <w:rPr>
                 <w:rFonts w:ascii="Tahoma" w:eastAsia="Arial" w:hAnsi="Tahoma" w:cs="Tahoma"/>
@@ -357,7 +276,6 @@
               </w:rPr>
               <w:t>EmployeeName</w:t>
             </w:r>
-            <w:proofErr w:type="spellEnd"/>
             <w:r>
               <w:rPr>
                 <w:rFonts w:ascii="Tahoma" w:eastAsia="Arial" w:hAnsi="Tahoma" w:cs="Tahoma"/>
@@ -401,27 +319,7 @@
                 <w:sz w:val="16"/>
                 <w:szCs w:val="16"/>
               </w:rPr>
-              <w:t>{</w:t>
-            </w:r>
-            <w:proofErr w:type="spellStart"/>
-            <w:r>
-              <w:rPr>
-                <w:rFonts w:ascii="Tahoma" w:eastAsia="Times New Roman" w:hAnsi="Tahoma" w:cs="Tahoma"/>
-                <w:color w:val="000000"/>
-                <w:sz w:val="16"/>
-                <w:szCs w:val="16"/>
-              </w:rPr>
-              <w:t>PONumber</w:t>
-            </w:r>
-            <w:proofErr w:type="spellEnd"/>
-            <w:r>
-              <w:rPr>
-                <w:rFonts w:ascii="Tahoma" w:eastAsia="Times New Roman" w:hAnsi="Tahoma" w:cs="Tahoma"/>
-                <w:color w:val="000000"/>
-                <w:sz w:val="16"/>
-                <w:szCs w:val="16"/>
-              </w:rPr>
-              <w:t>}</w:t>
+              <w:t>{PONumber}</w:t>
             </w:r>
           </w:p>
           <w:p>
@@ -441,30 +339,17 @@
                 <w:sz w:val="16"/>
                 <w:szCs w:val="16"/>
               </w:rPr>
-              <w:t xml:space="preserve">Gate Entry </w:t>
-            </w:r>
-            <w:proofErr w:type="gramStart"/>
+              <w:t>Gate Entry NO :</w:t>
+            </w:r>
             <w:r>
               <w:rPr>
                 <w:rFonts w:ascii="Tahoma" w:eastAsia="Times New Roman" w:hAnsi="Tahoma" w:cs="Tahoma"/>
-                <w:b/>
-                <w:bCs/>
-                <w:sz w:val="16"/>
-                <w:szCs w:val="16"/>
-              </w:rPr>
-              <w:t>NO :</w:t>
-            </w:r>
-            <w:proofErr w:type="gramEnd"/>
-            <w:r>
-              <w:rPr>
-                <w:rFonts w:ascii="Tahoma" w:eastAsia="Times New Roman" w:hAnsi="Tahoma" w:cs="Tahoma"/>
                 <w:bCs/>
                 <w:sz w:val="16"/>
                 <w:szCs w:val="16"/>
               </w:rPr>
               <w:t>{</w:t>
             </w:r>
-            <w:proofErr w:type="spellStart"/>
             <w:r>
               <w:rPr>
                 <w:rFonts w:ascii="Tahoma" w:eastAsia="Times New Roman" w:hAnsi="Tahoma" w:cs="Tahoma"/>
@@ -475,7 +360,6 @@
               </w:rPr>
               <w:t>GateEntryNo</w:t>
             </w:r>
-            <w:proofErr w:type="spellEnd"/>
             <w:r>
               <w:rPr>
                 <w:rFonts w:ascii="Tahoma" w:eastAsia="Times New Roman" w:hAnsi="Tahoma" w:cs="Tahoma"/>
@@ -504,18 +388,7 @@
                 <w:sz w:val="16"/>
                 <w:szCs w:val="16"/>
               </w:rPr>
-              <w:t>Dated</w:t>
-            </w:r>
-            <w:proofErr w:type="gramStart"/>
-            <w:r>
-              <w:rPr>
-                <w:rFonts w:ascii="Tahoma" w:eastAsia="Times New Roman" w:hAnsi="Tahoma" w:cs="Tahoma"/>
-                <w:b/>
-                <w:bCs/>
-                <w:sz w:val="16"/>
-                <w:szCs w:val="16"/>
-              </w:rPr>
-              <w:t xml:space="preserve">:  </w:t>
+              <w:t xml:space="preserve">Dated:  </w:t>
             </w:r>
             <w:r>
               <w:rPr>
@@ -526,8 +399,6 @@
               </w:rPr>
               <w:t>{</w:t>
             </w:r>
-            <w:proofErr w:type="spellStart"/>
-            <w:proofErr w:type="gramEnd"/>
             <w:r>
               <w:rPr>
                 <w:rFonts w:ascii="Tahoma" w:eastAsia="Times New Roman" w:hAnsi="Tahoma" w:cs="Tahoma"/>
@@ -547,7 +418,6 @@
               </w:rPr>
               <w:t>EntryDate</w:t>
             </w:r>
-            <w:proofErr w:type="spellEnd"/>
             <w:r>
               <w:rPr>
                 <w:rFonts w:ascii="Tahoma" w:eastAsia="Times New Roman" w:hAnsi="Tahoma" w:cs="Tahoma"/>
@@ -572,25 +442,14 @@
                 <w:szCs w:val="16"/>
               </w:rPr>
             </w:pPr>
-            <w:proofErr w:type="gramStart"/>
-            <w:r>
-              <w:rPr>
-                <w:rFonts w:ascii="Tahoma" w:hAnsi="Tahoma" w:cs="Tahoma"/>
-                <w:b/>
-                <w:sz w:val="16"/>
-                <w:szCs w:val="16"/>
-              </w:rPr>
-              <w:t>Checked  Status</w:t>
-            </w:r>
-            <w:proofErr w:type="gramEnd"/>
-            <w:r>
-              <w:rPr>
-                <w:rFonts w:ascii="Tahoma" w:hAnsi="Tahoma" w:cs="Tahoma"/>
-                <w:b/>
-                <w:sz w:val="16"/>
-                <w:szCs w:val="16"/>
-              </w:rPr>
-              <w:t>:</w:t>
+            <w:r>
+              <w:rPr>
+                <w:rFonts w:ascii="Tahoma" w:hAnsi="Tahoma" w:cs="Tahoma"/>
+                <w:b/>
+                <w:sz w:val="16"/>
+                <w:szCs w:val="16"/>
+              </w:rPr>
+              <w:t>Checked  Status:</w:t>
             </w:r>
             <w:r>
               <w:rPr>
@@ -600,7 +459,6 @@
               </w:rPr>
               <w:t>{</w:t>
             </w:r>
-            <w:proofErr w:type="spellStart"/>
             <w:r>
               <w:rPr>
                 <w:rFonts w:ascii="Tahoma" w:hAnsi="Tahoma" w:cs="Tahoma"/>
@@ -611,7 +469,6 @@
               </w:rPr>
               <w:t>CheckStatus</w:t>
             </w:r>
-            <w:proofErr w:type="spellEnd"/>
             <w:r>
               <w:rPr>
                 <w:rFonts w:ascii="Tahoma" w:hAnsi="Tahoma" w:cs="Tahoma"/>
@@ -645,17 +502,7 @@
                 <w:sz w:val="16"/>
                 <w:szCs w:val="16"/>
               </w:rPr>
-              <w:t xml:space="preserve">Approved </w:t>
-            </w:r>
-            <w:proofErr w:type="gramStart"/>
-            <w:r>
-              <w:rPr>
-                <w:rFonts w:ascii="Tahoma" w:hAnsi="Tahoma" w:cs="Tahoma"/>
-                <w:b/>
-                <w:sz w:val="16"/>
-                <w:szCs w:val="16"/>
-              </w:rPr>
-              <w:t>Status:</w:t>
+              <w:t>Approved Status:</w:t>
             </w:r>
             <w:r>
               <w:rPr>
@@ -665,8 +512,6 @@
               </w:rPr>
               <w:t>{</w:t>
             </w:r>
-            <w:proofErr w:type="spellStart"/>
-            <w:proofErr w:type="gramEnd"/>
             <w:r>
               <w:rPr>
                 <w:rFonts w:ascii="Tahoma" w:hAnsi="Tahoma" w:cs="Tahoma"/>
@@ -677,7 +522,6 @@
               </w:rPr>
               <w:t>ApproveStatus</w:t>
             </w:r>
-            <w:proofErr w:type="spellEnd"/>
             <w:r>
               <w:rPr>
                 <w:rFonts w:ascii="Tahoma" w:hAnsi="Tahoma" w:cs="Tahoma"/>
@@ -695,43 +539,22 @@
                 <w:szCs w:val="16"/>
               </w:rPr>
             </w:pPr>
-            <w:proofErr w:type="gramStart"/>
-            <w:r>
-              <w:rPr>
-                <w:rFonts w:ascii="Tahoma" w:hAnsi="Tahoma" w:cs="Tahoma"/>
-                <w:b/>
-                <w:sz w:val="16"/>
-                <w:szCs w:val="16"/>
-              </w:rPr>
-              <w:t>Creditable  Status</w:t>
-            </w:r>
-            <w:proofErr w:type="gramEnd"/>
-            <w:r>
-              <w:rPr>
-                <w:rFonts w:ascii="Tahoma" w:hAnsi="Tahoma" w:cs="Tahoma"/>
-                <w:b/>
-                <w:sz w:val="16"/>
-                <w:szCs w:val="16"/>
-              </w:rPr>
-              <w:t xml:space="preserve"> :{</w:t>
-            </w:r>
-            <w:proofErr w:type="spellStart"/>
-            <w:r>
-              <w:rPr>
-                <w:rFonts w:ascii="Tahoma" w:hAnsi="Tahoma" w:cs="Tahoma"/>
-                <w:sz w:val="16"/>
-                <w:szCs w:val="16"/>
-              </w:rPr>
-              <w:t>CredtibleStatus</w:t>
-            </w:r>
-            <w:proofErr w:type="spellEnd"/>
-            <w:r>
-              <w:rPr>
-                <w:rFonts w:ascii="Tahoma" w:hAnsi="Tahoma" w:cs="Tahoma"/>
-                <w:sz w:val="16"/>
-                <w:szCs w:val="16"/>
-              </w:rPr>
-              <w:t xml:space="preserve">}      </w:t>
+            <w:r>
+              <w:rPr>
+                <w:rFonts w:ascii="Tahoma" w:hAnsi="Tahoma" w:cs="Tahoma"/>
+                <w:b/>
+                <w:sz w:val="16"/>
+                <w:szCs w:val="16"/>
+              </w:rPr>
+              <w:t>Creditable  Status :{</w:t>
+            </w:r>
+            <w:r>
+              <w:rPr>
+                <w:rFonts w:ascii="Tahoma" w:hAnsi="Tahoma" w:cs="Tahoma"/>
+                <w:sz w:val="16"/>
+                <w:szCs w:val="16"/>
+              </w:rPr>
+              <w:t xml:space="preserve">CredtibleStatus}      </w:t>
             </w:r>
           </w:p>
         </w:tc>
@@ -768,7 +591,6 @@
               </w:rPr>
               <w:t>{</w:t>
             </w:r>
-            <w:proofErr w:type="spellStart"/>
             <w:r>
               <w:rPr>
                 <w:rFonts w:ascii="Tahoma" w:hAnsi="Tahoma" w:cs="Tahoma"/>
@@ -779,7 +601,6 @@
               </w:rPr>
               <w:t>LCNumber</w:t>
             </w:r>
-            <w:proofErr w:type="spellEnd"/>
             <w:r>
               <w:rPr>
                 <w:rFonts w:ascii="Tahoma" w:eastAsia="Arial" w:hAnsi="Tahoma" w:cs="Tahoma"/>
@@ -800,27 +621,15 @@
                 <w:szCs w:val="16"/>
               </w:rPr>
             </w:pPr>
-            <w:proofErr w:type="spellStart"/>
-            <w:r>
-              <w:rPr>
-                <w:rFonts w:ascii="Tahoma" w:eastAsia="Arial" w:hAnsi="Tahoma" w:cs="Tahoma"/>
-                <w:b/>
-                <w:bCs/>
-                <w:sz w:val="16"/>
-                <w:szCs w:val="16"/>
-              </w:rPr>
-              <w:t>Opn</w:t>
-            </w:r>
-            <w:proofErr w:type="spellEnd"/>
-            <w:r>
-              <w:rPr>
-                <w:rFonts w:ascii="Tahoma" w:eastAsia="Arial" w:hAnsi="Tahoma" w:cs="Tahoma"/>
-                <w:b/>
-                <w:bCs/>
-                <w:sz w:val="16"/>
-                <w:szCs w:val="16"/>
-              </w:rPr>
-              <w:t xml:space="preserve">. </w:t>
+            <w:r>
+              <w:rPr>
+                <w:rFonts w:ascii="Tahoma" w:eastAsia="Arial" w:hAnsi="Tahoma" w:cs="Tahoma"/>
+                <w:b/>
+                <w:bCs/>
+                <w:sz w:val="16"/>
+                <w:szCs w:val="16"/>
+              </w:rPr>
+              <w:t xml:space="preserve">Opn. </w:t>
             </w:r>
             <w:r>
               <w:rPr>
@@ -839,27 +648,7 @@
                 <w:sz w:val="16"/>
                 <w:szCs w:val="16"/>
               </w:rPr>
-              <w:t>{</w:t>
-            </w:r>
-            <w:proofErr w:type="spellStart"/>
-            <w:r>
-              <w:rPr>
-                <w:rFonts w:ascii="Tahoma" w:eastAsia="Times New Roman" w:hAnsi="Tahoma" w:cs="Tahoma"/>
-                <w:color w:val="000000"/>
-                <w:sz w:val="16"/>
-                <w:szCs w:val="16"/>
-              </w:rPr>
-              <w:t>LCODate</w:t>
-            </w:r>
-            <w:proofErr w:type="spellEnd"/>
-            <w:r>
-              <w:rPr>
-                <w:rFonts w:ascii="Tahoma" w:eastAsia="Times New Roman" w:hAnsi="Tahoma" w:cs="Tahoma"/>
-                <w:color w:val="000000"/>
-                <w:sz w:val="16"/>
-                <w:szCs w:val="16"/>
-              </w:rPr>
-              <w:t>}</w:t>
+              <w:t>{LCODate}</w:t>
             </w:r>
           </w:p>
           <w:p>
@@ -872,27 +661,15 @@
                 <w:szCs w:val="16"/>
               </w:rPr>
             </w:pPr>
-            <w:proofErr w:type="spellStart"/>
-            <w:r>
-              <w:rPr>
-                <w:rFonts w:ascii="Tahoma" w:eastAsia="Arial" w:hAnsi="Tahoma" w:cs="Tahoma"/>
-                <w:b/>
-                <w:bCs/>
-                <w:sz w:val="16"/>
-                <w:szCs w:val="16"/>
-              </w:rPr>
-              <w:t>Opn</w:t>
-            </w:r>
-            <w:proofErr w:type="spellEnd"/>
-            <w:r>
-              <w:rPr>
-                <w:rFonts w:ascii="Tahoma" w:eastAsia="Arial" w:hAnsi="Tahoma" w:cs="Tahoma"/>
-                <w:b/>
-                <w:bCs/>
-                <w:sz w:val="16"/>
-                <w:szCs w:val="16"/>
-              </w:rPr>
-              <w:t xml:space="preserve">. </w:t>
+            <w:r>
+              <w:rPr>
+                <w:rFonts w:ascii="Tahoma" w:eastAsia="Arial" w:hAnsi="Tahoma" w:cs="Tahoma"/>
+                <w:b/>
+                <w:bCs/>
+                <w:sz w:val="16"/>
+                <w:szCs w:val="16"/>
+              </w:rPr>
+              <w:t xml:space="preserve">Opn. </w:t>
             </w:r>
             <w:r>
               <w:rPr>
@@ -911,27 +688,7 @@
                 <w:sz w:val="16"/>
                 <w:szCs w:val="16"/>
               </w:rPr>
-              <w:t>{</w:t>
-            </w:r>
-            <w:proofErr w:type="spellStart"/>
-            <w:r>
-              <w:rPr>
-                <w:rFonts w:ascii="Tahoma" w:eastAsia="Arial" w:hAnsi="Tahoma" w:cs="Tahoma"/>
-                <w:bCs/>
-                <w:sz w:val="16"/>
-                <w:szCs w:val="16"/>
-              </w:rPr>
-              <w:t>OpeningBank</w:t>
-            </w:r>
-            <w:proofErr w:type="spellEnd"/>
-            <w:r>
-              <w:rPr>
-                <w:rFonts w:ascii="Tahoma" w:eastAsia="Arial" w:hAnsi="Tahoma" w:cs="Tahoma"/>
-                <w:bCs/>
-                <w:sz w:val="16"/>
-                <w:szCs w:val="16"/>
-              </w:rPr>
-              <w:t xml:space="preserve">}        </w:t>
+              <w:t xml:space="preserve">{OpeningBank}        </w:t>
             </w:r>
           </w:p>
           <w:p>
@@ -942,27 +699,15 @@
                 <w:szCs w:val="16"/>
               </w:rPr>
             </w:pPr>
-            <w:proofErr w:type="spellStart"/>
-            <w:r>
-              <w:rPr>
-                <w:rFonts w:ascii="Tahoma" w:eastAsia="Arial" w:hAnsi="Tahoma" w:cs="Tahoma"/>
-                <w:b/>
-                <w:bCs/>
-                <w:sz w:val="16"/>
-                <w:szCs w:val="16"/>
-              </w:rPr>
-              <w:t>Benf</w:t>
-            </w:r>
-            <w:proofErr w:type="spellEnd"/>
-            <w:r>
-              <w:rPr>
-                <w:rFonts w:ascii="Tahoma" w:eastAsia="Arial" w:hAnsi="Tahoma" w:cs="Tahoma"/>
-                <w:b/>
-                <w:bCs/>
-                <w:sz w:val="16"/>
-                <w:szCs w:val="16"/>
-              </w:rPr>
-              <w:t>.</w:t>
+            <w:r>
+              <w:rPr>
+                <w:rFonts w:ascii="Tahoma" w:eastAsia="Arial" w:hAnsi="Tahoma" w:cs="Tahoma"/>
+                <w:b/>
+                <w:bCs/>
+                <w:sz w:val="16"/>
+                <w:szCs w:val="16"/>
+              </w:rPr>
+              <w:t>Benf.</w:t>
             </w:r>
             <w:r>
               <w:rPr>
@@ -983,7 +728,6 @@
               </w:rPr>
               <w:t>{</w:t>
             </w:r>
-            <w:proofErr w:type="spellStart"/>
             <w:r>
               <w:rPr>
                 <w:rFonts w:ascii="Tahoma" w:eastAsia="Arial" w:hAnsi="Tahoma" w:cs="Tahoma"/>
@@ -993,7 +737,6 @@
               </w:rPr>
               <w:t>BeneficiaryBank</w:t>
             </w:r>
-            <w:proofErr w:type="spellEnd"/>
             <w:r>
               <w:rPr>
                 <w:rFonts w:ascii="Tahoma" w:eastAsia="Times New Roman" w:hAnsi="Tahoma" w:cs="Tahoma"/>
@@ -1040,27 +783,15 @@
                 <w:szCs w:val="16"/>
               </w:rPr>
             </w:pPr>
-            <w:proofErr w:type="spellStart"/>
-            <w:r>
-              <w:rPr>
-                <w:rFonts w:ascii="Tahoma" w:hAnsi="Tahoma" w:cs="Tahoma"/>
-                <w:b/>
-                <w:bCs/>
-                <w:sz w:val="16"/>
-                <w:szCs w:val="16"/>
-              </w:rPr>
-              <w:t>Accpt</w:t>
-            </w:r>
-            <w:proofErr w:type="spellEnd"/>
-            <w:r>
-              <w:rPr>
-                <w:rFonts w:ascii="Tahoma" w:hAnsi="Tahoma" w:cs="Tahoma"/>
-                <w:b/>
-                <w:bCs/>
-                <w:sz w:val="16"/>
-                <w:szCs w:val="16"/>
-              </w:rPr>
-              <w:t>.</w:t>
+            <w:r>
+              <w:rPr>
+                <w:rFonts w:ascii="Tahoma" w:hAnsi="Tahoma" w:cs="Tahoma"/>
+                <w:b/>
+                <w:bCs/>
+                <w:sz w:val="16"/>
+                <w:szCs w:val="16"/>
+              </w:rPr>
+              <w:t>Accpt.</w:t>
             </w:r>
             <w:r>
               <w:rPr>
@@ -1079,17 +810,7 @@
                 <w:sz w:val="16"/>
                 <w:szCs w:val="16"/>
               </w:rPr>
-              <w:t>{</w:t>
-            </w:r>
-            <w:proofErr w:type="spellStart"/>
-            <w:r>
-              <w:rPr>
-                <w:rFonts w:ascii="Tahoma" w:hAnsi="Tahoma" w:cs="Tahoma"/>
-                <w:bCs/>
-                <w:sz w:val="16"/>
-                <w:szCs w:val="16"/>
-              </w:rPr>
-              <w:t>Acceptance</w:t>
+              <w:t>{Acceptance</w:t>
             </w:r>
             <w:r>
               <w:rPr>
@@ -1101,7 +822,6 @@
               </w:rPr>
               <w:t>No</w:t>
             </w:r>
-            <w:proofErr w:type="spellEnd"/>
             <w:r>
               <w:rPr>
                 <w:rFonts w:ascii="Tahoma" w:hAnsi="Tahoma" w:cs="Tahoma"/>
@@ -1121,29 +841,16 @@
                 <w:szCs w:val="16"/>
               </w:rPr>
             </w:pPr>
-            <w:proofErr w:type="spellStart"/>
-            <w:r>
-              <w:rPr>
-                <w:rFonts w:ascii="Tahoma" w:hAnsi="Tahoma" w:cs="Tahoma"/>
-                <w:b/>
-                <w:bCs/>
-                <w:sz w:val="16"/>
-                <w:szCs w:val="16"/>
-              </w:rPr>
-              <w:t>Accpt</w:t>
-            </w:r>
-            <w:proofErr w:type="spellEnd"/>
-            <w:r>
-              <w:rPr>
-                <w:rFonts w:ascii="Tahoma" w:hAnsi="Tahoma" w:cs="Tahoma"/>
-                <w:b/>
-                <w:bCs/>
-                <w:sz w:val="16"/>
-                <w:szCs w:val="16"/>
-              </w:rPr>
-              <w:t xml:space="preserve">. </w:t>
-            </w:r>
-            <w:proofErr w:type="gramStart"/>
+            <w:r>
+              <w:rPr>
+                <w:rFonts w:ascii="Tahoma" w:hAnsi="Tahoma" w:cs="Tahoma"/>
+                <w:b/>
+                <w:bCs/>
+                <w:sz w:val="16"/>
+                <w:szCs w:val="16"/>
+              </w:rPr>
+              <w:t xml:space="preserve">Accpt. </w:t>
+            </w:r>
             <w:r>
               <w:rPr>
                 <w:rFonts w:ascii="Tahoma" w:hAnsi="Tahoma" w:cs="Tahoma"/>
@@ -1161,18 +868,7 @@
                 <w:sz w:val="16"/>
                 <w:szCs w:val="16"/>
               </w:rPr>
-              <w:t>{</w:t>
-            </w:r>
-            <w:proofErr w:type="spellStart"/>
-            <w:proofErr w:type="gramEnd"/>
-            <w:r>
-              <w:rPr>
-                <w:rFonts w:ascii="Tahoma" w:hAnsi="Tahoma" w:cs="Tahoma"/>
-                <w:bCs/>
-                <w:sz w:val="16"/>
-                <w:szCs w:val="16"/>
-              </w:rPr>
-              <w:t>Acceptance</w:t>
+              <w:t>{Acceptance</w:t>
             </w:r>
             <w:r>
               <w:rPr>
@@ -1184,7 +880,6 @@
               </w:rPr>
               <w:t>Date</w:t>
             </w:r>
-            <w:proofErr w:type="spellEnd"/>
             <w:r>
               <w:rPr>
                 <w:rFonts w:ascii="Tahoma" w:hAnsi="Tahoma" w:cs="Tahoma"/>
@@ -1222,7 +917,6 @@
               </w:rPr>
               <w:t xml:space="preserve"> </w:t>
             </w:r>
-            <w:proofErr w:type="gramStart"/>
             <w:r>
               <w:rPr>
                 <w:rFonts w:ascii="Tahoma" w:hAnsi="Tahoma" w:cs="Tahoma"/>
@@ -1240,37 +934,7 @@
                 <w:sz w:val="16"/>
                 <w:szCs w:val="16"/>
               </w:rPr>
-              <w:t xml:space="preserve"> :</w:t>
-            </w:r>
-            <w:proofErr w:type="gramEnd"/>
-            <w:r>
-              <w:rPr>
-                <w:rFonts w:ascii="Tahoma" w:hAnsi="Tahoma" w:cs="Tahoma"/>
-                <w:bCs/>
-                <w:sz w:val="16"/>
-                <w:szCs w:val="16"/>
-              </w:rPr>
-              <w:t>{</w:t>
-            </w:r>
-            <w:proofErr w:type="spellStart"/>
-            <w:r>
-              <w:rPr>
-                <w:rFonts w:ascii="Tahoma" w:hAnsi="Tahoma" w:cs="Tahoma"/>
-                <w:bCs/>
-                <w:sz w:val="16"/>
-                <w:szCs w:val="16"/>
-              </w:rPr>
-              <w:t>ContractNO</w:t>
-            </w:r>
-            <w:proofErr w:type="spellEnd"/>
-            <w:r>
-              <w:rPr>
-                <w:rFonts w:ascii="Tahoma" w:hAnsi="Tahoma" w:cs="Tahoma"/>
-                <w:bCs/>
-                <w:sz w:val="16"/>
-                <w:szCs w:val="16"/>
-              </w:rPr>
-              <w:t>}</w:t>
+              <w:t xml:space="preserve"> :{ContractNO}</w:t>
             </w:r>
             <w:r>
               <w:rPr>
@@ -1337,31 +1001,7 @@
                 <w:sz w:val="16"/>
                 <w:szCs w:val="16"/>
               </w:rPr>
-              <w:t>{</w:t>
-            </w:r>
-            <w:proofErr w:type="spellStart"/>
-            <w:r>
-              <w:rPr>
-                <w:rFonts w:ascii="Tahoma" w:eastAsia="Times New Roman" w:hAnsi="Tahoma" w:cs="Tahoma"/>
-                <w:b/>
-                <w:bCs/>
-                <w:color w:val="000000"/>
-                <w:sz w:val="16"/>
-                <w:szCs w:val="16"/>
-              </w:rPr>
-              <w:t>VendorName</w:t>
-            </w:r>
-            <w:proofErr w:type="spellEnd"/>
-            <w:r>
-              <w:rPr>
-                <w:rFonts w:ascii="Tahoma" w:eastAsia="Times New Roman" w:hAnsi="Tahoma" w:cs="Tahoma"/>
-                <w:b/>
-                <w:bCs/>
-                <w:color w:val="000000"/>
-                <w:sz w:val="16"/>
-                <w:szCs w:val="16"/>
-              </w:rPr>
-              <w:t>}</w:t>
+              <w:t>{VendorName}</w:t>
             </w:r>
           </w:p>
           <w:p>
@@ -1390,27 +1030,7 @@
                 <w:sz w:val="16"/>
                 <w:szCs w:val="16"/>
               </w:rPr>
-              <w:t>{</w:t>
-            </w:r>
-            <w:proofErr w:type="spellStart"/>
-            <w:r>
-              <w:rPr>
-                <w:rFonts w:ascii="Tahoma" w:eastAsia="Times New Roman" w:hAnsi="Tahoma" w:cs="Tahoma"/>
-                <w:color w:val="000000"/>
-                <w:sz w:val="16"/>
-                <w:szCs w:val="16"/>
-              </w:rPr>
-              <w:t>VendorAddress</w:t>
-            </w:r>
-            <w:proofErr w:type="spellEnd"/>
-            <w:r>
-              <w:rPr>
-                <w:rFonts w:ascii="Tahoma" w:eastAsia="Times New Roman" w:hAnsi="Tahoma" w:cs="Tahoma"/>
-                <w:color w:val="000000"/>
-                <w:sz w:val="16"/>
-                <w:szCs w:val="16"/>
-              </w:rPr>
-              <w:t>}</w:t>
+              <w:t>{VendorAddress}</w:t>
             </w:r>
           </w:p>
           <w:p>
@@ -1457,7 +1077,6 @@
               </w:rPr>
               <w:t>{</w:t>
             </w:r>
-            <w:proofErr w:type="spellStart"/>
             <w:r>
               <w:rPr>
                 <w:rFonts w:ascii="Tahoma" w:eastAsia="Times New Roman" w:hAnsi="Tahoma" w:cs="Tahoma"/>
@@ -1468,7 +1087,6 @@
               </w:rPr>
               <w:t>InvoicingPartyName</w:t>
             </w:r>
-            <w:proofErr w:type="spellEnd"/>
             <w:r>
               <w:rPr>
                 <w:rFonts w:ascii="Tahoma" w:eastAsia="Times New Roman" w:hAnsi="Tahoma" w:cs="Tahoma"/>
@@ -1507,27 +1125,7 @@
                 <w:sz w:val="16"/>
                 <w:szCs w:val="16"/>
               </w:rPr>
-              <w:t>{</w:t>
-            </w:r>
-            <w:proofErr w:type="spellStart"/>
-            <w:r>
-              <w:rPr>
-                <w:rFonts w:ascii="Tahoma" w:eastAsia="Times New Roman" w:hAnsi="Tahoma" w:cs="Tahoma"/>
-                <w:color w:val="000000"/>
-                <w:sz w:val="16"/>
-                <w:szCs w:val="16"/>
-              </w:rPr>
-              <w:t>InvoicingPartyAddress</w:t>
-            </w:r>
-            <w:proofErr w:type="spellEnd"/>
-            <w:r>
-              <w:rPr>
-                <w:rFonts w:ascii="Tahoma" w:eastAsia="Times New Roman" w:hAnsi="Tahoma" w:cs="Tahoma"/>
-                <w:color w:val="000000"/>
-                <w:sz w:val="16"/>
-                <w:szCs w:val="16"/>
-              </w:rPr>
-              <w:t>}</w:t>
+              <w:t>{InvoicingPartyAddress}</w:t>
             </w:r>
           </w:p>
         </w:tc>
@@ -1644,29 +1242,7 @@
                 <w:sz w:val="16"/>
                 <w:szCs w:val="16"/>
               </w:rPr>
-              <w:t>{</w:t>
-            </w:r>
-            <w:proofErr w:type="spellStart"/>
-            <w:r>
-              <w:rPr>
-                <w:rFonts w:ascii="Tahoma" w:eastAsia="Arial" w:hAnsi="Tahoma" w:cs="Tahoma"/>
-                <w:b/>
-                <w:bCs/>
-                <w:sz w:val="16"/>
-                <w:szCs w:val="16"/>
-              </w:rPr>
-              <w:t>materialItems</w:t>
-            </w:r>
-            <w:proofErr w:type="spellEnd"/>
-            <w:r>
-              <w:rPr>
-                <w:rFonts w:ascii="Tahoma" w:eastAsia="Arial" w:hAnsi="Tahoma" w:cs="Tahoma"/>
-                <w:b/>
-                <w:bCs/>
-                <w:sz w:val="16"/>
-                <w:szCs w:val="16"/>
-              </w:rPr>
-              <w:t>}</w:t>
+              <w:t>{materialItems}</w:t>
             </w:r>
           </w:p>
           <w:p>
@@ -1687,29 +1263,7 @@
                 <w:sz w:val="16"/>
                 <w:szCs w:val="16"/>
               </w:rPr>
-              <w:t>{</w:t>
-            </w:r>
-            <w:proofErr w:type="spellStart"/>
-            <w:r>
-              <w:rPr>
-                <w:rFonts w:ascii="Tahoma" w:eastAsia="Arial" w:hAnsi="Tahoma" w:cs="Tahoma"/>
-                <w:b/>
-                <w:bCs/>
-                <w:sz w:val="16"/>
-                <w:szCs w:val="16"/>
-              </w:rPr>
-              <w:t>ServiceItems</w:t>
-            </w:r>
-            <w:proofErr w:type="spellEnd"/>
-            <w:r>
-              <w:rPr>
-                <w:rFonts w:ascii="Tahoma" w:eastAsia="Arial" w:hAnsi="Tahoma" w:cs="Tahoma"/>
-                <w:b/>
-                <w:bCs/>
-                <w:sz w:val="16"/>
-                <w:szCs w:val="16"/>
-              </w:rPr>
-              <w:t>}</w:t>
+              <w:t>{ServiceItems}</w:t>
             </w:r>
           </w:p>
           <w:p>
@@ -1741,29 +1295,7 @@
                 <w:sz w:val="16"/>
                 <w:szCs w:val="16"/>
               </w:rPr>
-              <w:t>Total Amount: {</w:t>
-            </w:r>
-            <w:proofErr w:type="spellStart"/>
-            <w:r>
-              <w:rPr>
-                <w:rFonts w:ascii="Tahoma" w:eastAsia="Arial" w:hAnsi="Tahoma" w:cs="Tahoma"/>
-                <w:b/>
-                <w:bCs/>
-                <w:sz w:val="16"/>
-                <w:szCs w:val="16"/>
-              </w:rPr>
-              <w:t>GrandTotal</w:t>
-            </w:r>
-            <w:proofErr w:type="spellEnd"/>
-            <w:r>
-              <w:rPr>
-                <w:rFonts w:ascii="Tahoma" w:eastAsia="Arial" w:hAnsi="Tahoma" w:cs="Tahoma"/>
-                <w:b/>
-                <w:bCs/>
-                <w:sz w:val="16"/>
-                <w:szCs w:val="16"/>
-              </w:rPr>
-              <w:t>}</w:t>
+              <w:t>Total Amount: {GrandTotal}</w:t>
             </w:r>
             <w:r>
               <w:rPr>
@@ -1774,29 +1306,7 @@
                 <w:szCs w:val="16"/>
               </w:rPr>
               <w:cr/>
-              <w:t>In Words: {</w:t>
-            </w:r>
-            <w:proofErr w:type="spellStart"/>
-            <w:r>
-              <w:rPr>
-                <w:rFonts w:ascii="Tahoma" w:eastAsia="Arial" w:hAnsi="Tahoma" w:cs="Tahoma"/>
-                <w:b/>
-                <w:bCs/>
-                <w:sz w:val="16"/>
-                <w:szCs w:val="16"/>
-              </w:rPr>
-              <w:t>TotalInWords</w:t>
-            </w:r>
-            <w:proofErr w:type="spellEnd"/>
-            <w:r>
-              <w:rPr>
-                <w:rFonts w:ascii="Tahoma" w:eastAsia="Arial" w:hAnsi="Tahoma" w:cs="Tahoma"/>
-                <w:b/>
-                <w:bCs/>
-                <w:sz w:val="16"/>
-                <w:szCs w:val="16"/>
-              </w:rPr>
-              <w:t>}</w:t>
+              <w:t>In Words: {TotalInWords}</w:t>
             </w:r>
           </w:p>
           <w:p>
@@ -2080,35 +1590,45 @@
                   <w:pPr>
                     <w:jc w:val="center"/>
                     <w:rPr>
-                      <w:rFonts w:ascii="Tahoma" w:eastAsia="Arial" w:hAnsi="Tahoma" w:cs="Tahoma"/>
-                      <w:b/>
-                      <w:bCs/>
-                      <w:sz w:val="16"/>
-                      <w:szCs w:val="16"/>
-                    </w:rPr>
-                  </w:pPr>
-                  <w:proofErr w:type="spellStart"/>
-                  <w:r>
-                    <w:rPr>
                       <w:rFonts w:ascii="Tahoma" w:hAnsi="Tahoma" w:cs="Tahoma"/>
                       <w:b/>
-                      <w:bCs/>
-                      <w:sz w:val="16"/>
-                      <w:szCs w:val="16"/>
-                    </w:rPr>
-                    <w:t>Mouchak</w:t>
+                      <w:color w:val="000000" w:themeColor="text1"/>
+                      <w:sz w:val="16"/>
+                      <w:szCs w:val="16"/>
+                    </w:rPr>
+                  </w:pPr>
+                  <w:r>
+                    <w:rPr>
+                      <w:rFonts w:ascii="Tahoma" w:eastAsia="Arial" w:hAnsi="Tahoma" w:cs="Tahoma"/>
+                      <w:b/>
+                      <w:bCs/>
+                      <w:sz w:val="16"/>
+                      <w:szCs w:val="16"/>
+                    </w:rPr>
+                    <w:t xml:space="preserve">For </w:t>
                   </w:r>
-                  <w:proofErr w:type="spellEnd"/>
                   <w:r>
                     <w:rPr>
                       <w:rFonts w:ascii="Tahoma" w:hAnsi="Tahoma" w:cs="Tahoma"/>
                       <w:b/>
-                      <w:bCs/>
-                      <w:sz w:val="16"/>
-                      <w:szCs w:val="16"/>
-                    </w:rPr>
-                    <w:t xml:space="preserve"> Knit Composite Ltd.</w:t>
+                      <w:color w:val="000000" w:themeColor="text1"/>
+                      <w:sz w:val="16"/>
+                      <w:szCs w:val="16"/>
+                    </w:rPr>
+                    <w:t xml:space="preserve"> Odyssey Craft (Pvt.) Ltd.</w:t>
                   </w:r>
+                </w:p>
+                <w:p>
+                  <w:pPr>
+                    <w:jc w:val="center"/>
+                    <w:rPr>
+                      <w:rFonts w:ascii="Tahoma" w:eastAsia="Arial" w:hAnsi="Tahoma" w:cs="Tahoma"/>
+                      <w:b/>
+                      <w:bCs/>
+                      <w:sz w:val="16"/>
+                      <w:szCs w:val="16"/>
+                    </w:rPr>
+                  </w:pPr>
                 </w:p>
                 <w:p>
                   <w:pPr>
@@ -2215,29 +1735,7 @@
                       <w:sz w:val="16"/>
                       <w:szCs w:val="16"/>
                     </w:rPr>
-                    <w:t>For {</w:t>
-                  </w:r>
-                  <w:proofErr w:type="spellStart"/>
-                  <w:r>
-                    <w:rPr>
-                      <w:rFonts w:ascii="Tahoma" w:eastAsia="Arial" w:hAnsi="Tahoma" w:cs="Tahoma"/>
-                      <w:b/>
-                      <w:bCs/>
-                      <w:sz w:val="16"/>
-                      <w:szCs w:val="16"/>
-                    </w:rPr>
-                    <w:t>VendorName</w:t>
-                  </w:r>
-                  <w:proofErr w:type="spellEnd"/>
-                  <w:r>
-                    <w:rPr>
-                      <w:rFonts w:ascii="Tahoma" w:eastAsia="Arial" w:hAnsi="Tahoma" w:cs="Tahoma"/>
-                      <w:b/>
-                      <w:bCs/>
-                      <w:sz w:val="16"/>
-                      <w:szCs w:val="16"/>
-                    </w:rPr>
-                    <w:t>}</w:t>
+                    <w:t>For {VendorName}</w:t>
                   </w:r>
                 </w:p>
                 <w:p>
@@ -2444,7 +1942,7 @@
                       </mc:Choice>
                       <mc:Fallback>
                         <w:pict>
-                          <v:line w14:anchorId="15176DF7" id="Straight Connector 3" o:spid="_x0000_s1026" style="position:absolute;flip:x;z-index:251652608;visibility:visible;mso-wrap-style:square;mso-width-percent:0;mso-height-percent:0;mso-wrap-distance-left:9pt;mso-wrap-distance-top:0;mso-wrap-distance-right:9pt;mso-wrap-distance-bottom:0;mso-position-horizontal:absolute;mso-position-horizontal-relative:text;mso-position-vertical:absolute;mso-position-vertical-relative:text;mso-width-percent:0;mso-height-percent:0;mso-width-relative:margin;mso-height-relative:margin" from="30.2pt,9.8pt" to="139.75pt,9.8pt" o:gfxdata="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" strokecolor="windowText" strokeweight=".5pt">
+                          <v:line w14:anchorId="3B9A3A03" id="Straight Connector 3" o:spid="_x0000_s1026" style="position:absolute;flip:x;z-index:251652608;visibility:visible;mso-wrap-style:square;mso-width-percent:0;mso-height-percent:0;mso-wrap-distance-left:9pt;mso-wrap-distance-top:0;mso-wrap-distance-right:9pt;mso-wrap-distance-bottom:0;mso-position-horizontal:absolute;mso-position-horizontal-relative:text;mso-position-vertical:absolute;mso-position-vertical-relative:text;mso-width-percent:0;mso-height-percent:0;mso-width-relative:margin;mso-height-relative:margin" from="30.2pt,9.8pt" to="139.75pt,9.8pt" o:gfxdata="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" strokecolor="windowText" strokeweight=".5pt">
                             <v:stroke joinstyle="miter"/>
                           </v:line>
                         </w:pict>
@@ -2478,7 +1976,6 @@
                     </w:rPr>
                     <w:t>{</w:t>
                   </w:r>
-                  <w:proofErr w:type="spellStart"/>
                   <w:r>
                     <w:rPr>
                       <w:rFonts w:ascii="Tahoma" w:hAnsi="Tahoma" w:cs="Tahoma"/>
@@ -2489,7 +1986,6 @@
                     </w:rPr>
                     <w:t>AddedBy</w:t>
                   </w:r>
-                  <w:proofErr w:type="spellEnd"/>
                   <w:r>
                     <w:rPr>
                       <w:rFonts w:ascii="Tahoma" w:eastAsia="Arial" w:hAnsi="Tahoma" w:cs="Tahoma"/>
@@ -2532,7 +2028,6 @@
                     </w:rPr>
                     <w:t xml:space="preserve"> {</w:t>
                   </w:r>
-                  <w:proofErr w:type="spellStart"/>
                   <w:r>
                     <w:rPr>
                       <w:rFonts w:ascii="Tahoma" w:hAnsi="Tahoma" w:cs="Tahoma"/>
@@ -2543,7 +2038,6 @@
                     </w:rPr>
                     <w:t>CheckedBy</w:t>
                   </w:r>
-                  <w:proofErr w:type="spellEnd"/>
                   <w:r>
                     <w:rPr>
                       <w:rFonts w:ascii="Tahoma" w:eastAsia="Arial" w:hAnsi="Tahoma" w:cs="Tahoma"/>
@@ -2624,7 +2118,7 @@
                       </mc:Choice>
                       <mc:Fallback>
                         <w:pict>
-                          <v:line w14:anchorId="2FCA7E83" id="Straight Connector 2" o:spid="_x0000_s1026" style="position:absolute;z-index:251662848;visibility:visible;mso-wrap-style:square;mso-wrap-distance-left:9pt;mso-wrap-distance-top:0;mso-wrap-distance-right:9pt;mso-wrap-distance-bottom:0;mso-position-horizontal:absolute;mso-position-horizontal-relative:text;mso-position-vertical:absolute;mso-position-vertical-relative:text" from="31.15pt,9.8pt" to="143.2pt,9.8pt" o:gfxdata="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" strokecolor="windowText" strokeweight=".5pt">
+                          <v:line w14:anchorId="3EAE69EB" id="Straight Connector 2" o:spid="_x0000_s1026" style="position:absolute;z-index:251662848;visibility:visible;mso-wrap-style:square;mso-wrap-distance-left:9pt;mso-wrap-distance-top:0;mso-wrap-distance-right:9pt;mso-wrap-distance-bottom:0;mso-position-horizontal:absolute;mso-position-horizontal-relative:text;mso-position-vertical:absolute;mso-position-vertical-relative:text" from="31.15pt,9.8pt" to="143.2pt,9.8pt" o:gfxdata="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" strokecolor="windowText" strokeweight=".5pt">
                             <v:stroke joinstyle="miter"/>
                           </v:line>
                         </w:pict>
@@ -2649,7 +2143,6 @@
                     </w:rPr>
                     <w:t xml:space="preserve">  {</w:t>
                   </w:r>
-                  <w:proofErr w:type="spellStart"/>
                   <w:r>
                     <w:rPr>
                       <w:rFonts w:ascii="Tahoma" w:hAnsi="Tahoma" w:cs="Tahoma"/>
@@ -2660,7 +2153,6 @@
                     </w:rPr>
                     <w:t>AuthorizedBy</w:t>
                   </w:r>
-                  <w:proofErr w:type="spellEnd"/>
                   <w:r>
                     <w:rPr>
                       <w:rFonts w:ascii="Tahoma" w:eastAsia="Arial" w:hAnsi="Tahoma" w:cs="Tahoma"/>
@@ -2798,7 +2290,7 @@
                       </mc:Choice>
                       <mc:Fallback>
                         <w:pict>
-                          <v:line w14:anchorId="3016EA6F" id="Straight Connector 1" o:spid="_x0000_s1026" style="position:absolute;z-index:251656704;visibility:visible;mso-wrap-style:square;mso-width-percent:0;mso-wrap-distance-left:9pt;mso-wrap-distance-top:0;mso-wrap-distance-right:9pt;mso-wrap-distance-bottom:0;mso-position-horizontal:absolute;mso-position-horizontal-relative:text;mso-position-vertical:absolute;mso-position-vertical-relative:text;mso-width-percent:0;mso-width-relative:margin" from="23.45pt,.65pt" to="143.65pt,.65pt" o:gfxdata="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" strokecolor="windowText" strokeweight=".5pt">
+                          <v:line w14:anchorId="42E0AD22" id="Straight Connector 1" o:spid="_x0000_s1026" style="position:absolute;z-index:251656704;visibility:visible;mso-wrap-style:square;mso-width-percent:0;mso-wrap-distance-left:9pt;mso-wrap-distance-top:0;mso-wrap-distance-right:9pt;mso-wrap-distance-bottom:0;mso-position-horizontal:absolute;mso-position-horizontal-relative:text;mso-position-vertical:absolute;mso-position-vertical-relative:text;mso-width-percent:0;mso-width-relative:margin" from="23.45pt,.65pt" to="143.65pt,.65pt" o:gfxdata="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" strokecolor="windowText" strokeweight=".5pt">
                             <v:stroke joinstyle="miter"/>
                           </v:line>
                         </w:pict>
@@ -2949,7 +2441,7 @@
 </file>
 
 <file path=word/endnotes.xml><?xml version="1.0" encoding="utf-8"?>
-<w:endnotes xmlns:wpc="http://schemas.microsoft.com/office/word/2010/wordprocessingCanvas" xmlns:cx="http://schemas.microsoft.com/office/drawing/2014/chartex" xmlns:cx1="http://schemas.microsoft.com/office/drawing/2015/9/8/chartex" xmlns:cx2="http://schemas.microsoft.com/office/drawing/2015/10/21/chartex" xmlns:cx3="http://schemas.microsoft.com/office/drawing/2016/5/9/chartex" xmlns:cx4="http://schemas.microsoft.com/office/drawing/2016/5/10/chartex" xmlns:cx5="http://schemas.microsoft.com/office/drawing/2016/5/11/chartex" xmlns:cx6="http://schemas.microsoft.com/office/drawing/2016/5/12/chartex" xmlns:cx7="http://schemas.microsoft.com/office/drawing/2016/5/13/chartex" xmlns:cx8="http://schemas.microsoft.com/office/drawing/2016/5/14/chartex" xmlns:mc="http://schemas.openxmlformats.org/markup-compatibility/2006" xmlns:aink="http://schemas.microsoft.com/office/drawing/2016/ink" xmlns:am3d="http://schemas.microsoft.com/office/drawing/2017/model3d" xmlns:o="urn:schemas-microsoft-com:office:office" xmlns:r="http://schemas.openxmlformats.org/officeDocument/2006/relationships" xmlns:m="http://schemas.openxmlformats.org/officeDocument/2006/math" xmlns:v="urn:schemas-microsoft-com:vml" xmlns:wp14="http://schemas.microsoft.com/office/word/2010/wordprocessingDrawing" xmlns:wp="http://schemas.openxmlformats.org/drawingml/2006/wordprocessingDrawing" xmlns:w10="urn:schemas-microsoft-com:office:word" xmlns:w="http://schemas.openxmlformats.org/wordprocessingml/2006/main" xmlns:w14="http://schemas.microsoft.com/office/word/2010/wordml" xmlns:w15="http://schemas.microsoft.com/office/word/2012/wordml" xmlns:w16cex="http://schemas.microsoft.com/office/word/2018/wordml/cex" xmlns:w16cid="http://schemas.microsoft.com/office/word/2016/wordml/cid" xmlns:w16="http://schemas.microsoft.com/office/word/2018/wordml" xmlns:w16sdtdh="http://schemas.microsoft.com/office/word/2020/wordml/sdtdatahash" xmlns:w16se="http://schemas.microsoft.com/office/word/2015/wordml/symex" xmlns:wpg="http://schemas.microsoft.com/office/word/2010/wordprocessingGroup" xmlns:wpi="http://schemas.microsoft.com/office/word/2010/wordprocessingInk" xmlns:wne="http://schemas.microsoft.com/office/word/2006/wordml" xmlns:wps="http://schemas.microsoft.com/office/word/2010/wordprocessingShape" mc:Ignorable="w14 w15 w16se w16cid w16 w16cex w16sdtdh wp14">
+<w:endnotes xmlns:wpc="http://schemas.microsoft.com/office/word/2010/wordprocessingCanvas" xmlns:mc="http://schemas.openxmlformats.org/markup-compatibility/2006" xmlns:o="urn:schemas-microsoft-com:office:office" xmlns:r="http://schemas.openxmlformats.org/officeDocument/2006/relationships" xmlns:m="http://schemas.openxmlformats.org/officeDocument/2006/math" xmlns:v="urn:schemas-microsoft-com:vml" xmlns:wp14="http://schemas.microsoft.com/office/word/2010/wordprocessingDrawing" xmlns:wp="http://schemas.openxmlformats.org/drawingml/2006/wordprocessingDrawing" xmlns:w10="urn:schemas-microsoft-com:office:word" xmlns:w="http://schemas.openxmlformats.org/wordprocessingml/2006/main" xmlns:w14="http://schemas.microsoft.com/office/word/2010/wordml" xmlns:w15="http://schemas.microsoft.com/office/word/2012/wordml" xmlns:wpg="http://schemas.microsoft.com/office/word/2010/wordprocessingGroup" xmlns:wpi="http://schemas.microsoft.com/office/word/2010/wordprocessingInk" xmlns:wne="http://schemas.microsoft.com/office/word/2006/wordml" xmlns:wps="http://schemas.microsoft.com/office/word/2010/wordprocessingShape" mc:Ignorable="w14 w15 wp14">
   <w:endnote w:type="separator" w:id="-1">
     <w:p>
       <w:r>
@@ -2968,7 +2460,7 @@
 </file>
 
 <file path=word/footer1.xml><?xml version="1.0" encoding="utf-8"?>
-<w:ftr xmlns:wpc="http://schemas.microsoft.com/office/word/2010/wordprocessingCanvas" xmlns:cx="http://schemas.microsoft.com/office/drawing/2014/chartex" xmlns:cx1="http://schemas.microsoft.com/office/drawing/2015/9/8/chartex" xmlns:cx2="http://schemas.microsoft.com/office/drawing/2015/10/21/chartex" xmlns:cx3="http://schemas.microsoft.com/office/drawing/2016/5/9/chartex" xmlns:cx4="http://schemas.microsoft.com/office/drawing/2016/5/10/chartex" xmlns:cx5="http://schemas.microsoft.com/office/drawing/2016/5/11/chartex" xmlns:cx6="http://schemas.microsoft.com/office/drawing/2016/5/12/chartex" xmlns:cx7="http://schemas.microsoft.com/office/drawing/2016/5/13/chartex" xmlns:cx8="http://schemas.microsoft.com/office/drawing/2016/5/14/chartex" xmlns:mc="http://schemas.openxmlformats.org/markup-compatibility/2006" xmlns:aink="http://schemas.microsoft.com/office/drawing/2016/ink" xmlns:am3d="http://schemas.microsoft.com/office/drawing/2017/model3d" xmlns:o="urn:schemas-microsoft-com:office:office" xmlns:r="http://schemas.openxmlformats.org/officeDocument/2006/relationships" xmlns:m="http://schemas.openxmlformats.org/officeDocument/2006/math" xmlns:v="urn:schemas-microsoft-com:vml" xmlns:wp14="http://schemas.microsoft.com/office/word/2010/wordprocessingDrawing" xmlns:wp="http://schemas.openxmlformats.org/drawingml/2006/wordprocessingDrawing" xmlns:w10="urn:schemas-microsoft-com:office:word" xmlns:w="http://schemas.openxmlformats.org/wordprocessingml/2006/main" xmlns:w14="http://schemas.microsoft.com/office/word/2010/wordml" xmlns:w15="http://schemas.microsoft.com/office/word/2012/wordml" xmlns:w16cex="http://schemas.microsoft.com/office/word/2018/wordml/cex" xmlns:w16cid="http://schemas.microsoft.com/office/word/2016/wordml/cid" xmlns:w16="http://schemas.microsoft.com/office/word/2018/wordml" xmlns:w16sdtdh="http://schemas.microsoft.com/office/word/2020/wordml/sdtdatahash" xmlns:w16se="http://schemas.microsoft.com/office/word/2015/wordml/symex" xmlns:wpg="http://schemas.microsoft.com/office/word/2010/wordprocessingGroup" xmlns:wpi="http://schemas.microsoft.com/office/word/2010/wordprocessingInk" xmlns:wne="http://schemas.microsoft.com/office/word/2006/wordml" xmlns:wps="http://schemas.microsoft.com/office/word/2010/wordprocessingShape" mc:Ignorable="w14 w15 w16se w16cid w16 w16cex w16sdtdh wp14">
+<w:ftr xmlns:wpc="http://schemas.microsoft.com/office/word/2010/wordprocessingCanvas" xmlns:mc="http://schemas.openxmlformats.org/markup-compatibility/2006" xmlns:o="urn:schemas-microsoft-com:office:office" xmlns:r="http://schemas.openxmlformats.org/officeDocument/2006/relationships" xmlns:m="http://schemas.openxmlformats.org/officeDocument/2006/math" xmlns:v="urn:schemas-microsoft-com:vml" xmlns:wp14="http://schemas.microsoft.com/office/word/2010/wordprocessingDrawing" xmlns:wp="http://schemas.openxmlformats.org/drawingml/2006/wordprocessingDrawing" xmlns:w10="urn:schemas-microsoft-com:office:word" xmlns:w="http://schemas.openxmlformats.org/wordprocessingml/2006/main" xmlns:w14="http://schemas.microsoft.com/office/word/2010/wordml" xmlns:w15="http://schemas.microsoft.com/office/word/2012/wordml" xmlns:wpg="http://schemas.microsoft.com/office/word/2010/wordprocessingGroup" xmlns:wpi="http://schemas.microsoft.com/office/word/2010/wordprocessingInk" xmlns:wne="http://schemas.microsoft.com/office/word/2006/wordml" xmlns:wps="http://schemas.microsoft.com/office/word/2010/wordprocessingShape" mc:Ignorable="w14 w15 wp14">
   <w:p>
     <w:pPr>
       <w:pStyle w:val="Footer"/>
@@ -2978,7 +2470,7 @@
 </file>
 
 <file path=word/footer2.xml><?xml version="1.0" encoding="utf-8"?>
-<w:ftr xmlns:wpc="http://schemas.microsoft.com/office/word/2010/wordprocessingCanvas" xmlns:cx="http://schemas.microsoft.com/office/drawing/2014/chartex" xmlns:cx1="http://schemas.microsoft.com/office/drawing/2015/9/8/chartex" xmlns:cx2="http://schemas.microsoft.com/office/drawing/2015/10/21/chartex" xmlns:cx3="http://schemas.microsoft.com/office/drawing/2016/5/9/chartex" xmlns:cx4="http://schemas.microsoft.com/office/drawing/2016/5/10/chartex" xmlns:cx5="http://schemas.microsoft.com/office/drawing/2016/5/11/chartex" xmlns:cx6="http://schemas.microsoft.com/office/drawing/2016/5/12/chartex" xmlns:cx7="http://schemas.microsoft.com/office/drawing/2016/5/13/chartex" xmlns:cx8="http://schemas.microsoft.com/office/drawing/2016/5/14/chartex" xmlns:mc="http://schemas.openxmlformats.org/markup-compatibility/2006" xmlns:aink="http://schemas.microsoft.com/office/drawing/2016/ink" xmlns:am3d="http://schemas.microsoft.com/office/drawing/2017/model3d" xmlns:o="urn:schemas-microsoft-com:office:office" xmlns:r="http://schemas.openxmlformats.org/officeDocument/2006/relationships" xmlns:m="http://schemas.openxmlformats.org/officeDocument/2006/math" xmlns:v="urn:schemas-microsoft-com:vml" xmlns:wp14="http://schemas.microsoft.com/office/word/2010/wordprocessingDrawing" xmlns:wp="http://schemas.openxmlformats.org/drawingml/2006/wordprocessingDrawing" xmlns:w10="urn:schemas-microsoft-com:office:word" xmlns:w="http://schemas.openxmlformats.org/wordprocessingml/2006/main" xmlns:w14="http://schemas.microsoft.com/office/word/2010/wordml" xmlns:w15="http://schemas.microsoft.com/office/word/2012/wordml" xmlns:w16cex="http://schemas.microsoft.com/office/word/2018/wordml/cex" xmlns:w16cid="http://schemas.microsoft.com/office/word/2016/wordml/cid" xmlns:w16="http://schemas.microsoft.com/office/word/2018/wordml" xmlns:w16sdtdh="http://schemas.microsoft.com/office/word/2020/wordml/sdtdatahash" xmlns:w16se="http://schemas.microsoft.com/office/word/2015/wordml/symex" xmlns:wpg="http://schemas.microsoft.com/office/word/2010/wordprocessingGroup" xmlns:wpi="http://schemas.microsoft.com/office/word/2010/wordprocessingInk" xmlns:wne="http://schemas.microsoft.com/office/word/2006/wordml" xmlns:wps="http://schemas.microsoft.com/office/word/2010/wordprocessingShape" mc:Ignorable="w14 w15 w16se w16cid w16 w16cex w16sdtdh wp14">
+<w:ftr xmlns:wpc="http://schemas.microsoft.com/office/word/2010/wordprocessingCanvas" xmlns:mc="http://schemas.openxmlformats.org/markup-compatibility/2006" xmlns:o="urn:schemas-microsoft-com:office:office" xmlns:r="http://schemas.openxmlformats.org/officeDocument/2006/relationships" xmlns:m="http://schemas.openxmlformats.org/officeDocument/2006/math" xmlns:v="urn:schemas-microsoft-com:vml" xmlns:wp14="http://schemas.microsoft.com/office/word/2010/wordprocessingDrawing" xmlns:wp="http://schemas.openxmlformats.org/drawingml/2006/wordprocessingDrawing" xmlns:w10="urn:schemas-microsoft-com:office:word" xmlns:w="http://schemas.openxmlformats.org/wordprocessingml/2006/main" xmlns:w14="http://schemas.microsoft.com/office/word/2010/wordml" xmlns:w15="http://schemas.microsoft.com/office/word/2012/wordml" xmlns:wpg="http://schemas.microsoft.com/office/word/2010/wordprocessingGroup" xmlns:wpi="http://schemas.microsoft.com/office/word/2010/wordprocessingInk" xmlns:wne="http://schemas.microsoft.com/office/word/2006/wordml" xmlns:wps="http://schemas.microsoft.com/office/word/2010/wordprocessingShape" mc:Ignorable="w14 w15 wp14">
   <w:sdt>
     <w:sdtPr>
       <w:id w:val="-901824678"/>
@@ -3037,122 +2529,14 @@
         <w:sz w:val="16"/>
         <w:szCs w:val="16"/>
       </w:rPr>
-      <w:t xml:space="preserve">Mouza: </w:t>
-    </w:r>
-    <w:proofErr w:type="spellStart"/>
-    <w:r>
-      <w:rPr>
-        <w:rFonts w:ascii="Tahoma" w:hAnsi="Tahoma" w:cs="Tahoma"/>
-        <w:sz w:val="16"/>
-        <w:szCs w:val="16"/>
-      </w:rPr>
-      <w:t>Depashai</w:t>
-    </w:r>
-    <w:proofErr w:type="spellEnd"/>
-    <w:r>
-      <w:rPr>
-        <w:rFonts w:ascii="Tahoma" w:hAnsi="Tahoma" w:cs="Tahoma"/>
-        <w:sz w:val="16"/>
-        <w:szCs w:val="16"/>
-      </w:rPr>
-      <w:t xml:space="preserve">, </w:t>
-    </w:r>
-    <w:proofErr w:type="gramStart"/>
-    <w:r>
-      <w:rPr>
-        <w:rFonts w:ascii="Tahoma" w:hAnsi="Tahoma" w:cs="Tahoma"/>
-        <w:sz w:val="16"/>
-        <w:szCs w:val="16"/>
-      </w:rPr>
-      <w:t>U.P</w:t>
-    </w:r>
-    <w:proofErr w:type="gramEnd"/>
-    <w:r>
-      <w:rPr>
-        <w:rFonts w:ascii="Tahoma" w:hAnsi="Tahoma" w:cs="Tahoma"/>
-        <w:sz w:val="16"/>
-        <w:szCs w:val="16"/>
-      </w:rPr>
-      <w:t xml:space="preserve">: </w:t>
-    </w:r>
-    <w:proofErr w:type="spellStart"/>
-    <w:r>
-      <w:rPr>
-        <w:rFonts w:ascii="Tahoma" w:hAnsi="Tahoma" w:cs="Tahoma"/>
-        <w:sz w:val="16"/>
-        <w:szCs w:val="16"/>
-      </w:rPr>
-      <w:t>Sombag</w:t>
-    </w:r>
-    <w:proofErr w:type="spellEnd"/>
-    <w:r>
-      <w:rPr>
-        <w:rFonts w:ascii="Tahoma" w:hAnsi="Tahoma" w:cs="Tahoma"/>
-        <w:sz w:val="16"/>
-        <w:szCs w:val="16"/>
-      </w:rPr>
-      <w:t xml:space="preserve">, </w:t>
-    </w:r>
-    <w:proofErr w:type="spellStart"/>
-    <w:r>
-      <w:rPr>
-        <w:rFonts w:ascii="Tahoma" w:hAnsi="Tahoma" w:cs="Tahoma"/>
-        <w:sz w:val="16"/>
-        <w:szCs w:val="16"/>
-      </w:rPr>
-      <w:t>Kalampur</w:t>
-    </w:r>
-    <w:proofErr w:type="spellEnd"/>
-    <w:r>
-      <w:rPr>
-        <w:rFonts w:ascii="Tahoma" w:hAnsi="Tahoma" w:cs="Tahoma"/>
-        <w:sz w:val="16"/>
-        <w:szCs w:val="16"/>
-      </w:rPr>
-      <w:t xml:space="preserve">, P.S: </w:t>
-    </w:r>
-    <w:proofErr w:type="spellStart"/>
-    <w:r>
-      <w:rPr>
-        <w:rFonts w:ascii="Tahoma" w:hAnsi="Tahoma" w:cs="Tahoma"/>
-        <w:sz w:val="16"/>
-        <w:szCs w:val="16"/>
-      </w:rPr>
-      <w:t>Dhamrai</w:t>
-    </w:r>
-    <w:proofErr w:type="spellEnd"/>
-    <w:r>
-      <w:rPr>
-        <w:rFonts w:ascii="Tahoma" w:hAnsi="Tahoma" w:cs="Tahoma"/>
-        <w:sz w:val="16"/>
-        <w:szCs w:val="16"/>
-      </w:rPr>
-      <w:t xml:space="preserve"> District: Dhaka, </w:t>
-    </w:r>
-    <w:proofErr w:type="spellStart"/>
-    <w:r>
-      <w:rPr>
-        <w:rFonts w:ascii="Tahoma" w:hAnsi="Tahoma" w:cs="Tahoma"/>
-        <w:sz w:val="16"/>
-        <w:szCs w:val="16"/>
-      </w:rPr>
-      <w:t>Bangladesh.Web</w:t>
-    </w:r>
-    <w:proofErr w:type="spellEnd"/>
-    <w:r>
-      <w:rPr>
-        <w:rFonts w:ascii="Tahoma" w:hAnsi="Tahoma" w:cs="Tahoma"/>
-        <w:sz w:val="16"/>
-        <w:szCs w:val="16"/>
-      </w:rPr>
-      <w:t>: www.ocl-bd.com Phone: +8809612223355</w:t>
+      <w:t>Mouza: Depashai, U.P: Sombag, Kalampur, P.S: Dhamrai District: Dhaka, Bangladesh.Web: www.ocl-bd.com Phone: +8809612223355</w:t>
     </w:r>
   </w:p>
 </w:ftr>
 </file>
 
 <file path=word/footer3.xml><?xml version="1.0" encoding="utf-8"?>
-<w:ftr xmlns:wpc="http://schemas.microsoft.com/office/word/2010/wordprocessingCanvas" xmlns:cx="http://schemas.microsoft.com/office/drawing/2014/chartex" xmlns:cx1="http://schemas.microsoft.com/office/drawing/2015/9/8/chartex" xmlns:cx2="http://schemas.microsoft.com/office/drawing/2015/10/21/chartex" xmlns:cx3="http://schemas.microsoft.com/office/drawing/2016/5/9/chartex" xmlns:cx4="http://schemas.microsoft.com/office/drawing/2016/5/10/chartex" xmlns:cx5="http://schemas.microsoft.com/office/drawing/2016/5/11/chartex" xmlns:cx6="http://schemas.microsoft.com/office/drawing/2016/5/12/chartex" xmlns:cx7="http://schemas.microsoft.com/office/drawing/2016/5/13/chartex" xmlns:cx8="http://schemas.microsoft.com/office/drawing/2016/5/14/chartex" xmlns:mc="http://schemas.openxmlformats.org/markup-compatibility/2006" xmlns:aink="http://schemas.microsoft.com/office/drawing/2016/ink" xmlns:am3d="http://schemas.microsoft.com/office/drawing/2017/model3d" xmlns:o="urn:schemas-microsoft-com:office:office" xmlns:r="http://schemas.openxmlformats.org/officeDocument/2006/relationships" xmlns:m="http://schemas.openxmlformats.org/officeDocument/2006/math" xmlns:v="urn:schemas-microsoft-com:vml" xmlns:wp14="http://schemas.microsoft.com/office/word/2010/wordprocessingDrawing" xmlns:wp="http://schemas.openxmlformats.org/drawingml/2006/wordprocessingDrawing" xmlns:w10="urn:schemas-microsoft-com:office:word" xmlns:w="http://schemas.openxmlformats.org/wordprocessingml/2006/main" xmlns:w14="http://schemas.microsoft.com/office/word/2010/wordml" xmlns:w15="http://schemas.microsoft.com/office/word/2012/wordml" xmlns:w16cex="http://schemas.microsoft.com/office/word/2018/wordml/cex" xmlns:w16cid="http://schemas.microsoft.com/office/word/2016/wordml/cid" xmlns:w16="http://schemas.microsoft.com/office/word/2018/wordml" xmlns:w16sdtdh="http://schemas.microsoft.com/office/word/2020/wordml/sdtdatahash" xmlns:w16se="http://schemas.microsoft.com/office/word/2015/wordml/symex" xmlns:wpg="http://schemas.microsoft.com/office/word/2010/wordprocessingGroup" xmlns:wpi="http://schemas.microsoft.com/office/word/2010/wordprocessingInk" xmlns:wne="http://schemas.microsoft.com/office/word/2006/wordml" xmlns:wps="http://schemas.microsoft.com/office/word/2010/wordprocessingShape" mc:Ignorable="w14 w15 w16se w16cid w16 w16cex w16sdtdh wp14">
+<w:ftr xmlns:wpc="http://schemas.microsoft.com/office/word/2010/wordprocessingCanvas" xmlns:mc="http://schemas.openxmlformats.org/markup-compatibility/2006" xmlns:o="urn:schemas-microsoft-com:office:office" xmlns:r="http://schemas.openxmlformats.org/officeDocument/2006/relationships" xmlns:m="http://schemas.openxmlformats.org/officeDocument/2006/math" xmlns:v="urn:schemas-microsoft-com:vml" xmlns:wp14="http://schemas.microsoft.com/office/word/2010/wordprocessingDrawing" xmlns:wp="http://schemas.openxmlformats.org/drawingml/2006/wordprocessingDrawing" xmlns:w10="urn:schemas-microsoft-com:office:word" xmlns:w="http://schemas.openxmlformats.org/wordprocessingml/2006/main" xmlns:w14="http://schemas.microsoft.com/office/word/2010/wordml" xmlns:w15="http://schemas.microsoft.com/office/word/2012/wordml" xmlns:wpg="http://schemas.microsoft.com/office/word/2010/wordprocessingGroup" xmlns:wpi="http://schemas.microsoft.com/office/word/2010/wordprocessingInk" xmlns:wne="http://schemas.microsoft.com/office/word/2006/wordml" xmlns:wps="http://schemas.microsoft.com/office/word/2010/wordprocessingShape" mc:Ignorable="w14 w15 wp14">
   <w:p>
     <w:pPr>
       <w:pStyle w:val="Footer"/>
@@ -3162,7 +2546,7 @@
 </file>
 
 <file path=word/footnotes.xml><?xml version="1.0" encoding="utf-8"?>
-<w:footnotes xmlns:wpc="http://schemas.microsoft.com/office/word/2010/wordprocessingCanvas" xmlns:cx="http://schemas.microsoft.com/office/drawing/2014/chartex" xmlns:cx1="http://schemas.microsoft.com/office/drawing/2015/9/8/chartex" xmlns:cx2="http://schemas.microsoft.com/office/drawing/2015/10/21/chartex" xmlns:cx3="http://schemas.microsoft.com/office/drawing/2016/5/9/chartex" xmlns:cx4="http://schemas.microsoft.com/office/drawing/2016/5/10/chartex" xmlns:cx5="http://schemas.microsoft.com/office/drawing/2016/5/11/chartex" xmlns:cx6="http://schemas.microsoft.com/office/drawing/2016/5/12/chartex" xmlns:cx7="http://schemas.microsoft.com/office/drawing/2016/5/13/chartex" xmlns:cx8="http://schemas.microsoft.com/office/drawing/2016/5/14/chartex" xmlns:mc="http://schemas.openxmlformats.org/markup-compatibility/2006" xmlns:aink="http://schemas.microsoft.com/office/drawing/2016/ink" xmlns:am3d="http://schemas.microsoft.com/office/drawing/2017/model3d" xmlns:o="urn:schemas-microsoft-com:office:office" xmlns:r="http://schemas.openxmlformats.org/officeDocument/2006/relationships" xmlns:m="http://schemas.openxmlformats.org/officeDocument/2006/math" xmlns:v="urn:schemas-microsoft-com:vml" xmlns:wp14="http://schemas.microsoft.com/office/word/2010/wordprocessingDrawing" xmlns:wp="http://schemas.openxmlformats.org/drawingml/2006/wordprocessingDrawing" xmlns:w10="urn:schemas-microsoft-com:office:word" xmlns:w="http://schemas.openxmlformats.org/wordprocessingml/2006/main" xmlns:w14="http://schemas.microsoft.com/office/word/2010/wordml" xmlns:w15="http://schemas.microsoft.com/office/word/2012/wordml" xmlns:w16cex="http://schemas.microsoft.com/office/word/2018/wordml/cex" xmlns:w16cid="http://schemas.microsoft.com/office/word/2016/wordml/cid" xmlns:w16="http://schemas.microsoft.com/office/word/2018/wordml" xmlns:w16sdtdh="http://schemas.microsoft.com/office/word/2020/wordml/sdtdatahash" xmlns:w16se="http://schemas.microsoft.com/office/word/2015/wordml/symex" xmlns:wpg="http://schemas.microsoft.com/office/word/2010/wordprocessingGroup" xmlns:wpi="http://schemas.microsoft.com/office/word/2010/wordprocessingInk" xmlns:wne="http://schemas.microsoft.com/office/word/2006/wordml" xmlns:wps="http://schemas.microsoft.com/office/word/2010/wordprocessingShape" mc:Ignorable="w14 w15 w16se w16cid w16 w16cex w16sdtdh wp14">
+<w:footnotes xmlns:wpc="http://schemas.microsoft.com/office/word/2010/wordprocessingCanvas" xmlns:mc="http://schemas.openxmlformats.org/markup-compatibility/2006" xmlns:o="urn:schemas-microsoft-com:office:office" xmlns:r="http://schemas.openxmlformats.org/officeDocument/2006/relationships" xmlns:m="http://schemas.openxmlformats.org/officeDocument/2006/math" xmlns:v="urn:schemas-microsoft-com:vml" xmlns:wp14="http://schemas.microsoft.com/office/word/2010/wordprocessingDrawing" xmlns:wp="http://schemas.openxmlformats.org/drawingml/2006/wordprocessingDrawing" xmlns:w10="urn:schemas-microsoft-com:office:word" xmlns:w="http://schemas.openxmlformats.org/wordprocessingml/2006/main" xmlns:w14="http://schemas.microsoft.com/office/word/2010/wordml" xmlns:w15="http://schemas.microsoft.com/office/word/2012/wordml" xmlns:wpg="http://schemas.microsoft.com/office/word/2010/wordprocessingGroup" xmlns:wpi="http://schemas.microsoft.com/office/word/2010/wordprocessingInk" xmlns:wne="http://schemas.microsoft.com/office/word/2006/wordml" xmlns:wps="http://schemas.microsoft.com/office/word/2010/wordprocessingShape" mc:Ignorable="w14 w15 wp14">
   <w:footnote w:type="separator" w:id="-1">
     <w:p>
       <w:r>
@@ -3181,7 +2565,7 @@
 </file>
 
 <file path=word/header1.xml><?xml version="1.0" encoding="utf-8"?>
-<w:hdr xmlns:wpc="http://schemas.microsoft.com/office/word/2010/wordprocessingCanvas" xmlns:cx="http://schemas.microsoft.com/office/drawing/2014/chartex" xmlns:cx1="http://schemas.microsoft.com/office/drawing/2015/9/8/chartex" xmlns:cx2="http://schemas.microsoft.com/office/drawing/2015/10/21/chartex" xmlns:cx3="http://schemas.microsoft.com/office/drawing/2016/5/9/chartex" xmlns:cx4="http://schemas.microsoft.com/office/drawing/2016/5/10/chartex" xmlns:cx5="http://schemas.microsoft.com/office/drawing/2016/5/11/chartex" xmlns:cx6="http://schemas.microsoft.com/office/drawing/2016/5/12/chartex" xmlns:cx7="http://schemas.microsoft.com/office/drawing/2016/5/13/chartex" xmlns:cx8="http://schemas.microsoft.com/office/drawing/2016/5/14/chartex" xmlns:mc="http://schemas.openxmlformats.org/markup-compatibility/2006" xmlns:aink="http://schemas.microsoft.com/office/drawing/2016/ink" xmlns:am3d="http://schemas.microsoft.com/office/drawing/2017/model3d" xmlns:o="urn:schemas-microsoft-com:office:office" xmlns:r="http://schemas.openxmlformats.org/officeDocument/2006/relationships" xmlns:m="http://schemas.openxmlformats.org/officeDocument/2006/math" xmlns:v="urn:schemas-microsoft-com:vml" xmlns:wp14="http://schemas.microsoft.com/office/word/2010/wordprocessingDrawing" xmlns:wp="http://schemas.openxmlformats.org/drawingml/2006/wordprocessingDrawing" xmlns:w10="urn:schemas-microsoft-com:office:word" xmlns:w="http://schemas.openxmlformats.org/wordprocessingml/2006/main" xmlns:w14="http://schemas.microsoft.com/office/word/2010/wordml" xmlns:w15="http://schemas.microsoft.com/office/word/2012/wordml" xmlns:w16cex="http://schemas.microsoft.com/office/word/2018/wordml/cex" xmlns:w16cid="http://schemas.microsoft.com/office/word/2016/wordml/cid" xmlns:w16="http://schemas.microsoft.com/office/word/2018/wordml" xmlns:w16sdtdh="http://schemas.microsoft.com/office/word/2020/wordml/sdtdatahash" xmlns:w16se="http://schemas.microsoft.com/office/word/2015/wordml/symex" xmlns:wpg="http://schemas.microsoft.com/office/word/2010/wordprocessingGroup" xmlns:wpi="http://schemas.microsoft.com/office/word/2010/wordprocessingInk" xmlns:wne="http://schemas.microsoft.com/office/word/2006/wordml" xmlns:wps="http://schemas.microsoft.com/office/word/2010/wordprocessingShape" mc:Ignorable="w14 w15 w16se w16cid w16 w16cex w16sdtdh wp14">
+<w:hdr xmlns:wpc="http://schemas.microsoft.com/office/word/2010/wordprocessingCanvas" xmlns:mc="http://schemas.openxmlformats.org/markup-compatibility/2006" xmlns:o="urn:schemas-microsoft-com:office:office" xmlns:r="http://schemas.openxmlformats.org/officeDocument/2006/relationships" xmlns:m="http://schemas.openxmlformats.org/officeDocument/2006/math" xmlns:v="urn:schemas-microsoft-com:vml" xmlns:wp14="http://schemas.microsoft.com/office/word/2010/wordprocessingDrawing" xmlns:wp="http://schemas.openxmlformats.org/drawingml/2006/wordprocessingDrawing" xmlns:w10="urn:schemas-microsoft-com:office:word" xmlns:w="http://schemas.openxmlformats.org/wordprocessingml/2006/main" xmlns:w14="http://schemas.microsoft.com/office/word/2010/wordml" xmlns:w15="http://schemas.microsoft.com/office/word/2012/wordml" xmlns:wpg="http://schemas.microsoft.com/office/word/2010/wordprocessingGroup" xmlns:wpi="http://schemas.microsoft.com/office/word/2010/wordprocessingInk" xmlns:wne="http://schemas.microsoft.com/office/word/2006/wordml" xmlns:wps="http://schemas.microsoft.com/office/word/2010/wordprocessingShape" mc:Ignorable="w14 w15 wp14">
   <w:p>
     <w:pPr>
       <w:pStyle w:val="Header"/>
@@ -3191,7 +2575,7 @@
 </file>
 
 <file path=word/header2.xml><?xml version="1.0" encoding="utf-8"?>
-<w:hdr xmlns:wpc="http://schemas.microsoft.com/office/word/2010/wordprocessingCanvas" xmlns:cx="http://schemas.microsoft.com/office/drawing/2014/chartex" xmlns:cx1="http://schemas.microsoft.com/office/drawing/2015/9/8/chartex" xmlns:cx2="http://schemas.microsoft.com/office/drawing/2015/10/21/chartex" xmlns:cx3="http://schemas.microsoft.com/office/drawing/2016/5/9/chartex" xmlns:cx4="http://schemas.microsoft.com/office/drawing/2016/5/10/chartex" xmlns:cx5="http://schemas.microsoft.com/office/drawing/2016/5/11/chartex" xmlns:cx6="http://schemas.microsoft.com/office/drawing/2016/5/12/chartex" xmlns:cx7="http://schemas.microsoft.com/office/drawing/2016/5/13/chartex" xmlns:cx8="http://schemas.microsoft.com/office/drawing/2016/5/14/chartex" xmlns:mc="http://schemas.openxmlformats.org/markup-compatibility/2006" xmlns:aink="http://schemas.microsoft.com/office/drawing/2016/ink" xmlns:am3d="http://schemas.microsoft.com/office/drawing/2017/model3d" xmlns:o="urn:schemas-microsoft-com:office:office" xmlns:r="http://schemas.openxmlformats.org/officeDocument/2006/relationships" xmlns:m="http://schemas.openxmlformats.org/officeDocument/2006/math" xmlns:v="urn:schemas-microsoft-com:vml" xmlns:wp14="http://schemas.microsoft.com/office/word/2010/wordprocessingDrawing" xmlns:wp="http://schemas.openxmlformats.org/drawingml/2006/wordprocessingDrawing" xmlns:w10="urn:schemas-microsoft-com:office:word" xmlns:w="http://schemas.openxmlformats.org/wordprocessingml/2006/main" xmlns:w14="http://schemas.microsoft.com/office/word/2010/wordml" xmlns:w15="http://schemas.microsoft.com/office/word/2012/wordml" xmlns:w16cex="http://schemas.microsoft.com/office/word/2018/wordml/cex" xmlns:w16cid="http://schemas.microsoft.com/office/word/2016/wordml/cid" xmlns:w16="http://schemas.microsoft.com/office/word/2018/wordml" xmlns:w16sdtdh="http://schemas.microsoft.com/office/word/2020/wordml/sdtdatahash" xmlns:w16se="http://schemas.microsoft.com/office/word/2015/wordml/symex" xmlns:wpg="http://schemas.microsoft.com/office/word/2010/wordprocessingGroup" xmlns:wpi="http://schemas.microsoft.com/office/word/2010/wordprocessingInk" xmlns:wne="http://schemas.microsoft.com/office/word/2006/wordml" xmlns:wps="http://schemas.microsoft.com/office/word/2010/wordprocessingShape" mc:Ignorable="w14 w15 w16se w16cid w16 w16cex w16sdtdh wp14">
+<w:hdr xmlns:wpc="http://schemas.microsoft.com/office/word/2010/wordprocessingCanvas" xmlns:mc="http://schemas.openxmlformats.org/markup-compatibility/2006" xmlns:o="urn:schemas-microsoft-com:office:office" xmlns:r="http://schemas.openxmlformats.org/officeDocument/2006/relationships" xmlns:m="http://schemas.openxmlformats.org/officeDocument/2006/math" xmlns:v="urn:schemas-microsoft-com:vml" xmlns:wp14="http://schemas.microsoft.com/office/word/2010/wordprocessingDrawing" xmlns:wp="http://schemas.openxmlformats.org/drawingml/2006/wordprocessingDrawing" xmlns:w10="urn:schemas-microsoft-com:office:word" xmlns:w="http://schemas.openxmlformats.org/wordprocessingml/2006/main" xmlns:w14="http://schemas.microsoft.com/office/word/2010/wordml" xmlns:w15="http://schemas.microsoft.com/office/word/2012/wordml" xmlns:wpg="http://schemas.microsoft.com/office/word/2010/wordprocessingGroup" xmlns:wpi="http://schemas.microsoft.com/office/word/2010/wordprocessingInk" xmlns:wne="http://schemas.microsoft.com/office/word/2006/wordml" xmlns:wps="http://schemas.microsoft.com/office/word/2010/wordprocessingShape" mc:Ignorable="w14 w15 wp14">
   <w:p>
     <w:pPr>
       <w:pStyle w:val="Header"/>
@@ -3271,41 +2655,13 @@
                               <w:szCs w:val="16"/>
                             </w:rPr>
                           </w:pPr>
-                          <w:proofErr w:type="spellStart"/>
                           <w:r>
                             <w:rPr>
                               <w:rFonts w:ascii="Tahoma" w:hAnsi="Tahoma" w:cs="Tahoma"/>
                               <w:sz w:val="16"/>
                               <w:szCs w:val="16"/>
                             </w:rPr>
-                            <w:t>Mouchak</w:t>
-                          </w:r>
-                          <w:proofErr w:type="spellEnd"/>
-                          <w:r>
-                            <w:rPr>
-                              <w:rFonts w:ascii="Tahoma" w:hAnsi="Tahoma" w:cs="Tahoma"/>
-                              <w:sz w:val="16"/>
-                              <w:szCs w:val="16"/>
-                            </w:rPr>
-                            <w:t xml:space="preserve"> Knit Composite Ltd., P.S: </w:t>
-                          </w:r>
-                          <w:proofErr w:type="spellStart"/>
-                          <w:r>
-                            <w:rPr>
-                              <w:rFonts w:ascii="Tahoma" w:hAnsi="Tahoma" w:cs="Tahoma"/>
-                              <w:sz w:val="16"/>
-                              <w:szCs w:val="16"/>
-                            </w:rPr>
-                            <w:t>Kaliakair</w:t>
-                          </w:r>
-                          <w:proofErr w:type="spellEnd"/>
-                          <w:r>
-                            <w:rPr>
-                              <w:rFonts w:ascii="Tahoma" w:hAnsi="Tahoma" w:cs="Tahoma"/>
-                              <w:sz w:val="16"/>
-                              <w:szCs w:val="16"/>
-                            </w:rPr>
-                            <w:t xml:space="preserve"> District: Gazipur-1751,</w:t>
+                            <w:t>Mouchak Knit Composite Ltd., P.S: Kaliakair District: Gazipur-1751,</w:t>
                           </w:r>
                           <w:r>
                             <w:rPr>
@@ -3358,41 +2714,13 @@
                         <w:szCs w:val="16"/>
                       </w:rPr>
                     </w:pPr>
-                    <w:proofErr w:type="spellStart"/>
                     <w:r>
                       <w:rPr>
                         <w:rFonts w:ascii="Tahoma" w:hAnsi="Tahoma" w:cs="Tahoma"/>
                         <w:sz w:val="16"/>
                         <w:szCs w:val="16"/>
                       </w:rPr>
-                      <w:t>Mouchak</w:t>
-                    </w:r>
-                    <w:proofErr w:type="spellEnd"/>
-                    <w:r>
-                      <w:rPr>
-                        <w:rFonts w:ascii="Tahoma" w:hAnsi="Tahoma" w:cs="Tahoma"/>
-                        <w:sz w:val="16"/>
-                        <w:szCs w:val="16"/>
-                      </w:rPr>
-                      <w:t xml:space="preserve"> Knit Composite Ltd., P.S: </w:t>
-                    </w:r>
-                    <w:proofErr w:type="spellStart"/>
-                    <w:r>
-                      <w:rPr>
-                        <w:rFonts w:ascii="Tahoma" w:hAnsi="Tahoma" w:cs="Tahoma"/>
-                        <w:sz w:val="16"/>
-                        <w:szCs w:val="16"/>
-                      </w:rPr>
-                      <w:t>Kaliakair</w:t>
-                    </w:r>
-                    <w:proofErr w:type="spellEnd"/>
-                    <w:r>
-                      <w:rPr>
-                        <w:rFonts w:ascii="Tahoma" w:hAnsi="Tahoma" w:cs="Tahoma"/>
-                        <w:sz w:val="16"/>
-                        <w:szCs w:val="16"/>
-                      </w:rPr>
-                      <w:t xml:space="preserve"> District: Gazipur-1751,</w:t>
+                      <w:t>Mouchak Knit Composite Ltd., P.S: Kaliakair District: Gazipur-1751,</w:t>
                     </w:r>
                     <w:r>
                       <w:rPr>
@@ -3487,7 +2815,6 @@
                               <w:szCs w:val="16"/>
                             </w:rPr>
                           </w:pPr>
-                          <w:proofErr w:type="spellStart"/>
                           <w:r>
                             <w:rPr>
                               <w:rFonts w:ascii="Tahoma" w:hAnsi="Tahoma" w:cs="Tahoma"/>
@@ -3496,18 +2823,7 @@
                               <w:sz w:val="16"/>
                               <w:szCs w:val="16"/>
                             </w:rPr>
-                            <w:t>Mouchak</w:t>
-                          </w:r>
-                          <w:proofErr w:type="spellEnd"/>
-                          <w:r>
-                            <w:rPr>
-                              <w:rFonts w:ascii="Tahoma" w:hAnsi="Tahoma" w:cs="Tahoma"/>
-                              <w:b/>
-                              <w:color w:val="000000" w:themeColor="text1"/>
-                              <w:sz w:val="16"/>
-                              <w:szCs w:val="16"/>
-                            </w:rPr>
-                            <w:t xml:space="preserve"> Knit Composite Ltd.</w:t>
+                            <w:t>Mouchak Knit Composite Ltd.</w:t>
                           </w:r>
                         </w:p>
                       </w:txbxContent>
@@ -3545,7 +2861,6 @@
                         <w:szCs w:val="16"/>
                       </w:rPr>
                     </w:pPr>
-                    <w:proofErr w:type="spellStart"/>
                     <w:r>
                       <w:rPr>
                         <w:rFonts w:ascii="Tahoma" w:hAnsi="Tahoma" w:cs="Tahoma"/>
@@ -3554,18 +2869,7 @@
                         <w:sz w:val="16"/>
                         <w:szCs w:val="16"/>
                       </w:rPr>
-                      <w:t>Mouchak</w:t>
-                    </w:r>
-                    <w:proofErr w:type="spellEnd"/>
-                    <w:r>
-                      <w:rPr>
-                        <w:rFonts w:ascii="Tahoma" w:hAnsi="Tahoma" w:cs="Tahoma"/>
-                        <w:b/>
-                        <w:color w:val="000000" w:themeColor="text1"/>
-                        <w:sz w:val="16"/>
-                        <w:szCs w:val="16"/>
-                      </w:rPr>
-                      <w:t xml:space="preserve"> Knit Composite Ltd.</w:t>
+                      <w:t>Mouchak Knit Composite Ltd.</w:t>
                     </w:r>
                   </w:p>
                 </w:txbxContent>
@@ -3653,6 +2957,8 @@
     <w:r>
       <w:tab/>
     </w:r>
+    <w:bookmarkStart w:id="0" w:name="_GoBack"/>
+    <w:bookmarkEnd w:id="0"/>
   </w:p>
   <w:p>
     <w:pPr>
@@ -3663,7 +2969,7 @@
 </file>
 
 <file path=word/header3.xml><?xml version="1.0" encoding="utf-8"?>
-<w:hdr xmlns:wpc="http://schemas.microsoft.com/office/word/2010/wordprocessingCanvas" xmlns:cx="http://schemas.microsoft.com/office/drawing/2014/chartex" xmlns:cx1="http://schemas.microsoft.com/office/drawing/2015/9/8/chartex" xmlns:cx2="http://schemas.microsoft.com/office/drawing/2015/10/21/chartex" xmlns:cx3="http://schemas.microsoft.com/office/drawing/2016/5/9/chartex" xmlns:cx4="http://schemas.microsoft.com/office/drawing/2016/5/10/chartex" xmlns:cx5="http://schemas.microsoft.com/office/drawing/2016/5/11/chartex" xmlns:cx6="http://schemas.microsoft.com/office/drawing/2016/5/12/chartex" xmlns:cx7="http://schemas.microsoft.com/office/drawing/2016/5/13/chartex" xmlns:cx8="http://schemas.microsoft.com/office/drawing/2016/5/14/chartex" xmlns:mc="http://schemas.openxmlformats.org/markup-compatibility/2006" xmlns:aink="http://schemas.microsoft.com/office/drawing/2016/ink" xmlns:am3d="http://schemas.microsoft.com/office/drawing/2017/model3d" xmlns:o="urn:schemas-microsoft-com:office:office" xmlns:r="http://schemas.openxmlformats.org/officeDocument/2006/relationships" xmlns:m="http://schemas.openxmlformats.org/officeDocument/2006/math" xmlns:v="urn:schemas-microsoft-com:vml" xmlns:wp14="http://schemas.microsoft.com/office/word/2010/wordprocessingDrawing" xmlns:wp="http://schemas.openxmlformats.org/drawingml/2006/wordprocessingDrawing" xmlns:w10="urn:schemas-microsoft-com:office:word" xmlns:w="http://schemas.openxmlformats.org/wordprocessingml/2006/main" xmlns:w14="http://schemas.microsoft.com/office/word/2010/wordml" xmlns:w15="http://schemas.microsoft.com/office/word/2012/wordml" xmlns:w16cex="http://schemas.microsoft.com/office/word/2018/wordml/cex" xmlns:w16cid="http://schemas.microsoft.com/office/word/2016/wordml/cid" xmlns:w16="http://schemas.microsoft.com/office/word/2018/wordml" xmlns:w16sdtdh="http://schemas.microsoft.com/office/word/2020/wordml/sdtdatahash" xmlns:w16se="http://schemas.microsoft.com/office/word/2015/wordml/symex" xmlns:wpg="http://schemas.microsoft.com/office/word/2010/wordprocessingGroup" xmlns:wpi="http://schemas.microsoft.com/office/word/2010/wordprocessingInk" xmlns:wne="http://schemas.microsoft.com/office/word/2006/wordml" xmlns:wps="http://schemas.microsoft.com/office/word/2010/wordprocessingShape" mc:Ignorable="w14 w15 w16se w16cid w16 w16cex w16sdtdh wp14">
+<w:hdr xmlns:wpc="http://schemas.microsoft.com/office/word/2010/wordprocessingCanvas" xmlns:mc="http://schemas.openxmlformats.org/markup-compatibility/2006" xmlns:o="urn:schemas-microsoft-com:office:office" xmlns:r="http://schemas.openxmlformats.org/officeDocument/2006/relationships" xmlns:m="http://schemas.openxmlformats.org/officeDocument/2006/math" xmlns:v="urn:schemas-microsoft-com:vml" xmlns:wp14="http://schemas.microsoft.com/office/word/2010/wordprocessingDrawing" xmlns:wp="http://schemas.openxmlformats.org/drawingml/2006/wordprocessingDrawing" xmlns:w10="urn:schemas-microsoft-com:office:word" xmlns:w="http://schemas.openxmlformats.org/wordprocessingml/2006/main" xmlns:w14="http://schemas.microsoft.com/office/word/2010/wordml" xmlns:w15="http://schemas.microsoft.com/office/word/2012/wordml" xmlns:wpg="http://schemas.microsoft.com/office/word/2010/wordprocessingGroup" xmlns:wpi="http://schemas.microsoft.com/office/word/2010/wordprocessingInk" xmlns:wne="http://schemas.microsoft.com/office/word/2006/wordml" xmlns:wps="http://schemas.microsoft.com/office/word/2010/wordprocessingShape" mc:Ignorable="w14 w15 wp14">
   <w:p>
     <w:pPr>
       <w:pStyle w:val="Header"/>
@@ -3673,8 +2979,8 @@
 </file>
 
 <file path=word/numbering.xml><?xml version="1.0" encoding="utf-8"?>
-<w:numbering xmlns:wpc="http://schemas.microsoft.com/office/word/2010/wordprocessingCanvas" xmlns:cx="http://schemas.microsoft.com/office/drawing/2014/chartex" xmlns:cx1="http://schemas.microsoft.com/office/drawing/2015/9/8/chartex" xmlns:cx2="http://schemas.microsoft.com/office/drawing/2015/10/21/chartex" xmlns:cx3="http://schemas.microsoft.com/office/drawing/2016/5/9/chartex" xmlns:cx4="http://schemas.microsoft.com/office/drawing/2016/5/10/chartex" xmlns:cx5="http://schemas.microsoft.com/office/drawing/2016/5/11/chartex" xmlns:cx6="http://schemas.microsoft.com/office/drawing/2016/5/12/chartex" xmlns:cx7="http://schemas.microsoft.com/office/drawing/2016/5/13/chartex" xmlns:cx8="http://schemas.microsoft.com/office/drawing/2016/5/14/chartex" xmlns:mc="http://schemas.openxmlformats.org/markup-compatibility/2006" xmlns:aink="http://schemas.microsoft.com/office/drawing/2016/ink" xmlns:am3d="http://schemas.microsoft.com/office/drawing/2017/model3d" xmlns:o="urn:schemas-microsoft-com:office:office" xmlns:r="http://schemas.openxmlformats.org/officeDocument/2006/relationships" xmlns:m="http://schemas.openxmlformats.org/officeDocument/2006/math" xmlns:v="urn:schemas-microsoft-com:vml" xmlns:wp14="http://schemas.microsoft.com/office/word/2010/wordprocessingDrawing" xmlns:wp="http://schemas.openxmlformats.org/drawingml/2006/wordprocessingDrawing" xmlns:w10="urn:schemas-microsoft-com:office:word" xmlns:w="http://schemas.openxmlformats.org/wordprocessingml/2006/main" xmlns:w14="http://schemas.microsoft.com/office/word/2010/wordml" xmlns:w15="http://schemas.microsoft.com/office/word/2012/wordml" xmlns:w16cex="http://schemas.microsoft.com/office/word/2018/wordml/cex" xmlns:w16cid="http://schemas.microsoft.com/office/word/2016/wordml/cid" xmlns:w16="http://schemas.microsoft.com/office/word/2018/wordml" xmlns:w16sdtdh="http://schemas.microsoft.com/office/word/2020/wordml/sdtdatahash" xmlns:w16se="http://schemas.microsoft.com/office/word/2015/wordml/symex" xmlns:wpg="http://schemas.microsoft.com/office/word/2010/wordprocessingGroup" xmlns:wpi="http://schemas.microsoft.com/office/word/2010/wordprocessingInk" xmlns:wne="http://schemas.microsoft.com/office/word/2006/wordml" xmlns:wps="http://schemas.microsoft.com/office/word/2010/wordprocessingShape" mc:Ignorable="w14 w15 w16se w16cid w16 w16cex w16sdtdh wp14">
-  <w:abstractNum w:abstractNumId="0" w15:restartNumberingAfterBreak="0">
+<w:numbering xmlns:wpc="http://schemas.microsoft.com/office/word/2010/wordprocessingCanvas" xmlns:mc="http://schemas.openxmlformats.org/markup-compatibility/2006" xmlns:o="urn:schemas-microsoft-com:office:office" xmlns:r="http://schemas.openxmlformats.org/officeDocument/2006/relationships" xmlns:m="http://schemas.openxmlformats.org/officeDocument/2006/math" xmlns:v="urn:schemas-microsoft-com:vml" xmlns:wp14="http://schemas.microsoft.com/office/word/2010/wordprocessingDrawing" xmlns:wp="http://schemas.openxmlformats.org/drawingml/2006/wordprocessingDrawing" xmlns:w10="urn:schemas-microsoft-com:office:word" xmlns:w="http://schemas.openxmlformats.org/wordprocessingml/2006/main" xmlns:w14="http://schemas.microsoft.com/office/word/2010/wordml" xmlns:w15="http://schemas.microsoft.com/office/word/2012/wordml" xmlns:wpg="http://schemas.microsoft.com/office/word/2010/wordprocessingGroup" xmlns:wpi="http://schemas.microsoft.com/office/word/2010/wordprocessingInk" xmlns:wne="http://schemas.microsoft.com/office/word/2006/wordml" xmlns:wps="http://schemas.microsoft.com/office/word/2010/wordprocessingShape" mc:Ignorable="w14 w15 wp14">
+  <w:abstractNum w:abstractNumId="0">
     <w:nsid w:val="19365752"/>
     <w:multiLevelType w:val="hybridMultilevel"/>
     <w:tmpl w:val="DFA0A576"/>
@@ -3763,7 +3069,7 @@
       </w:pPr>
     </w:lvl>
   </w:abstractNum>
-  <w:abstractNum w:abstractNumId="1" w15:restartNumberingAfterBreak="0">
+  <w:abstractNum w:abstractNumId="1">
     <w:nsid w:val="19495CFF"/>
     <w:multiLevelType w:val="hybridMultilevel"/>
     <w:tmpl w:val="79CC075A"/>
@@ -3814,7 +3120,7 @@
       <w:lvlJc w:val="left"/>
     </w:lvl>
   </w:abstractNum>
-  <w:abstractNum w:abstractNumId="2" w15:restartNumberingAfterBreak="0">
+  <w:abstractNum w:abstractNumId="2">
     <w:nsid w:val="66334873"/>
     <w:multiLevelType w:val="hybridMultilevel"/>
     <w:tmpl w:val="71B6F7D8"/>
@@ -3865,7 +3171,7 @@
       <w:lvlJc w:val="left"/>
     </w:lvl>
   </w:abstractNum>
-  <w:abstractNum w:abstractNumId="3" w15:restartNumberingAfterBreak="0">
+  <w:abstractNum w:abstractNumId="3">
     <w:nsid w:val="74B0DC51"/>
     <w:multiLevelType w:val="hybridMultilevel"/>
     <w:tmpl w:val="22FA3D1C"/>
@@ -3932,7 +3238,7 @@
 </file>
 
 <file path=word/styles.xml><?xml version="1.0" encoding="utf-8"?>
-<w:styles xmlns:mc="http://schemas.openxmlformats.org/markup-compatibility/2006" xmlns:r="http://schemas.openxmlformats.org/officeDocument/2006/relationships" xmlns:w="http://schemas.openxmlformats.org/wordprocessingml/2006/main" xmlns:w14="http://schemas.microsoft.com/office/word/2010/wordml" xmlns:w15="http://schemas.microsoft.com/office/word/2012/wordml" xmlns:w16cex="http://schemas.microsoft.com/office/word/2018/wordml/cex" xmlns:w16cid="http://schemas.microsoft.com/office/word/2016/wordml/cid" xmlns:w16="http://schemas.microsoft.com/office/word/2018/wordml" xmlns:w16sdtdh="http://schemas.microsoft.com/office/word/2020/wordml/sdtdatahash" xmlns:w16se="http://schemas.microsoft.com/office/word/2015/wordml/symex" mc:Ignorable="w14 w15 w16se w16cid w16 w16cex w16sdtdh">
+<w:styles xmlns:mc="http://schemas.openxmlformats.org/markup-compatibility/2006" xmlns:r="http://schemas.openxmlformats.org/officeDocument/2006/relationships" xmlns:w="http://schemas.openxmlformats.org/wordprocessingml/2006/main" xmlns:w14="http://schemas.microsoft.com/office/word/2010/wordml" xmlns:w15="http://schemas.microsoft.com/office/word/2012/wordml" mc:Ignorable="w14 w15">
   <w:docDefaults>
     <w:rPrDefault>
       <w:rPr>
@@ -3944,7 +3250,7 @@
     </w:rPrDefault>
     <w:pPrDefault/>
   </w:docDefaults>
-  <w:latentStyles w:defLockedState="0" w:defUIPriority="99" w:defSemiHidden="0" w:defUnhideWhenUsed="0" w:defQFormat="0" w:count="376">
+  <w:latentStyles w:defLockedState="0" w:defUIPriority="99" w:defSemiHidden="0" w:defUnhideWhenUsed="0" w:defQFormat="0" w:count="371">
     <w:lsdException w:name="Normal" w:uiPriority="0" w:qFormat="1"/>
     <w:lsdException w:name="heading 1" w:uiPriority="9" w:qFormat="1"/>
     <w:lsdException w:name="heading 2" w:semiHidden="1" w:uiPriority="9" w:unhideWhenUsed="1" w:qFormat="1"/>
@@ -4050,6 +3356,7 @@
     <w:lsdException w:name="HTML Sample" w:semiHidden="1" w:unhideWhenUsed="1"/>
     <w:lsdException w:name="HTML Typewriter" w:semiHidden="1" w:unhideWhenUsed="1"/>
     <w:lsdException w:name="HTML Variable" w:semiHidden="1" w:unhideWhenUsed="1"/>
+    <w:lsdException w:name="Normal Table" w:semiHidden="1" w:unhideWhenUsed="1"/>
     <w:lsdException w:name="annotation subject" w:semiHidden="1" w:unhideWhenUsed="1"/>
     <w:lsdException w:name="No List" w:semiHidden="1" w:unhideWhenUsed="1"/>
     <w:lsdException w:name="Outline List 1" w:semiHidden="1" w:unhideWhenUsed="1"/>
@@ -4092,8 +3399,11 @@
     <w:lsdException w:name="Table Contemporary" w:semiHidden="1" w:unhideWhenUsed="1"/>
     <w:lsdException w:name="Table Elegant" w:semiHidden="1" w:unhideWhenUsed="1"/>
     <w:lsdException w:name="Table Professional" w:semiHidden="1" w:unhideWhenUsed="1"/>
+    <w:lsdException w:name="Table Subtle 1" w:semiHidden="1" w:unhideWhenUsed="1"/>
     <w:lsdException w:name="Table Subtle 2" w:semiHidden="1" w:unhideWhenUsed="1"/>
     <w:lsdException w:name="Table Web 1" w:semiHidden="1" w:unhideWhenUsed="1"/>
+    <w:lsdException w:name="Table Web 2" w:semiHidden="1" w:unhideWhenUsed="1"/>
+    <w:lsdException w:name="Table Web 3" w:semiHidden="1" w:unhideWhenUsed="1"/>
     <w:lsdException w:name="Balloon Text" w:semiHidden="1" w:unhideWhenUsed="1"/>
     <w:lsdException w:name="Table Grid" w:uiPriority="39"/>
     <w:lsdException w:name="Table Theme" w:semiHidden="1" w:unhideWhenUsed="1"/>
@@ -4312,11 +3622,6 @@
     <w:lsdException w:name="List Table 5 Dark Accent 6" w:uiPriority="50"/>
     <w:lsdException w:name="List Table 6 Colorful Accent 6" w:uiPriority="51"/>
     <w:lsdException w:name="List Table 7 Colorful Accent 6" w:uiPriority="52"/>
-    <w:lsdException w:name="Mention" w:semiHidden="1" w:unhideWhenUsed="1"/>
-    <w:lsdException w:name="Smart Hyperlink" w:semiHidden="1" w:unhideWhenUsed="1"/>
-    <w:lsdException w:name="Hashtag" w:semiHidden="1" w:unhideWhenUsed="1"/>
-    <w:lsdException w:name="Unresolved Mention" w:semiHidden="1" w:unhideWhenUsed="1"/>
-    <w:lsdException w:name="Smart Link" w:semiHidden="1" w:unhideWhenUsed="1"/>
   </w:latentStyles>
   <w:style w:type="paragraph" w:default="1" w:styleId="Normal">
     <w:name w:val="Normal"/>
@@ -4355,6 +3660,7 @@
     <w:uiPriority w:val="39"/>
     <w:rsid w:val="00E11788"/>
     <w:tblPr>
+      <w:tblInd w:w="0" w:type="dxa"/>
       <w:tblBorders>
         <w:top w:val="single" w:sz="4" w:space="0" w:color="auto"/>
         <w:left w:val="single" w:sz="4" w:space="0" w:color="auto"/>
@@ -4363,6 +3669,12 @@
         <w:insideH w:val="single" w:sz="4" w:space="0" w:color="auto"/>
         <w:insideV w:val="single" w:sz="4" w:space="0" w:color="auto"/>
       </w:tblBorders>
+      <w:tblCellMar>
+        <w:top w:w="0" w:type="dxa"/>
+        <w:left w:w="108" w:type="dxa"/>
+        <w:bottom w:w="0" w:type="dxa"/>
+        <w:right w:w="108" w:type="dxa"/>
+      </w:tblCellMar>
     </w:tblPr>
   </w:style>
   <w:style w:type="paragraph" w:styleId="Header">
